--- a/TS-Kramam/TS-6.3/TS 6.3 Tamil Krama Paatam Corrections.docx
+++ b/TS-Kramam/TS-6.3/TS 6.3 Tamil Krama Paatam Corrections.docx
@@ -13,6 +13,16 @@
           <w:u w:val="single"/>
         </w:rPr>
       </w:pPr>
+      <w:r>
+        <w:rPr>
+          <w:b/>
+          <w:bCs/>
+          <w:sz w:val="32"/>
+          <w:szCs w:val="32"/>
+          <w:u w:val="single"/>
+        </w:rPr>
+        <w:t xml:space="preserve"> </w:t>
+      </w:r>
       <w:r>
         <w:rPr>
           <w:b/>
@@ -81,7 +91,18 @@
           <w:szCs w:val="32"/>
           <w:u w:val="single"/>
         </w:rPr>
-        <w:t xml:space="preserve">Observed till </w:t>
+        <w:t xml:space="preserve">Observed </w:t>
+      </w:r>
+      <w:proofErr w:type="gramStart"/>
+      <w:r>
+        <w:rPr>
+          <w:b/>
+          <w:bCs/>
+          <w:sz w:val="32"/>
+          <w:szCs w:val="32"/>
+          <w:u w:val="single"/>
+        </w:rPr>
+        <w:t xml:space="preserve">till </w:t>
       </w:r>
       <w:r>
         <w:rPr>
@@ -94,6 +115,7 @@
         </w:rPr>
         <w:t>????</w:t>
       </w:r>
+      <w:proofErr w:type="gramEnd"/>
     </w:p>
     <w:p>
       <w:pPr>
@@ -258,6 +280,7 @@
                 <w:szCs w:val="28"/>
               </w:rPr>
             </w:pPr>
+            <w:proofErr w:type="gramStart"/>
             <w:r>
               <w:rPr>
                 <w:rFonts w:cs="Arial"/>
@@ -283,7 +306,17 @@
                 <w:sz w:val="28"/>
                 <w:szCs w:val="28"/>
               </w:rPr>
-              <w:t xml:space="preserve">  – Kramam</w:t>
+              <w:t xml:space="preserve">  –</w:t>
+            </w:r>
+            <w:proofErr w:type="gramEnd"/>
+            <w:r>
+              <w:rPr>
+                <w:rFonts w:cs="Arial"/>
+                <w:b/>
+                <w:sz w:val="28"/>
+                <w:szCs w:val="28"/>
+              </w:rPr>
+              <w:t xml:space="preserve"> Kramam</w:t>
             </w:r>
           </w:p>
           <w:p>
@@ -690,6 +723,7 @@
                 <w:szCs w:val="28"/>
               </w:rPr>
             </w:pPr>
+            <w:proofErr w:type="gramStart"/>
             <w:r>
               <w:rPr>
                 <w:rFonts w:cs="Arial"/>
@@ -724,7 +758,17 @@
                 <w:sz w:val="28"/>
                 <w:szCs w:val="28"/>
               </w:rPr>
-              <w:t xml:space="preserve">  – Kramam</w:t>
+              <w:t xml:space="preserve">  –</w:t>
+            </w:r>
+            <w:proofErr w:type="gramEnd"/>
+            <w:r>
+              <w:rPr>
+                <w:rFonts w:cs="Arial"/>
+                <w:b/>
+                <w:sz w:val="28"/>
+                <w:szCs w:val="28"/>
+              </w:rPr>
+              <w:t xml:space="preserve"> Kramam</w:t>
             </w:r>
           </w:p>
           <w:p>
@@ -1333,6 +1377,7 @@
                 <w:szCs w:val="28"/>
               </w:rPr>
             </w:pPr>
+            <w:proofErr w:type="gramStart"/>
             <w:r>
               <w:rPr>
                 <w:rFonts w:cs="Arial"/>
@@ -1349,25 +1394,26 @@
                 <w:sz w:val="28"/>
                 <w:szCs w:val="28"/>
               </w:rPr>
-              <w:t>2.</w:t>
-            </w:r>
-            <w:r>
-              <w:rPr>
-                <w:rFonts w:cs="Arial"/>
-                <w:b/>
-                <w:sz w:val="28"/>
-                <w:szCs w:val="28"/>
-              </w:rPr>
-              <w:t>1</w:t>
-            </w:r>
-            <w:r>
-              <w:rPr>
-                <w:rFonts w:cs="Arial"/>
-                <w:b/>
-                <w:sz w:val="28"/>
-                <w:szCs w:val="28"/>
-              </w:rPr>
-              <w:t xml:space="preserve">  – Kramam</w:t>
+              <w:t>2.1</w:t>
+            </w:r>
+            <w:r>
+              <w:rPr>
+                <w:rFonts w:cs="Arial"/>
+                <w:b/>
+                <w:sz w:val="28"/>
+                <w:szCs w:val="28"/>
+              </w:rPr>
+              <w:t xml:space="preserve">  –</w:t>
+            </w:r>
+            <w:proofErr w:type="gramEnd"/>
+            <w:r>
+              <w:rPr>
+                <w:rFonts w:cs="Arial"/>
+                <w:b/>
+                <w:sz w:val="28"/>
+                <w:szCs w:val="28"/>
+              </w:rPr>
+              <w:t xml:space="preserve"> Kramam</w:t>
             </w:r>
           </w:p>
           <w:p>
@@ -1407,17 +1453,7 @@
                 <w:szCs w:val="28"/>
                 <w:lang w:val="en-IN"/>
               </w:rPr>
-              <w:t xml:space="preserve"> </w:t>
-            </w:r>
-            <w:r>
-              <w:rPr>
-                <w:rFonts w:cs="Arial"/>
-                <w:b/>
-                <w:sz w:val="28"/>
-                <w:szCs w:val="28"/>
-                <w:lang w:val="en-IN"/>
-              </w:rPr>
-              <w:t>10</w:t>
+              <w:t xml:space="preserve"> 10</w:t>
             </w:r>
           </w:p>
           <w:p>
@@ -2075,6 +2111,7 @@
                 <w:szCs w:val="28"/>
               </w:rPr>
             </w:pPr>
+            <w:proofErr w:type="gramStart"/>
             <w:r>
               <w:rPr>
                 <w:rFonts w:cs="Arial"/>
@@ -2091,25 +2128,26 @@
                 <w:sz w:val="28"/>
                 <w:szCs w:val="28"/>
               </w:rPr>
-              <w:t>3</w:t>
-            </w:r>
-            <w:r>
-              <w:rPr>
-                <w:rFonts w:cs="Arial"/>
-                <w:b/>
-                <w:sz w:val="28"/>
-                <w:szCs w:val="28"/>
-              </w:rPr>
-              <w:t>.1</w:t>
-            </w:r>
-            <w:r>
-              <w:rPr>
-                <w:rFonts w:cs="Arial"/>
-                <w:b/>
-                <w:sz w:val="28"/>
-                <w:szCs w:val="28"/>
-              </w:rPr>
-              <w:t xml:space="preserve">  – Kramam</w:t>
+              <w:t>3.1</w:t>
+            </w:r>
+            <w:r>
+              <w:rPr>
+                <w:rFonts w:cs="Arial"/>
+                <w:b/>
+                <w:sz w:val="28"/>
+                <w:szCs w:val="28"/>
+              </w:rPr>
+              <w:t xml:space="preserve">  –</w:t>
+            </w:r>
+            <w:proofErr w:type="gramEnd"/>
+            <w:r>
+              <w:rPr>
+                <w:rFonts w:cs="Arial"/>
+                <w:b/>
+                <w:sz w:val="28"/>
+                <w:szCs w:val="28"/>
+              </w:rPr>
+              <w:t xml:space="preserve"> Kramam</w:t>
             </w:r>
           </w:p>
           <w:p>
@@ -2573,6 +2611,7 @@
                 <w:szCs w:val="28"/>
               </w:rPr>
             </w:pPr>
+            <w:proofErr w:type="gramStart"/>
             <w:r>
               <w:rPr>
                 <w:rFonts w:cs="Arial"/>
@@ -2598,7 +2637,17 @@
                 <w:sz w:val="28"/>
                 <w:szCs w:val="28"/>
               </w:rPr>
-              <w:t xml:space="preserve">  – Kramam</w:t>
+              <w:t xml:space="preserve">  –</w:t>
+            </w:r>
+            <w:proofErr w:type="gramEnd"/>
+            <w:r>
+              <w:rPr>
+                <w:rFonts w:cs="Arial"/>
+                <w:b/>
+                <w:sz w:val="28"/>
+                <w:szCs w:val="28"/>
+              </w:rPr>
+              <w:t xml:space="preserve"> Kramam</w:t>
             </w:r>
           </w:p>
           <w:p>
@@ -3026,6 +3075,7 @@
                 <w:szCs w:val="28"/>
               </w:rPr>
             </w:pPr>
+            <w:proofErr w:type="gramStart"/>
             <w:r>
               <w:rPr>
                 <w:rFonts w:cs="Arial"/>
@@ -3034,7 +3084,17 @@
                 <w:szCs w:val="28"/>
               </w:rPr>
               <w:lastRenderedPageBreak/>
-              <w:t>T.S.6.3.3.6  – Kramam</w:t>
+              <w:t>T.S.6.3.3.6  –</w:t>
+            </w:r>
+            <w:proofErr w:type="gramEnd"/>
+            <w:r>
+              <w:rPr>
+                <w:rFonts w:cs="Arial"/>
+                <w:b/>
+                <w:sz w:val="28"/>
+                <w:szCs w:val="28"/>
+              </w:rPr>
+              <w:t xml:space="preserve"> Kramam</w:t>
             </w:r>
           </w:p>
           <w:p>
@@ -3535,6 +3595,7 @@
                 <w:szCs w:val="28"/>
               </w:rPr>
             </w:pPr>
+            <w:proofErr w:type="gramStart"/>
             <w:r>
               <w:rPr>
                 <w:rFonts w:cs="Arial"/>
@@ -3578,7 +3639,17 @@
                 <w:sz w:val="28"/>
                 <w:szCs w:val="28"/>
               </w:rPr>
-              <w:t xml:space="preserve">  – Kramam</w:t>
+              <w:t xml:space="preserve">  –</w:t>
+            </w:r>
+            <w:proofErr w:type="gramEnd"/>
+            <w:r>
+              <w:rPr>
+                <w:rFonts w:cs="Arial"/>
+                <w:b/>
+                <w:sz w:val="28"/>
+                <w:szCs w:val="28"/>
+              </w:rPr>
+              <w:t xml:space="preserve"> Kramam</w:t>
             </w:r>
           </w:p>
           <w:p>
@@ -4038,6 +4109,7 @@
                 <w:szCs w:val="28"/>
               </w:rPr>
             </w:pPr>
+            <w:proofErr w:type="gramStart"/>
             <w:r>
               <w:rPr>
                 <w:rFonts w:cs="Arial"/>
@@ -4081,7 +4153,17 @@
                 <w:sz w:val="28"/>
                 <w:szCs w:val="28"/>
               </w:rPr>
-              <w:t xml:space="preserve">  – Kramam</w:t>
+              <w:t xml:space="preserve">  –</w:t>
+            </w:r>
+            <w:proofErr w:type="gramEnd"/>
+            <w:r>
+              <w:rPr>
+                <w:rFonts w:cs="Arial"/>
+                <w:b/>
+                <w:sz w:val="28"/>
+                <w:szCs w:val="28"/>
+              </w:rPr>
+              <w:t xml:space="preserve"> Kramam</w:t>
             </w:r>
           </w:p>
           <w:p>
@@ -4389,6 +4471,7 @@
                 <w:szCs w:val="28"/>
               </w:rPr>
             </w:pPr>
+            <w:proofErr w:type="gramStart"/>
             <w:r>
               <w:rPr>
                 <w:rFonts w:cs="Arial"/>
@@ -4423,7 +4506,17 @@
                 <w:sz w:val="28"/>
                 <w:szCs w:val="28"/>
               </w:rPr>
-              <w:t xml:space="preserve">  – Kramam</w:t>
+              <w:t xml:space="preserve">  –</w:t>
+            </w:r>
+            <w:proofErr w:type="gramEnd"/>
+            <w:r>
+              <w:rPr>
+                <w:rFonts w:cs="Arial"/>
+                <w:b/>
+                <w:sz w:val="28"/>
+                <w:szCs w:val="28"/>
+              </w:rPr>
+              <w:t xml:space="preserve"> Kramam</w:t>
             </w:r>
           </w:p>
           <w:p>
@@ -5066,6 +5159,7 @@
                 <w:szCs w:val="28"/>
               </w:rPr>
             </w:pPr>
+            <w:proofErr w:type="gramStart"/>
             <w:r>
               <w:rPr>
                 <w:rFonts w:cs="Arial"/>
@@ -5082,34 +5176,26 @@
                 <w:sz w:val="28"/>
                 <w:szCs w:val="28"/>
               </w:rPr>
-              <w:t>9</w:t>
-            </w:r>
-            <w:r>
-              <w:rPr>
-                <w:rFonts w:cs="Arial"/>
-                <w:b/>
-                <w:sz w:val="28"/>
-                <w:szCs w:val="28"/>
-              </w:rPr>
-              <w:t>.</w:t>
-            </w:r>
-            <w:r>
-              <w:rPr>
-                <w:rFonts w:cs="Arial"/>
-                <w:b/>
-                <w:sz w:val="28"/>
-                <w:szCs w:val="28"/>
-              </w:rPr>
-              <w:t>1</w:t>
-            </w:r>
-            <w:r>
-              <w:rPr>
-                <w:rFonts w:cs="Arial"/>
-                <w:b/>
-                <w:sz w:val="28"/>
-                <w:szCs w:val="28"/>
-              </w:rPr>
-              <w:t xml:space="preserve">  – Kramam</w:t>
+              <w:t>9.1</w:t>
+            </w:r>
+            <w:r>
+              <w:rPr>
+                <w:rFonts w:cs="Arial"/>
+                <w:b/>
+                <w:sz w:val="28"/>
+                <w:szCs w:val="28"/>
+              </w:rPr>
+              <w:t xml:space="preserve">  –</w:t>
+            </w:r>
+            <w:proofErr w:type="gramEnd"/>
+            <w:r>
+              <w:rPr>
+                <w:rFonts w:cs="Arial"/>
+                <w:b/>
+                <w:sz w:val="28"/>
+                <w:szCs w:val="28"/>
+              </w:rPr>
+              <w:t xml:space="preserve"> Kramam</w:t>
             </w:r>
           </w:p>
           <w:p>
@@ -5428,6 +5514,7 @@
                 <w:szCs w:val="28"/>
               </w:rPr>
             </w:pPr>
+            <w:proofErr w:type="gramStart"/>
             <w:r>
               <w:rPr>
                 <w:rFonts w:cs="Arial"/>
@@ -5444,25 +5531,26 @@
                 <w:sz w:val="28"/>
                 <w:szCs w:val="28"/>
               </w:rPr>
-              <w:t>9.</w:t>
-            </w:r>
-            <w:r>
-              <w:rPr>
-                <w:rFonts w:cs="Arial"/>
-                <w:b/>
-                <w:sz w:val="28"/>
-                <w:szCs w:val="28"/>
-              </w:rPr>
-              <w:t>3</w:t>
-            </w:r>
-            <w:r>
-              <w:rPr>
-                <w:rFonts w:cs="Arial"/>
-                <w:b/>
-                <w:sz w:val="28"/>
-                <w:szCs w:val="28"/>
-              </w:rPr>
-              <w:t xml:space="preserve">  – Kramam</w:t>
+              <w:t>9.3</w:t>
+            </w:r>
+            <w:r>
+              <w:rPr>
+                <w:rFonts w:cs="Arial"/>
+                <w:b/>
+                <w:sz w:val="28"/>
+                <w:szCs w:val="28"/>
+              </w:rPr>
+              <w:t xml:space="preserve">  –</w:t>
+            </w:r>
+            <w:proofErr w:type="gramEnd"/>
+            <w:r>
+              <w:rPr>
+                <w:rFonts w:cs="Arial"/>
+                <w:b/>
+                <w:sz w:val="28"/>
+                <w:szCs w:val="28"/>
+              </w:rPr>
+              <w:t xml:space="preserve"> Kramam</w:t>
             </w:r>
           </w:p>
           <w:p>
@@ -5541,17 +5629,7 @@
                 <w:szCs w:val="28"/>
                 <w:lang w:val="it-IT"/>
               </w:rPr>
-              <w:t>4</w:t>
-            </w:r>
-            <w:r>
-              <w:rPr>
-                <w:rFonts w:cs="Arial"/>
-                <w:b/>
-                <w:sz w:val="28"/>
-                <w:szCs w:val="28"/>
-                <w:lang w:val="it-IT"/>
-              </w:rPr>
-              <w:t>7</w:t>
+              <w:t>47</w:t>
             </w:r>
           </w:p>
         </w:tc>
@@ -5903,6 +5981,7 @@
                 <w:szCs w:val="28"/>
               </w:rPr>
             </w:pPr>
+            <w:proofErr w:type="gramStart"/>
             <w:r>
               <w:rPr>
                 <w:rFonts w:cs="Arial"/>
@@ -5928,7 +6007,17 @@
                 <w:sz w:val="28"/>
                 <w:szCs w:val="28"/>
               </w:rPr>
-              <w:t xml:space="preserve">  – Kramam</w:t>
+              <w:t xml:space="preserve">  –</w:t>
+            </w:r>
+            <w:proofErr w:type="gramEnd"/>
+            <w:r>
+              <w:rPr>
+                <w:rFonts w:cs="Arial"/>
+                <w:b/>
+                <w:sz w:val="28"/>
+                <w:szCs w:val="28"/>
+              </w:rPr>
+              <w:t xml:space="preserve"> Kramam</w:t>
             </w:r>
           </w:p>
           <w:p>
@@ -6759,6 +6848,7 @@
                 <w:szCs w:val="32"/>
               </w:rPr>
             </w:pPr>
+            <w:proofErr w:type="gramStart"/>
             <w:r>
               <w:rPr>
                 <w:rFonts w:cs="Arial"/>
@@ -6784,7 +6874,17 @@
                 <w:sz w:val="28"/>
                 <w:szCs w:val="32"/>
               </w:rPr>
-              <w:t xml:space="preserve"> – Kramam</w:t>
+              <w:t xml:space="preserve"> –</w:t>
+            </w:r>
+            <w:proofErr w:type="gramEnd"/>
+            <w:r>
+              <w:rPr>
+                <w:rFonts w:cs="Arial"/>
+                <w:b/>
+                <w:sz w:val="28"/>
+                <w:szCs w:val="32"/>
+              </w:rPr>
+              <w:t xml:space="preserve"> Kramam</w:t>
             </w:r>
           </w:p>
           <w:p>
@@ -9380,6 +9480,7 @@
                 <w:szCs w:val="32"/>
               </w:rPr>
             </w:pPr>
+            <w:proofErr w:type="gramStart"/>
             <w:r>
               <w:rPr>
                 <w:rFonts w:cs="Arial"/>
@@ -9388,7 +9489,17 @@
                 <w:szCs w:val="32"/>
               </w:rPr>
               <w:lastRenderedPageBreak/>
-              <w:t>T.S.6.3.2.3  – Kramam</w:t>
+              <w:t>T.S.6.3.2.3  –</w:t>
+            </w:r>
+            <w:proofErr w:type="gramEnd"/>
+            <w:r>
+              <w:rPr>
+                <w:rFonts w:cs="Arial"/>
+                <w:b/>
+                <w:sz w:val="28"/>
+                <w:szCs w:val="32"/>
+              </w:rPr>
+              <w:t xml:space="preserve"> Kramam</w:t>
             </w:r>
           </w:p>
           <w:p>
@@ -12411,14 +12522,25 @@
                 <w:szCs w:val="32"/>
               </w:rPr>
             </w:pPr>
-            <w:r>
-              <w:rPr>
-                <w:rFonts w:cs="Arial"/>
-                <w:b/>
-                <w:sz w:val="28"/>
-                <w:szCs w:val="32"/>
-              </w:rPr>
-              <w:t>T.S.6.3.4.2  – Kramam</w:t>
+            <w:proofErr w:type="gramStart"/>
+            <w:r>
+              <w:rPr>
+                <w:rFonts w:cs="Arial"/>
+                <w:b/>
+                <w:sz w:val="28"/>
+                <w:szCs w:val="32"/>
+              </w:rPr>
+              <w:t>T.S.6.3.4.2  –</w:t>
+            </w:r>
+            <w:proofErr w:type="gramEnd"/>
+            <w:r>
+              <w:rPr>
+                <w:rFonts w:cs="Arial"/>
+                <w:b/>
+                <w:sz w:val="28"/>
+                <w:szCs w:val="32"/>
+              </w:rPr>
+              <w:t xml:space="preserve"> Kramam</w:t>
             </w:r>
           </w:p>
           <w:p>
@@ -13171,14 +13293,25 @@
                 <w:szCs w:val="32"/>
               </w:rPr>
             </w:pPr>
-            <w:r>
-              <w:rPr>
-                <w:rFonts w:cs="Arial"/>
-                <w:b/>
-                <w:sz w:val="28"/>
-                <w:szCs w:val="32"/>
-              </w:rPr>
-              <w:t>T.S.6.3.4.2  – Kramam</w:t>
+            <w:proofErr w:type="gramStart"/>
+            <w:r>
+              <w:rPr>
+                <w:rFonts w:cs="Arial"/>
+                <w:b/>
+                <w:sz w:val="28"/>
+                <w:szCs w:val="32"/>
+              </w:rPr>
+              <w:t>T.S.6.3.4.2  –</w:t>
+            </w:r>
+            <w:proofErr w:type="gramEnd"/>
+            <w:r>
+              <w:rPr>
+                <w:rFonts w:cs="Arial"/>
+                <w:b/>
+                <w:sz w:val="28"/>
+                <w:szCs w:val="32"/>
+              </w:rPr>
+              <w:t xml:space="preserve"> Kramam</w:t>
             </w:r>
           </w:p>
           <w:p>
@@ -13776,6 +13909,7 @@
                 <w:szCs w:val="32"/>
               </w:rPr>
             </w:pPr>
+            <w:proofErr w:type="gramStart"/>
             <w:r>
               <w:rPr>
                 <w:rFonts w:cs="Arial"/>
@@ -13784,7 +13918,17 @@
                 <w:szCs w:val="32"/>
               </w:rPr>
               <w:lastRenderedPageBreak/>
-              <w:t>T.S.6.3.4.3  – Kramam</w:t>
+              <w:t>T.S.6.3.4.3  –</w:t>
+            </w:r>
+            <w:proofErr w:type="gramEnd"/>
+            <w:r>
+              <w:rPr>
+                <w:rFonts w:cs="Arial"/>
+                <w:b/>
+                <w:sz w:val="28"/>
+                <w:szCs w:val="32"/>
+              </w:rPr>
+              <w:t xml:space="preserve"> Kramam</w:t>
             </w:r>
           </w:p>
           <w:p>
@@ -14428,14 +14572,25 @@
                 <w:szCs w:val="32"/>
               </w:rPr>
             </w:pPr>
-            <w:r>
-              <w:rPr>
-                <w:rFonts w:cs="Arial"/>
-                <w:b/>
-                <w:sz w:val="28"/>
-                <w:szCs w:val="32"/>
-              </w:rPr>
-              <w:t>T.S.6.3.4.6  – Kramam</w:t>
+            <w:proofErr w:type="gramStart"/>
+            <w:r>
+              <w:rPr>
+                <w:rFonts w:cs="Arial"/>
+                <w:b/>
+                <w:sz w:val="28"/>
+                <w:szCs w:val="32"/>
+              </w:rPr>
+              <w:t>T.S.6.3.4.6  –</w:t>
+            </w:r>
+            <w:proofErr w:type="gramEnd"/>
+            <w:r>
+              <w:rPr>
+                <w:rFonts w:cs="Arial"/>
+                <w:b/>
+                <w:sz w:val="28"/>
+                <w:szCs w:val="32"/>
+              </w:rPr>
+              <w:t xml:space="preserve"> Kramam</w:t>
             </w:r>
           </w:p>
           <w:p>
@@ -14842,14 +14997,25 @@
                 <w:szCs w:val="32"/>
               </w:rPr>
             </w:pPr>
-            <w:r>
-              <w:rPr>
-                <w:rFonts w:cs="Arial"/>
-                <w:b/>
-                <w:sz w:val="28"/>
-                <w:szCs w:val="32"/>
-              </w:rPr>
-              <w:t>T.S.6.3.4.8  – Kramam</w:t>
+            <w:proofErr w:type="gramStart"/>
+            <w:r>
+              <w:rPr>
+                <w:rFonts w:cs="Arial"/>
+                <w:b/>
+                <w:sz w:val="28"/>
+                <w:szCs w:val="32"/>
+              </w:rPr>
+              <w:t>T.S.6.3.4.8  –</w:t>
+            </w:r>
+            <w:proofErr w:type="gramEnd"/>
+            <w:r>
+              <w:rPr>
+                <w:rFonts w:cs="Arial"/>
+                <w:b/>
+                <w:sz w:val="28"/>
+                <w:szCs w:val="32"/>
+              </w:rPr>
+              <w:t xml:space="preserve"> Kramam</w:t>
             </w:r>
           </w:p>
           <w:p>
@@ -16421,14 +16587,25 @@
                 <w:szCs w:val="32"/>
               </w:rPr>
             </w:pPr>
-            <w:r>
-              <w:rPr>
-                <w:rFonts w:cs="Arial"/>
-                <w:b/>
-                <w:sz w:val="28"/>
-                <w:szCs w:val="32"/>
-              </w:rPr>
-              <w:t>T.S.6.3.8.3  – Kramam</w:t>
+            <w:proofErr w:type="gramStart"/>
+            <w:r>
+              <w:rPr>
+                <w:rFonts w:cs="Arial"/>
+                <w:b/>
+                <w:sz w:val="28"/>
+                <w:szCs w:val="32"/>
+              </w:rPr>
+              <w:t>T.S.6.3.8.3  –</w:t>
+            </w:r>
+            <w:proofErr w:type="gramEnd"/>
+            <w:r>
+              <w:rPr>
+                <w:rFonts w:cs="Arial"/>
+                <w:b/>
+                <w:sz w:val="28"/>
+                <w:szCs w:val="32"/>
+              </w:rPr>
+              <w:t xml:space="preserve"> Kramam</w:t>
             </w:r>
           </w:p>
           <w:p>
@@ -16874,14 +17051,25 @@
                 <w:szCs w:val="32"/>
               </w:rPr>
             </w:pPr>
-            <w:r>
-              <w:rPr>
-                <w:rFonts w:cs="Arial"/>
-                <w:b/>
-                <w:sz w:val="28"/>
-                <w:szCs w:val="32"/>
-              </w:rPr>
-              <w:t>T.S.6.3.8.4  – Kramam</w:t>
+            <w:proofErr w:type="gramStart"/>
+            <w:r>
+              <w:rPr>
+                <w:rFonts w:cs="Arial"/>
+                <w:b/>
+                <w:sz w:val="28"/>
+                <w:szCs w:val="32"/>
+              </w:rPr>
+              <w:t>T.S.6.3.8.4  –</w:t>
+            </w:r>
+            <w:proofErr w:type="gramEnd"/>
+            <w:r>
+              <w:rPr>
+                <w:rFonts w:cs="Arial"/>
+                <w:b/>
+                <w:sz w:val="28"/>
+                <w:szCs w:val="32"/>
+              </w:rPr>
+              <w:t xml:space="preserve"> Kramam</w:t>
             </w:r>
           </w:p>
           <w:p>
@@ -17347,6 +17535,7 @@
                 <w:szCs w:val="32"/>
               </w:rPr>
             </w:pPr>
+            <w:proofErr w:type="gramStart"/>
             <w:r>
               <w:rPr>
                 <w:rFonts w:cs="Arial"/>
@@ -17355,7 +17544,17 @@
                 <w:szCs w:val="32"/>
               </w:rPr>
               <w:lastRenderedPageBreak/>
-              <w:t>T.S.6.3.9.5  – Kramam</w:t>
+              <w:t>T.S.6.3.9.5  –</w:t>
+            </w:r>
+            <w:proofErr w:type="gramEnd"/>
+            <w:r>
+              <w:rPr>
+                <w:rFonts w:cs="Arial"/>
+                <w:b/>
+                <w:sz w:val="28"/>
+                <w:szCs w:val="32"/>
+              </w:rPr>
+              <w:t xml:space="preserve"> Kramam</w:t>
             </w:r>
           </w:p>
           <w:p>
@@ -18035,14 +18234,25 @@
                 <w:szCs w:val="32"/>
               </w:rPr>
             </w:pPr>
-            <w:r>
-              <w:rPr>
-                <w:rFonts w:cs="Arial"/>
-                <w:b/>
-                <w:sz w:val="28"/>
-                <w:szCs w:val="32"/>
-              </w:rPr>
-              <w:t>T.S.6.3.10.2  – Kramam</w:t>
+            <w:proofErr w:type="gramStart"/>
+            <w:r>
+              <w:rPr>
+                <w:rFonts w:cs="Arial"/>
+                <w:b/>
+                <w:sz w:val="28"/>
+                <w:szCs w:val="32"/>
+              </w:rPr>
+              <w:t>T.S.6.3.10.2  –</w:t>
+            </w:r>
+            <w:proofErr w:type="gramEnd"/>
+            <w:r>
+              <w:rPr>
+                <w:rFonts w:cs="Arial"/>
+                <w:b/>
+                <w:sz w:val="28"/>
+                <w:szCs w:val="32"/>
+              </w:rPr>
+              <w:t xml:space="preserve"> Kramam</w:t>
             </w:r>
           </w:p>
           <w:p>
@@ -20374,7 +20584,16 @@
           <w:bCs/>
           <w:sz w:val="32"/>
         </w:rPr>
-        <w:t>replaced with</w:t>
+        <w:t xml:space="preserve">replaced </w:t>
+      </w:r>
+      <w:proofErr w:type="gramStart"/>
+      <w:r>
+        <w:rPr>
+          <w:b/>
+          <w:bCs/>
+          <w:sz w:val="32"/>
+        </w:rPr>
+        <w:t>with</w:t>
       </w:r>
       <w:r>
         <w:rPr>
@@ -20396,6 +20615,7 @@
         </w:rPr>
         <w:t>"</w:t>
       </w:r>
+      <w:proofErr w:type="gramEnd"/>
       <w:r>
         <w:rPr>
           <w:rFonts w:ascii="Latha" w:hAnsi="Latha" w:cs="Latha"/>

--- a/TS-Kramam/TS-6.3/TS 6.3 Tamil Krama Paatam Corrections.docx
+++ b/TS-Kramam/TS-6.3/TS 6.3 Tamil Krama Paatam Corrections.docx
@@ -91,18 +91,7 @@
           <w:szCs w:val="32"/>
           <w:u w:val="single"/>
         </w:rPr>
-        <w:t xml:space="preserve">Observed </w:t>
-      </w:r>
-      <w:proofErr w:type="gramStart"/>
-      <w:r>
-        <w:rPr>
-          <w:b/>
-          <w:bCs/>
-          <w:sz w:val="32"/>
-          <w:szCs w:val="32"/>
-          <w:u w:val="single"/>
-        </w:rPr>
-        <w:t xml:space="preserve">till </w:t>
+        <w:t xml:space="preserve">Observed till </w:t>
       </w:r>
       <w:r>
         <w:rPr>
@@ -115,7 +104,6 @@
         </w:rPr>
         <w:t>????</w:t>
       </w:r>
-      <w:proofErr w:type="gramEnd"/>
     </w:p>
     <w:p>
       <w:pPr>
@@ -280,7 +268,6 @@
                 <w:szCs w:val="28"/>
               </w:rPr>
             </w:pPr>
-            <w:proofErr w:type="gramStart"/>
             <w:r>
               <w:rPr>
                 <w:rFonts w:cs="Arial"/>
@@ -306,17 +293,7 @@
                 <w:sz w:val="28"/>
                 <w:szCs w:val="28"/>
               </w:rPr>
-              <w:t xml:space="preserve">  –</w:t>
-            </w:r>
-            <w:proofErr w:type="gramEnd"/>
-            <w:r>
-              <w:rPr>
-                <w:rFonts w:cs="Arial"/>
-                <w:b/>
-                <w:sz w:val="28"/>
-                <w:szCs w:val="28"/>
-              </w:rPr>
-              <w:t xml:space="preserve"> Kramam</w:t>
+              <w:t xml:space="preserve">  – Kramam</w:t>
             </w:r>
           </w:p>
           <w:p>
@@ -723,7 +700,6 @@
                 <w:szCs w:val="28"/>
               </w:rPr>
             </w:pPr>
-            <w:proofErr w:type="gramStart"/>
             <w:r>
               <w:rPr>
                 <w:rFonts w:cs="Arial"/>
@@ -758,17 +734,7 @@
                 <w:sz w:val="28"/>
                 <w:szCs w:val="28"/>
               </w:rPr>
-              <w:t xml:space="preserve">  –</w:t>
-            </w:r>
-            <w:proofErr w:type="gramEnd"/>
-            <w:r>
-              <w:rPr>
-                <w:rFonts w:cs="Arial"/>
-                <w:b/>
-                <w:sz w:val="28"/>
-                <w:szCs w:val="28"/>
-              </w:rPr>
-              <w:t xml:space="preserve"> Kramam</w:t>
+              <w:t xml:space="preserve">  – Kramam</w:t>
             </w:r>
           </w:p>
           <w:p>
@@ -1377,7 +1343,6 @@
                 <w:szCs w:val="28"/>
               </w:rPr>
             </w:pPr>
-            <w:proofErr w:type="gramStart"/>
             <w:r>
               <w:rPr>
                 <w:rFonts w:cs="Arial"/>
@@ -1403,17 +1368,7 @@
                 <w:sz w:val="28"/>
                 <w:szCs w:val="28"/>
               </w:rPr>
-              <w:t xml:space="preserve">  –</w:t>
-            </w:r>
-            <w:proofErr w:type="gramEnd"/>
-            <w:r>
-              <w:rPr>
-                <w:rFonts w:cs="Arial"/>
-                <w:b/>
-                <w:sz w:val="28"/>
-                <w:szCs w:val="28"/>
-              </w:rPr>
-              <w:t xml:space="preserve"> Kramam</w:t>
+              <w:t xml:space="preserve">  – Kramam</w:t>
             </w:r>
           </w:p>
           <w:p>
@@ -2111,7 +2066,6 @@
                 <w:szCs w:val="28"/>
               </w:rPr>
             </w:pPr>
-            <w:proofErr w:type="gramStart"/>
             <w:r>
               <w:rPr>
                 <w:rFonts w:cs="Arial"/>
@@ -2137,17 +2091,7 @@
                 <w:sz w:val="28"/>
                 <w:szCs w:val="28"/>
               </w:rPr>
-              <w:t xml:space="preserve">  –</w:t>
-            </w:r>
-            <w:proofErr w:type="gramEnd"/>
-            <w:r>
-              <w:rPr>
-                <w:rFonts w:cs="Arial"/>
-                <w:b/>
-                <w:sz w:val="28"/>
-                <w:szCs w:val="28"/>
-              </w:rPr>
-              <w:t xml:space="preserve"> Kramam</w:t>
+              <w:t xml:space="preserve">  – Kramam</w:t>
             </w:r>
           </w:p>
           <w:p>
@@ -2611,7 +2555,6 @@
                 <w:szCs w:val="28"/>
               </w:rPr>
             </w:pPr>
-            <w:proofErr w:type="gramStart"/>
             <w:r>
               <w:rPr>
                 <w:rFonts w:cs="Arial"/>
@@ -2637,17 +2580,7 @@
                 <w:sz w:val="28"/>
                 <w:szCs w:val="28"/>
               </w:rPr>
-              <w:t xml:space="preserve">  –</w:t>
-            </w:r>
-            <w:proofErr w:type="gramEnd"/>
-            <w:r>
-              <w:rPr>
-                <w:rFonts w:cs="Arial"/>
-                <w:b/>
-                <w:sz w:val="28"/>
-                <w:szCs w:val="28"/>
-              </w:rPr>
-              <w:t xml:space="preserve"> Kramam</w:t>
+              <w:t xml:space="preserve">  – Kramam</w:t>
             </w:r>
           </w:p>
           <w:p>
@@ -3075,7 +3008,6 @@
                 <w:szCs w:val="28"/>
               </w:rPr>
             </w:pPr>
-            <w:proofErr w:type="gramStart"/>
             <w:r>
               <w:rPr>
                 <w:rFonts w:cs="Arial"/>
@@ -3084,17 +3016,7 @@
                 <w:szCs w:val="28"/>
               </w:rPr>
               <w:lastRenderedPageBreak/>
-              <w:t>T.S.6.3.3.6  –</w:t>
-            </w:r>
-            <w:proofErr w:type="gramEnd"/>
-            <w:r>
-              <w:rPr>
-                <w:rFonts w:cs="Arial"/>
-                <w:b/>
-                <w:sz w:val="28"/>
-                <w:szCs w:val="28"/>
-              </w:rPr>
-              <w:t xml:space="preserve"> Kramam</w:t>
+              <w:t>T.S.6.3.3.6  – Kramam</w:t>
             </w:r>
           </w:p>
           <w:p>
@@ -3595,7 +3517,6 @@
                 <w:szCs w:val="28"/>
               </w:rPr>
             </w:pPr>
-            <w:proofErr w:type="gramStart"/>
             <w:r>
               <w:rPr>
                 <w:rFonts w:cs="Arial"/>
@@ -3639,17 +3560,7 @@
                 <w:sz w:val="28"/>
                 <w:szCs w:val="28"/>
               </w:rPr>
-              <w:t xml:space="preserve">  –</w:t>
-            </w:r>
-            <w:proofErr w:type="gramEnd"/>
-            <w:r>
-              <w:rPr>
-                <w:rFonts w:cs="Arial"/>
-                <w:b/>
-                <w:sz w:val="28"/>
-                <w:szCs w:val="28"/>
-              </w:rPr>
-              <w:t xml:space="preserve"> Kramam</w:t>
+              <w:t xml:space="preserve">  – Kramam</w:t>
             </w:r>
           </w:p>
           <w:p>
@@ -4077,6 +3988,620 @@
                 <w:sz w:val="28"/>
                 <w:szCs w:val="28"/>
                 <w:lang w:bidi="ta-IN"/>
+              </w:rPr>
+              <w:t xml:space="preserve"> |</w:t>
+            </w:r>
+          </w:p>
+        </w:tc>
+      </w:tr>
+      <w:tr>
+        <w:trPr>
+          <w:trHeight w:val="983"/>
+        </w:trPr>
+        <w:tc>
+          <w:tcPr>
+            <w:tcW w:w="3687" w:type="dxa"/>
+          </w:tcPr>
+          <w:p>
+            <w:pPr>
+              <w:widowControl w:val="0"/>
+              <w:tabs>
+                <w:tab w:val="left" w:pos="993"/>
+              </w:tabs>
+              <w:autoSpaceDE w:val="0"/>
+              <w:autoSpaceDN w:val="0"/>
+              <w:adjustRightInd w:val="0"/>
+              <w:spacing w:before="0" w:line="252" w:lineRule="auto"/>
+              <w:ind w:right="297"/>
+              <w:rPr>
+                <w:rFonts w:cs="Arial"/>
+                <w:b/>
+                <w:sz w:val="28"/>
+                <w:szCs w:val="28"/>
+              </w:rPr>
+            </w:pPr>
+            <w:r>
+              <w:rPr>
+                <w:rFonts w:cs="Arial"/>
+                <w:b/>
+                <w:sz w:val="28"/>
+                <w:szCs w:val="28"/>
+              </w:rPr>
+              <w:t>T.S.6.3.</w:t>
+            </w:r>
+            <w:r>
+              <w:rPr>
+                <w:rFonts w:cs="Arial"/>
+                <w:b/>
+                <w:sz w:val="28"/>
+                <w:szCs w:val="28"/>
+              </w:rPr>
+              <w:t>4</w:t>
+            </w:r>
+            <w:r>
+              <w:rPr>
+                <w:rFonts w:cs="Arial"/>
+                <w:b/>
+                <w:sz w:val="28"/>
+                <w:szCs w:val="28"/>
+              </w:rPr>
+              <w:t>.</w:t>
+            </w:r>
+            <w:r>
+              <w:rPr>
+                <w:rFonts w:cs="Arial"/>
+                <w:b/>
+                <w:sz w:val="28"/>
+                <w:szCs w:val="28"/>
+              </w:rPr>
+              <w:t>3</w:t>
+            </w:r>
+            <w:r>
+              <w:rPr>
+                <w:rFonts w:cs="Arial"/>
+                <w:b/>
+                <w:sz w:val="28"/>
+                <w:szCs w:val="28"/>
+              </w:rPr>
+              <w:t xml:space="preserve">  – Kramam</w:t>
+            </w:r>
+          </w:p>
+          <w:p>
+            <w:pPr>
+              <w:widowControl w:val="0"/>
+              <w:tabs>
+                <w:tab w:val="left" w:pos="993"/>
+              </w:tabs>
+              <w:autoSpaceDE w:val="0"/>
+              <w:autoSpaceDN w:val="0"/>
+              <w:adjustRightInd w:val="0"/>
+              <w:spacing w:before="0" w:line="252" w:lineRule="auto"/>
+              <w:ind w:right="297"/>
+              <w:rPr>
+                <w:rFonts w:cs="Arial"/>
+                <w:b/>
+                <w:sz w:val="28"/>
+                <w:szCs w:val="28"/>
+                <w:lang w:val="en-IN"/>
+              </w:rPr>
+            </w:pPr>
+            <w:r>
+              <w:rPr>
+                <w:rFonts w:cs="Arial"/>
+                <w:b/>
+                <w:sz w:val="28"/>
+                <w:szCs w:val="28"/>
+                <w:lang w:val="en-IN"/>
+              </w:rPr>
+              <w:t>Krama Vaakyam No.–45</w:t>
+            </w:r>
+          </w:p>
+          <w:p>
+            <w:pPr>
+              <w:widowControl w:val="0"/>
+              <w:tabs>
+                <w:tab w:val="left" w:pos="993"/>
+              </w:tabs>
+              <w:autoSpaceDE w:val="0"/>
+              <w:autoSpaceDN w:val="0"/>
+              <w:adjustRightInd w:val="0"/>
+              <w:spacing w:before="0" w:line="252" w:lineRule="auto"/>
+              <w:ind w:right="297"/>
+              <w:rPr>
+                <w:rFonts w:cs="Arial"/>
+                <w:b/>
+                <w:sz w:val="28"/>
+                <w:szCs w:val="28"/>
+                <w:lang w:val="it-IT"/>
+              </w:rPr>
+            </w:pPr>
+            <w:r>
+              <w:rPr>
+                <w:rFonts w:cs="Arial"/>
+                <w:b/>
+                <w:sz w:val="28"/>
+                <w:szCs w:val="28"/>
+                <w:lang w:val="it-IT"/>
+              </w:rPr>
+              <w:t xml:space="preserve">Panchaati No. - </w:t>
+            </w:r>
+            <w:r>
+              <w:rPr>
+                <w:rFonts w:cs="Arial"/>
+                <w:b/>
+                <w:sz w:val="28"/>
+                <w:szCs w:val="28"/>
+                <w:lang w:val="it-IT"/>
+              </w:rPr>
+              <w:t>21</w:t>
+            </w:r>
+          </w:p>
+        </w:tc>
+        <w:tc>
+          <w:tcPr>
+            <w:tcW w:w="5811" w:type="dxa"/>
+          </w:tcPr>
+          <w:p>
+            <w:pPr>
+              <w:widowControl w:val="0"/>
+              <w:autoSpaceDE w:val="0"/>
+              <w:autoSpaceDN w:val="0"/>
+              <w:adjustRightInd w:val="0"/>
+              <w:spacing w:line="252" w:lineRule="auto"/>
+              <w:rPr>
+                <w:rFonts w:ascii="BRH Malayalam Extra" w:eastAsia="Times New Roman" w:hAnsi="BRH Malayalam Extra" w:cs="BRH Malayalam Extra"/>
+                <w:color w:val="000000"/>
+                <w:sz w:val="40"/>
+                <w:szCs w:val="40"/>
+                <w:lang w:val="it-IT" w:eastAsia="en-IN" w:bidi="ml-IN"/>
+              </w:rPr>
+            </w:pPr>
+            <w:r>
+              <w:rPr>
+                <w:rFonts w:ascii="Latha" w:hAnsi="Latha" w:cs="Latha"/>
+                <w:sz w:val="28"/>
+                <w:szCs w:val="28"/>
+                <w:cs/>
+                <w:lang w:bidi="ta-IN"/>
+              </w:rPr>
+              <w:t>உத்</w:t>
+            </w:r>
+            <w:r>
+              <w:rPr>
+                <w:rFonts w:ascii="Latha" w:hAnsi="Latha" w:cs="Latha"/>
+                <w:b/>
+                <w:bCs/>
+                <w:position w:val="-12"/>
+                <w:sz w:val="28"/>
+                <w:szCs w:val="28"/>
+                <w:cs/>
+                <w:lang w:bidi="ta-IN"/>
+              </w:rPr>
+              <w:t>3</w:t>
+            </w:r>
+            <w:r>
+              <w:rPr>
+                <w:rFonts w:ascii="Latha" w:hAnsi="Latha" w:cs="Latha"/>
+                <w:sz w:val="28"/>
+                <w:szCs w:val="28"/>
+                <w:lang w:val="it-IT" w:bidi="ta-IN"/>
+              </w:rPr>
+              <w:t xml:space="preserve"> </w:t>
+            </w:r>
+            <w:r>
+              <w:rPr>
+                <w:rFonts w:ascii="Latha" w:hAnsi="Latha" w:cs="Latha"/>
+                <w:sz w:val="28"/>
+                <w:szCs w:val="28"/>
+                <w:cs/>
+                <w:lang w:bidi="ta-IN"/>
+              </w:rPr>
+              <w:t>தி</w:t>
+            </w:r>
+            <w:r>
+              <w:rPr>
+                <w:rFonts w:ascii="Latha" w:hAnsi="Latha" w:cs="Latha"/>
+                <w:b/>
+                <w:bCs/>
+                <w:position w:val="-12"/>
+                <w:sz w:val="28"/>
+                <w:szCs w:val="28"/>
+                <w:cs/>
+                <w:lang w:bidi="ta-IN"/>
+              </w:rPr>
+              <w:t>3</w:t>
+            </w:r>
+            <w:r>
+              <w:rPr>
+                <w:rFonts w:ascii="Latha" w:hAnsi="Latha" w:cs="Latha"/>
+                <w:sz w:val="28"/>
+                <w:szCs w:val="28"/>
+                <w:cs/>
+                <w:lang w:bidi="ta-IN"/>
+              </w:rPr>
+              <w:t>வ</w:t>
+            </w:r>
+            <w:r>
+              <w:rPr>
+                <w:rFonts w:ascii="BRH Tamil Tab Extra" w:hAnsi="BRH Tamil Tab Extra" w:cs="Latha"/>
+                <w:b/>
+                <w:sz w:val="36"/>
+                <w:szCs w:val="28"/>
+                <w:lang w:val="it-IT" w:bidi="ta-IN"/>
+              </w:rPr>
+              <w:t>‡</w:t>
+            </w:r>
+            <w:r>
+              <w:rPr>
+                <w:rFonts w:ascii="Latha" w:hAnsi="Latha" w:cs="Latha"/>
+                <w:sz w:val="28"/>
+                <w:szCs w:val="28"/>
+                <w:cs/>
+                <w:lang w:bidi="ta-IN"/>
+              </w:rPr>
+              <w:t>ம்</w:t>
+            </w:r>
+            <w:r>
+              <w:rPr>
+                <w:rFonts w:ascii="Latha" w:hAnsi="Latha" w:cs="Latha"/>
+                <w:sz w:val="28"/>
+                <w:szCs w:val="28"/>
+                <w:lang w:val="it-IT" w:bidi="ta-IN"/>
+              </w:rPr>
+              <w:t xml:space="preserve"> | </w:t>
+            </w:r>
+            <w:r>
+              <w:rPr>
+                <w:rFonts w:ascii="Latha" w:hAnsi="Latha" w:cs="Latha"/>
+                <w:sz w:val="28"/>
+                <w:szCs w:val="28"/>
+                <w:cs/>
+                <w:lang w:bidi="ta-IN"/>
+              </w:rPr>
+              <w:t>தி</w:t>
+            </w:r>
+            <w:r>
+              <w:rPr>
+                <w:rFonts w:ascii="Latha" w:hAnsi="Latha" w:cs="Latha"/>
+                <w:b/>
+                <w:bCs/>
+                <w:position w:val="-12"/>
+                <w:sz w:val="28"/>
+                <w:szCs w:val="28"/>
+                <w:cs/>
+                <w:lang w:bidi="ta-IN"/>
+              </w:rPr>
+              <w:t>3</w:t>
+            </w:r>
+            <w:r>
+              <w:rPr>
+                <w:rFonts w:ascii="Latha" w:hAnsi="Latha" w:cs="Latha"/>
+                <w:sz w:val="28"/>
+                <w:szCs w:val="28"/>
+                <w:cs/>
+                <w:lang w:bidi="ta-IN"/>
+              </w:rPr>
+              <w:t>வ</w:t>
+            </w:r>
+            <w:r>
+              <w:rPr>
+                <w:rFonts w:ascii="BRH Devanagari Extra" w:hAnsi="BRH Devanagari Extra" w:cs="Latha"/>
+                <w:b/>
+                <w:sz w:val="36"/>
+                <w:szCs w:val="28"/>
+                <w:lang w:val="it-IT" w:bidi="ta-IN"/>
+              </w:rPr>
+              <w:t>ò</w:t>
+            </w:r>
+            <w:r>
+              <w:rPr>
+                <w:rFonts w:ascii="BRH Tamil Tab Extra" w:hAnsi="BRH Tamil Tab Extra" w:cs="Latha"/>
+                <w:b/>
+                <w:sz w:val="36"/>
+                <w:szCs w:val="28"/>
+                <w:lang w:val="it-IT" w:bidi="ta-IN"/>
+              </w:rPr>
+              <w:t>†</w:t>
+            </w:r>
+            <w:r>
+              <w:rPr>
+                <w:rFonts w:ascii="Latha" w:hAnsi="Latha" w:cs="Latha"/>
+                <w:sz w:val="28"/>
+                <w:szCs w:val="28"/>
+                <w:lang w:val="it-IT" w:bidi="ta-IN"/>
+              </w:rPr>
+              <w:t xml:space="preserve"> </w:t>
+            </w:r>
+            <w:r>
+              <w:rPr>
+                <w:rFonts w:ascii="Latha" w:hAnsi="Latha" w:cs="Latha"/>
+                <w:sz w:val="28"/>
+                <w:szCs w:val="28"/>
+                <w:cs/>
+                <w:lang w:bidi="ta-IN"/>
+              </w:rPr>
+              <w:t>ஸ்த</w:t>
+            </w:r>
+            <w:r>
+              <w:rPr>
+                <w:rFonts w:ascii="Latha" w:hAnsi="Latha" w:cs="Latha"/>
+                <w:sz w:val="28"/>
+                <w:szCs w:val="28"/>
+                <w:highlight w:val="yellow"/>
+                <w:cs/>
+                <w:lang w:bidi="ta-IN"/>
+              </w:rPr>
+              <w:t>பா</w:t>
+            </w:r>
+            <w:r>
+              <w:rPr>
+                <w:rFonts w:ascii="BRH Tamil Tab Extra" w:hAnsi="BRH Tamil Tab Extra" w:cs="Latha"/>
+                <w:b/>
+                <w:sz w:val="32"/>
+                <w:szCs w:val="28"/>
+                <w:lang w:val="it-IT" w:bidi="ta-IN"/>
+              </w:rPr>
+              <w:t>…</w:t>
+            </w:r>
+            <w:r>
+              <w:rPr>
+                <w:rFonts w:ascii="Latha" w:hAnsi="Latha" w:cs="Latha"/>
+                <w:b/>
+                <w:bCs/>
+                <w:position w:val="-12"/>
+                <w:sz w:val="28"/>
+                <w:szCs w:val="28"/>
+                <w:cs/>
+                <w:lang w:bidi="ta-IN"/>
+              </w:rPr>
+              <w:t>4</w:t>
+            </w:r>
+            <w:r>
+              <w:rPr>
+                <w:rFonts w:ascii="Latha" w:hAnsi="Latha" w:cs="Latha"/>
+                <w:sz w:val="28"/>
+                <w:szCs w:val="28"/>
+                <w:cs/>
+                <w:lang w:bidi="ta-IN"/>
+              </w:rPr>
+              <w:t>ன</w:t>
+            </w:r>
+            <w:r>
+              <w:rPr>
+                <w:rFonts w:ascii="Latha" w:hAnsi="Latha" w:cs="Latha"/>
+                <w:sz w:val="28"/>
+                <w:szCs w:val="28"/>
+                <w:lang w:val="it-IT" w:bidi="ta-IN"/>
+              </w:rPr>
+              <w:t xml:space="preserve"> |</w:t>
+            </w:r>
+          </w:p>
+        </w:tc>
+        <w:tc>
+          <w:tcPr>
+            <w:tcW w:w="5670" w:type="dxa"/>
+          </w:tcPr>
+          <w:p>
+            <w:pPr>
+              <w:widowControl w:val="0"/>
+              <w:autoSpaceDE w:val="0"/>
+              <w:autoSpaceDN w:val="0"/>
+              <w:adjustRightInd w:val="0"/>
+              <w:spacing w:line="252" w:lineRule="auto"/>
+              <w:rPr>
+                <w:rFonts w:ascii="BRH Malayalam Extra" w:eastAsia="Times New Roman" w:hAnsi="BRH Malayalam Extra" w:cs="BRH Malayalam Extra"/>
+                <w:color w:val="000000"/>
+                <w:sz w:val="40"/>
+                <w:szCs w:val="40"/>
+                <w:lang w:val="it-IT" w:eastAsia="en-IN" w:bidi="ml-IN"/>
+              </w:rPr>
+            </w:pPr>
+            <w:r>
+              <w:rPr>
+                <w:rFonts w:ascii="Latha" w:hAnsi="Latha" w:cs="Latha"/>
+                <w:sz w:val="28"/>
+                <w:szCs w:val="28"/>
+                <w:cs/>
+                <w:lang w:bidi="ta-IN"/>
+              </w:rPr>
+              <w:t>உத்</w:t>
+            </w:r>
+            <w:r>
+              <w:rPr>
+                <w:rFonts w:ascii="Latha" w:hAnsi="Latha" w:cs="Latha"/>
+                <w:b/>
+                <w:bCs/>
+                <w:position w:val="-12"/>
+                <w:sz w:val="28"/>
+                <w:szCs w:val="28"/>
+                <w:cs/>
+                <w:lang w:bidi="ta-IN"/>
+              </w:rPr>
+              <w:t>3</w:t>
+            </w:r>
+            <w:r>
+              <w:rPr>
+                <w:rFonts w:ascii="Latha" w:hAnsi="Latha" w:cs="Latha"/>
+                <w:sz w:val="28"/>
+                <w:szCs w:val="28"/>
+                <w:lang w:val="it-IT" w:bidi="ta-IN"/>
+              </w:rPr>
+              <w:t xml:space="preserve"> </w:t>
+            </w:r>
+            <w:r>
+              <w:rPr>
+                <w:rFonts w:ascii="Latha" w:hAnsi="Latha" w:cs="Latha"/>
+                <w:sz w:val="28"/>
+                <w:szCs w:val="28"/>
+                <w:cs/>
+                <w:lang w:bidi="ta-IN"/>
+              </w:rPr>
+              <w:t>தி</w:t>
+            </w:r>
+            <w:r>
+              <w:rPr>
+                <w:rFonts w:ascii="Latha" w:hAnsi="Latha" w:cs="Latha"/>
+                <w:b/>
+                <w:bCs/>
+                <w:position w:val="-12"/>
+                <w:sz w:val="28"/>
+                <w:szCs w:val="28"/>
+                <w:cs/>
+                <w:lang w:bidi="ta-IN"/>
+              </w:rPr>
+              <w:t>3</w:t>
+            </w:r>
+            <w:r>
+              <w:rPr>
+                <w:rFonts w:ascii="Latha" w:hAnsi="Latha" w:cs="Latha"/>
+                <w:sz w:val="28"/>
+                <w:szCs w:val="28"/>
+                <w:cs/>
+                <w:lang w:bidi="ta-IN"/>
+              </w:rPr>
+              <w:t>வ</w:t>
+            </w:r>
+            <w:r>
+              <w:rPr>
+                <w:rFonts w:ascii="BRH Tamil Tab Extra" w:hAnsi="BRH Tamil Tab Extra" w:cs="Latha"/>
+                <w:b/>
+                <w:sz w:val="36"/>
+                <w:szCs w:val="28"/>
+                <w:lang w:val="it-IT" w:bidi="ta-IN"/>
+              </w:rPr>
+              <w:t>‡</w:t>
+            </w:r>
+            <w:r>
+              <w:rPr>
+                <w:rFonts w:ascii="Latha" w:hAnsi="Latha" w:cs="Latha"/>
+                <w:sz w:val="28"/>
+                <w:szCs w:val="28"/>
+                <w:cs/>
+                <w:lang w:bidi="ta-IN"/>
+              </w:rPr>
+              <w:t>ம்</w:t>
+            </w:r>
+            <w:r>
+              <w:rPr>
+                <w:rFonts w:ascii="Latha" w:hAnsi="Latha" w:cs="Latha"/>
+                <w:sz w:val="28"/>
+                <w:szCs w:val="28"/>
+                <w:lang w:val="it-IT" w:bidi="ta-IN"/>
+              </w:rPr>
+              <w:t xml:space="preserve"> | </w:t>
+            </w:r>
+            <w:r>
+              <w:rPr>
+                <w:rFonts w:ascii="Latha" w:hAnsi="Latha" w:cs="Latha"/>
+                <w:sz w:val="28"/>
+                <w:szCs w:val="28"/>
+                <w:cs/>
+                <w:lang w:bidi="ta-IN"/>
+              </w:rPr>
+              <w:t>தி</w:t>
+            </w:r>
+            <w:r>
+              <w:rPr>
+                <w:rFonts w:ascii="Latha" w:hAnsi="Latha" w:cs="Latha"/>
+                <w:b/>
+                <w:bCs/>
+                <w:position w:val="-12"/>
+                <w:sz w:val="28"/>
+                <w:szCs w:val="28"/>
+                <w:cs/>
+                <w:lang w:bidi="ta-IN"/>
+              </w:rPr>
+              <w:t>3</w:t>
+            </w:r>
+            <w:r>
+              <w:rPr>
+                <w:rFonts w:ascii="Latha" w:hAnsi="Latha" w:cs="Latha"/>
+                <w:sz w:val="28"/>
+                <w:szCs w:val="28"/>
+                <w:cs/>
+                <w:lang w:bidi="ta-IN"/>
+              </w:rPr>
+              <w:t>வ</w:t>
+            </w:r>
+            <w:r>
+              <w:rPr>
+                <w:rFonts w:ascii="BRH Devanagari Extra" w:hAnsi="BRH Devanagari Extra" w:cs="Latha"/>
+                <w:b/>
+                <w:sz w:val="36"/>
+                <w:szCs w:val="28"/>
+                <w:lang w:val="it-IT" w:bidi="ta-IN"/>
+              </w:rPr>
+              <w:t>ò</w:t>
+            </w:r>
+            <w:r>
+              <w:rPr>
+                <w:rFonts w:ascii="BRH Tamil Tab Extra" w:hAnsi="BRH Tamil Tab Extra" w:cs="Latha"/>
+                <w:b/>
+                <w:sz w:val="36"/>
+                <w:szCs w:val="28"/>
+                <w:lang w:val="it-IT" w:bidi="ta-IN"/>
+              </w:rPr>
+              <w:t>†</w:t>
+            </w:r>
+            <w:r>
+              <w:rPr>
+                <w:rFonts w:ascii="Latha" w:hAnsi="Latha" w:cs="Latha"/>
+                <w:sz w:val="28"/>
+                <w:szCs w:val="28"/>
+                <w:lang w:val="it-IT" w:bidi="ta-IN"/>
+              </w:rPr>
+              <w:t xml:space="preserve"> </w:t>
+            </w:r>
+            <w:r>
+              <w:rPr>
+                <w:rFonts w:ascii="Latha" w:hAnsi="Latha" w:cs="Latha"/>
+                <w:sz w:val="28"/>
+                <w:szCs w:val="28"/>
+                <w:cs/>
+                <w:lang w:bidi="ta-IN"/>
+              </w:rPr>
+              <w:t>ஸ்த</w:t>
+            </w:r>
+            <w:r>
+              <w:rPr>
+                <w:rFonts w:ascii="Latha" w:hAnsi="Latha" w:cs="Latha"/>
+                <w:sz w:val="28"/>
+                <w:szCs w:val="28"/>
+                <w:highlight w:val="green"/>
+                <w:cs/>
+                <w:lang w:bidi="ta-IN"/>
+              </w:rPr>
+              <w:t>பா</w:t>
+            </w:r>
+            <w:r>
+              <w:rPr>
+                <w:rFonts w:ascii="Latha" w:hAnsi="Latha" w:cs="Latha"/>
+                <w:b/>
+                <w:bCs/>
+                <w:position w:val="-12"/>
+                <w:sz w:val="28"/>
+                <w:szCs w:val="28"/>
+                <w:cs/>
+                <w:lang w:bidi="ta-IN"/>
+              </w:rPr>
+              <w:t>4</w:t>
+            </w:r>
+            <w:r>
+              <w:rPr>
+                <w:rFonts w:ascii="Latha" w:hAnsi="Latha" w:cs="Latha"/>
+                <w:sz w:val="28"/>
+                <w:szCs w:val="28"/>
+                <w:cs/>
+                <w:lang w:bidi="ta-IN"/>
+              </w:rPr>
+              <w:t>ன</w:t>
+            </w:r>
+            <w:r>
+              <w:rPr>
+                <w:rFonts w:ascii="Latha" w:hAnsi="Latha" w:cs="Latha"/>
+                <w:sz w:val="28"/>
+                <w:szCs w:val="28"/>
+                <w:lang w:val="it-IT" w:bidi="ta-IN"/>
               </w:rPr>
               <w:t xml:space="preserve"> |</w:t>
             </w:r>
@@ -4109,7 +4634,6 @@
                 <w:szCs w:val="28"/>
               </w:rPr>
             </w:pPr>
-            <w:proofErr w:type="gramStart"/>
             <w:r>
               <w:rPr>
                 <w:rFonts w:cs="Arial"/>
@@ -4153,17 +4677,7 @@
                 <w:sz w:val="28"/>
                 <w:szCs w:val="28"/>
               </w:rPr>
-              <w:t xml:space="preserve">  –</w:t>
-            </w:r>
-            <w:proofErr w:type="gramEnd"/>
-            <w:r>
-              <w:rPr>
-                <w:rFonts w:cs="Arial"/>
-                <w:b/>
-                <w:sz w:val="28"/>
-                <w:szCs w:val="28"/>
-              </w:rPr>
-              <w:t xml:space="preserve"> Kramam</w:t>
+              <w:t xml:space="preserve">  – Kramam</w:t>
             </w:r>
           </w:p>
           <w:p>
@@ -4439,6 +4953,510 @@
                 <w:sz w:val="28"/>
                 <w:szCs w:val="28"/>
                 <w:lang w:bidi="ta-IN"/>
+              </w:rPr>
+              <w:t xml:space="preserve"> |</w:t>
+            </w:r>
+          </w:p>
+        </w:tc>
+      </w:tr>
+      <w:tr>
+        <w:trPr>
+          <w:trHeight w:val="1281"/>
+        </w:trPr>
+        <w:tc>
+          <w:tcPr>
+            <w:tcW w:w="3687" w:type="dxa"/>
+          </w:tcPr>
+          <w:p>
+            <w:pPr>
+              <w:widowControl w:val="0"/>
+              <w:tabs>
+                <w:tab w:val="left" w:pos="993"/>
+              </w:tabs>
+              <w:autoSpaceDE w:val="0"/>
+              <w:autoSpaceDN w:val="0"/>
+              <w:adjustRightInd w:val="0"/>
+              <w:spacing w:before="0" w:line="240" w:lineRule="auto"/>
+              <w:ind w:right="297"/>
+              <w:rPr>
+                <w:rFonts w:cs="Arial"/>
+                <w:b/>
+                <w:sz w:val="28"/>
+                <w:szCs w:val="28"/>
+              </w:rPr>
+            </w:pPr>
+            <w:r>
+              <w:rPr>
+                <w:rFonts w:cs="Arial"/>
+                <w:b/>
+                <w:sz w:val="28"/>
+                <w:szCs w:val="28"/>
+              </w:rPr>
+              <w:t>T.S.6.3.</w:t>
+            </w:r>
+            <w:r>
+              <w:rPr>
+                <w:rFonts w:cs="Arial"/>
+                <w:b/>
+                <w:sz w:val="28"/>
+                <w:szCs w:val="28"/>
+              </w:rPr>
+              <w:t>4.9</w:t>
+            </w:r>
+            <w:r>
+              <w:rPr>
+                <w:rFonts w:cs="Arial"/>
+                <w:b/>
+                <w:sz w:val="28"/>
+                <w:szCs w:val="28"/>
+              </w:rPr>
+              <w:t xml:space="preserve">  – Kramam</w:t>
+            </w:r>
+          </w:p>
+          <w:p>
+            <w:pPr>
+              <w:widowControl w:val="0"/>
+              <w:tabs>
+                <w:tab w:val="left" w:pos="993"/>
+              </w:tabs>
+              <w:autoSpaceDE w:val="0"/>
+              <w:autoSpaceDN w:val="0"/>
+              <w:adjustRightInd w:val="0"/>
+              <w:spacing w:before="0" w:line="240" w:lineRule="auto"/>
+              <w:ind w:right="297"/>
+              <w:rPr>
+                <w:rFonts w:cs="Arial"/>
+                <w:b/>
+                <w:sz w:val="28"/>
+                <w:szCs w:val="28"/>
+                <w:lang w:val="en-IN"/>
+              </w:rPr>
+            </w:pPr>
+            <w:r>
+              <w:rPr>
+                <w:rFonts w:cs="Arial"/>
+                <w:b/>
+                <w:sz w:val="28"/>
+                <w:szCs w:val="28"/>
+                <w:lang w:val="en-IN"/>
+              </w:rPr>
+              <w:t>Krama Vaakyam No.–35</w:t>
+            </w:r>
+          </w:p>
+          <w:p>
+            <w:pPr>
+              <w:widowControl w:val="0"/>
+              <w:tabs>
+                <w:tab w:val="left" w:pos="993"/>
+              </w:tabs>
+              <w:autoSpaceDE w:val="0"/>
+              <w:autoSpaceDN w:val="0"/>
+              <w:adjustRightInd w:val="0"/>
+              <w:spacing w:before="0" w:line="240" w:lineRule="auto"/>
+              <w:ind w:right="297"/>
+              <w:rPr>
+                <w:rFonts w:cs="Arial"/>
+                <w:b/>
+                <w:sz w:val="28"/>
+                <w:szCs w:val="28"/>
+                <w:lang w:val="it-IT"/>
+              </w:rPr>
+            </w:pPr>
+            <w:r>
+              <w:rPr>
+                <w:rFonts w:cs="Arial"/>
+                <w:b/>
+                <w:sz w:val="28"/>
+                <w:szCs w:val="28"/>
+                <w:lang w:val="it-IT"/>
+              </w:rPr>
+              <w:t xml:space="preserve">Panchaati No. - </w:t>
+            </w:r>
+            <w:r>
+              <w:rPr>
+                <w:rFonts w:cs="Arial"/>
+                <w:b/>
+                <w:sz w:val="28"/>
+                <w:szCs w:val="28"/>
+                <w:lang w:val="it-IT"/>
+              </w:rPr>
+              <w:t>27</w:t>
+            </w:r>
+          </w:p>
+        </w:tc>
+        <w:tc>
+          <w:tcPr>
+            <w:tcW w:w="5811" w:type="dxa"/>
+          </w:tcPr>
+          <w:p>
+            <w:pPr>
+              <w:widowControl w:val="0"/>
+              <w:autoSpaceDE w:val="0"/>
+              <w:autoSpaceDN w:val="0"/>
+              <w:adjustRightInd w:val="0"/>
+              <w:spacing w:before="0" w:line="240" w:lineRule="auto"/>
+              <w:rPr>
+                <w:rFonts w:ascii="BRH Malayalam Extra" w:eastAsia="Times New Roman" w:hAnsi="BRH Malayalam Extra" w:cs="BRH Malayalam Extra"/>
+                <w:color w:val="000000"/>
+                <w:sz w:val="40"/>
+                <w:szCs w:val="40"/>
+                <w:lang w:val="it-IT" w:eastAsia="en-IN" w:bidi="ml-IN"/>
+              </w:rPr>
+            </w:pPr>
+            <w:r>
+              <w:rPr>
+                <w:rFonts w:ascii="Latha" w:hAnsi="Latha" w:cs="Latha"/>
+                <w:sz w:val="28"/>
+                <w:szCs w:val="28"/>
+                <w:cs/>
+                <w:lang w:bidi="ta-IN"/>
+              </w:rPr>
+              <w:t>ஸ்ரு</w:t>
+            </w:r>
+            <w:r>
+              <w:rPr>
+                <w:rFonts w:ascii="BRH Tamil Tab Extra" w:hAnsi="BRH Tamil Tab Extra" w:cs="Latha"/>
+                <w:b/>
+                <w:sz w:val="32"/>
+                <w:szCs w:val="28"/>
+                <w:lang w:val="it-IT" w:bidi="ta-IN"/>
+              </w:rPr>
+              <w:t>…</w:t>
+            </w:r>
+            <w:r>
+              <w:rPr>
+                <w:rFonts w:ascii="Latha" w:hAnsi="Latha" w:cs="Latha"/>
+                <w:sz w:val="28"/>
+                <w:szCs w:val="28"/>
+                <w:cs/>
+                <w:lang w:bidi="ta-IN"/>
+              </w:rPr>
+              <w:t>சாந்</w:t>
+            </w:r>
+            <w:r>
+              <w:rPr>
+                <w:rFonts w:ascii="Latha" w:hAnsi="Latha" w:cs="Latha"/>
+                <w:sz w:val="28"/>
+                <w:szCs w:val="28"/>
+                <w:lang w:val="it-IT" w:bidi="ta-IN"/>
+              </w:rPr>
+              <w:t xml:space="preserve"> </w:t>
+            </w:r>
+            <w:r>
+              <w:rPr>
+                <w:rFonts w:ascii="Latha" w:hAnsi="Latha" w:cs="Latha"/>
+                <w:sz w:val="28"/>
+                <w:szCs w:val="28"/>
+                <w:cs/>
+                <w:lang w:bidi="ta-IN"/>
+              </w:rPr>
+              <w:t>நி</w:t>
+            </w:r>
+            <w:r>
+              <w:rPr>
+                <w:rFonts w:ascii="BRH Tamil Tab Extra" w:hAnsi="BRH Tamil Tab Extra" w:cs="Latha"/>
+                <w:b/>
+                <w:sz w:val="32"/>
+                <w:szCs w:val="28"/>
+                <w:lang w:val="it-IT" w:bidi="ta-IN"/>
+              </w:rPr>
+              <w:t>…</w:t>
+            </w:r>
+            <w:r>
+              <w:rPr>
+                <w:rFonts w:ascii="Latha" w:hAnsi="Latha" w:cs="Latha"/>
+                <w:sz w:val="28"/>
+                <w:szCs w:val="28"/>
+                <w:cs/>
+                <w:lang w:bidi="ta-IN"/>
+              </w:rPr>
+              <w:t>ஷ்க்ரய</w:t>
+            </w:r>
+            <w:r>
+              <w:rPr>
+                <w:rFonts w:ascii="BRH Tamil Tab Extra" w:hAnsi="BRH Tamil Tab Extra" w:cs="Latha"/>
+                <w:b/>
+                <w:sz w:val="36"/>
+                <w:szCs w:val="28"/>
+                <w:lang w:val="it-IT" w:bidi="ta-IN"/>
+              </w:rPr>
+              <w:t>†</w:t>
+            </w:r>
+            <w:r>
+              <w:rPr>
+                <w:rFonts w:ascii="Latha" w:hAnsi="Latha" w:cs="Latha"/>
+                <w:sz w:val="28"/>
+                <w:szCs w:val="28"/>
+                <w:cs/>
+                <w:lang w:bidi="ta-IN"/>
+              </w:rPr>
+              <w:t>ணம்</w:t>
+            </w:r>
+            <w:r>
+              <w:rPr>
+                <w:rFonts w:ascii="Latha" w:hAnsi="Latha" w:cs="Latha"/>
+                <w:sz w:val="28"/>
+                <w:szCs w:val="28"/>
+                <w:lang w:val="it-IT" w:bidi="ta-IN"/>
+              </w:rPr>
+              <w:t xml:space="preserve"> | </w:t>
+            </w:r>
+            <w:r>
+              <w:rPr>
+                <w:rFonts w:ascii="Latha" w:hAnsi="Latha" w:cs="Latha"/>
+                <w:sz w:val="28"/>
+                <w:szCs w:val="28"/>
+                <w:cs/>
+                <w:lang w:bidi="ta-IN"/>
+              </w:rPr>
+              <w:t>நி</w:t>
+            </w:r>
+            <w:r>
+              <w:rPr>
+                <w:rFonts w:ascii="BRH Tamil Tab Extra" w:hAnsi="BRH Tamil Tab Extra" w:cs="Latha"/>
+                <w:b/>
+                <w:sz w:val="32"/>
+                <w:szCs w:val="28"/>
+                <w:lang w:val="it-IT" w:bidi="ta-IN"/>
+              </w:rPr>
+              <w:t>…</w:t>
+            </w:r>
+            <w:r>
+              <w:rPr>
+                <w:rFonts w:ascii="Latha" w:hAnsi="Latha" w:cs="Latha"/>
+                <w:sz w:val="28"/>
+                <w:szCs w:val="28"/>
+                <w:cs/>
+                <w:lang w:bidi="ta-IN"/>
+              </w:rPr>
+              <w:t>ஷ்க்ரய</w:t>
+            </w:r>
+            <w:r>
+              <w:rPr>
+                <w:rFonts w:ascii="BRH Tamil Tab Extra" w:hAnsi="BRH Tamil Tab Extra" w:cs="Latha"/>
+                <w:b/>
+                <w:sz w:val="36"/>
+                <w:szCs w:val="28"/>
+                <w:lang w:val="it-IT" w:bidi="ta-IN"/>
+              </w:rPr>
+              <w:t>†</w:t>
+            </w:r>
+            <w:r>
+              <w:rPr>
+                <w:rFonts w:ascii="Latha" w:hAnsi="Latha" w:cs="Latha"/>
+                <w:sz w:val="28"/>
+                <w:szCs w:val="28"/>
+                <w:cs/>
+                <w:lang w:bidi="ta-IN"/>
+              </w:rPr>
+              <w:t>ணமபஶ்ய</w:t>
+            </w:r>
+            <w:r>
+              <w:rPr>
+                <w:rFonts w:ascii="Latha" w:hAnsi="Latha" w:cs="Latha"/>
+                <w:sz w:val="28"/>
+                <w:szCs w:val="28"/>
+                <w:highlight w:val="yellow"/>
+                <w:cs/>
+                <w:lang w:bidi="ta-IN"/>
+              </w:rPr>
+              <w:t>த்</w:t>
+            </w:r>
+            <w:r>
+              <w:rPr>
+                <w:rFonts w:ascii="Latha" w:hAnsi="Latha" w:cs="Latha"/>
+                <w:sz w:val="28"/>
+                <w:szCs w:val="28"/>
+                <w:lang w:val="it-IT" w:bidi="ta-IN"/>
+              </w:rPr>
+              <w:t xml:space="preserve"> |</w:t>
+            </w:r>
+          </w:p>
+        </w:tc>
+        <w:tc>
+          <w:tcPr>
+            <w:tcW w:w="5670" w:type="dxa"/>
+          </w:tcPr>
+          <w:p>
+            <w:pPr>
+              <w:widowControl w:val="0"/>
+              <w:autoSpaceDE w:val="0"/>
+              <w:autoSpaceDN w:val="0"/>
+              <w:adjustRightInd w:val="0"/>
+              <w:spacing w:before="0" w:line="240" w:lineRule="auto"/>
+              <w:rPr>
+                <w:rFonts w:ascii="BRH Malayalam Extra" w:eastAsia="Times New Roman" w:hAnsi="BRH Malayalam Extra" w:cs="BRH Malayalam Extra"/>
+                <w:color w:val="000000"/>
+                <w:sz w:val="40"/>
+                <w:szCs w:val="40"/>
+                <w:lang w:val="it-IT" w:eastAsia="en-IN" w:bidi="ml-IN"/>
+              </w:rPr>
+            </w:pPr>
+            <w:r>
+              <w:rPr>
+                <w:rFonts w:ascii="Latha" w:hAnsi="Latha" w:cs="Latha"/>
+                <w:sz w:val="28"/>
+                <w:szCs w:val="28"/>
+                <w:cs/>
+                <w:lang w:bidi="ta-IN"/>
+              </w:rPr>
+              <w:t>ஸ்ரு</w:t>
+            </w:r>
+            <w:r>
+              <w:rPr>
+                <w:rFonts w:ascii="BRH Tamil Tab Extra" w:hAnsi="BRH Tamil Tab Extra" w:cs="Latha"/>
+                <w:b/>
+                <w:sz w:val="32"/>
+                <w:szCs w:val="28"/>
+                <w:lang w:val="it-IT" w:bidi="ta-IN"/>
+              </w:rPr>
+              <w:t>…</w:t>
+            </w:r>
+            <w:r>
+              <w:rPr>
+                <w:rFonts w:ascii="Latha" w:hAnsi="Latha" w:cs="Latha"/>
+                <w:sz w:val="28"/>
+                <w:szCs w:val="28"/>
+                <w:cs/>
+                <w:lang w:bidi="ta-IN"/>
+              </w:rPr>
+              <w:t>சாந்</w:t>
+            </w:r>
+            <w:r>
+              <w:rPr>
+                <w:rFonts w:ascii="Latha" w:hAnsi="Latha" w:cs="Latha"/>
+                <w:sz w:val="28"/>
+                <w:szCs w:val="28"/>
+                <w:lang w:val="it-IT" w:bidi="ta-IN"/>
+              </w:rPr>
+              <w:t xml:space="preserve"> </w:t>
+            </w:r>
+            <w:r>
+              <w:rPr>
+                <w:rFonts w:ascii="Latha" w:hAnsi="Latha" w:cs="Latha"/>
+                <w:sz w:val="28"/>
+                <w:szCs w:val="28"/>
+                <w:cs/>
+                <w:lang w:bidi="ta-IN"/>
+              </w:rPr>
+              <w:t>நி</w:t>
+            </w:r>
+            <w:r>
+              <w:rPr>
+                <w:rFonts w:ascii="BRH Tamil Tab Extra" w:hAnsi="BRH Tamil Tab Extra" w:cs="Latha"/>
+                <w:b/>
+                <w:sz w:val="32"/>
+                <w:szCs w:val="28"/>
+                <w:lang w:val="it-IT" w:bidi="ta-IN"/>
+              </w:rPr>
+              <w:t>…</w:t>
+            </w:r>
+            <w:r>
+              <w:rPr>
+                <w:rFonts w:ascii="Latha" w:hAnsi="Latha" w:cs="Latha"/>
+                <w:sz w:val="28"/>
+                <w:szCs w:val="28"/>
+                <w:cs/>
+                <w:lang w:bidi="ta-IN"/>
+              </w:rPr>
+              <w:t>ஷ்க்ரய</w:t>
+            </w:r>
+            <w:r>
+              <w:rPr>
+                <w:rFonts w:ascii="BRH Tamil Tab Extra" w:hAnsi="BRH Tamil Tab Extra" w:cs="Latha"/>
+                <w:b/>
+                <w:sz w:val="36"/>
+                <w:szCs w:val="28"/>
+                <w:lang w:val="it-IT" w:bidi="ta-IN"/>
+              </w:rPr>
+              <w:t>†</w:t>
+            </w:r>
+            <w:r>
+              <w:rPr>
+                <w:rFonts w:ascii="Latha" w:hAnsi="Latha" w:cs="Latha"/>
+                <w:sz w:val="28"/>
+                <w:szCs w:val="28"/>
+                <w:cs/>
+                <w:lang w:bidi="ta-IN"/>
+              </w:rPr>
+              <w:t>ணம்</w:t>
+            </w:r>
+            <w:r>
+              <w:rPr>
+                <w:rFonts w:ascii="Latha" w:hAnsi="Latha" w:cs="Latha"/>
+                <w:sz w:val="28"/>
+                <w:szCs w:val="28"/>
+                <w:lang w:val="it-IT" w:bidi="ta-IN"/>
+              </w:rPr>
+              <w:t xml:space="preserve"> | </w:t>
+            </w:r>
+            <w:r>
+              <w:rPr>
+                <w:rFonts w:ascii="Latha" w:hAnsi="Latha" w:cs="Latha"/>
+                <w:sz w:val="28"/>
+                <w:szCs w:val="28"/>
+                <w:cs/>
+                <w:lang w:bidi="ta-IN"/>
+              </w:rPr>
+              <w:t>நி</w:t>
+            </w:r>
+            <w:r>
+              <w:rPr>
+                <w:rFonts w:ascii="BRH Tamil Tab Extra" w:hAnsi="BRH Tamil Tab Extra" w:cs="Latha"/>
+                <w:b/>
+                <w:sz w:val="32"/>
+                <w:szCs w:val="28"/>
+                <w:lang w:val="it-IT" w:bidi="ta-IN"/>
+              </w:rPr>
+              <w:t>…</w:t>
+            </w:r>
+            <w:r>
+              <w:rPr>
+                <w:rFonts w:ascii="Latha" w:hAnsi="Latha" w:cs="Latha"/>
+                <w:sz w:val="28"/>
+                <w:szCs w:val="28"/>
+                <w:cs/>
+                <w:lang w:bidi="ta-IN"/>
+              </w:rPr>
+              <w:t>ஷ்க்ரய</w:t>
+            </w:r>
+            <w:r>
+              <w:rPr>
+                <w:rFonts w:ascii="BRH Tamil Tab Extra" w:hAnsi="BRH Tamil Tab Extra" w:cs="Latha"/>
+                <w:b/>
+                <w:sz w:val="36"/>
+                <w:szCs w:val="28"/>
+                <w:lang w:val="it-IT" w:bidi="ta-IN"/>
+              </w:rPr>
+              <w:t>†</w:t>
+            </w:r>
+            <w:r>
+              <w:rPr>
+                <w:rFonts w:ascii="Latha" w:hAnsi="Latha" w:cs="Latha"/>
+                <w:sz w:val="28"/>
+                <w:szCs w:val="28"/>
+                <w:cs/>
+                <w:lang w:bidi="ta-IN"/>
+              </w:rPr>
+              <w:t>ணமபஶ்ய</w:t>
+            </w:r>
+            <w:r>
+              <w:rPr>
+                <w:rFonts w:ascii="Latha" w:hAnsi="Latha" w:cs="Latha"/>
+                <w:sz w:val="28"/>
+                <w:szCs w:val="28"/>
+                <w:highlight w:val="green"/>
+                <w:cs/>
+                <w:lang w:bidi="ta-IN"/>
+              </w:rPr>
+              <w:t>ன்ன்</w:t>
+            </w:r>
+            <w:r>
+              <w:rPr>
+                <w:rFonts w:ascii="Latha" w:hAnsi="Latha" w:cs="Latha"/>
+                <w:sz w:val="28"/>
+                <w:szCs w:val="28"/>
+                <w:lang w:val="it-IT" w:bidi="ta-IN"/>
               </w:rPr>
               <w:t xml:space="preserve"> |</w:t>
             </w:r>
@@ -4471,7 +5489,6 @@
                 <w:szCs w:val="28"/>
               </w:rPr>
             </w:pPr>
-            <w:proofErr w:type="gramStart"/>
             <w:r>
               <w:rPr>
                 <w:rFonts w:cs="Arial"/>
@@ -4506,17 +5523,7 @@
                 <w:sz w:val="28"/>
                 <w:szCs w:val="28"/>
               </w:rPr>
-              <w:t xml:space="preserve">  –</w:t>
-            </w:r>
-            <w:proofErr w:type="gramEnd"/>
-            <w:r>
-              <w:rPr>
-                <w:rFonts w:cs="Arial"/>
-                <w:b/>
-                <w:sz w:val="28"/>
-                <w:szCs w:val="28"/>
-              </w:rPr>
-              <w:t xml:space="preserve"> Kramam</w:t>
+              <w:t xml:space="preserve">  – Kramam</w:t>
             </w:r>
           </w:p>
           <w:p>
@@ -5159,7 +6166,6 @@
                 <w:szCs w:val="28"/>
               </w:rPr>
             </w:pPr>
-            <w:proofErr w:type="gramStart"/>
             <w:r>
               <w:rPr>
                 <w:rFonts w:cs="Arial"/>
@@ -5185,17 +6191,7 @@
                 <w:sz w:val="28"/>
                 <w:szCs w:val="28"/>
               </w:rPr>
-              <w:t xml:space="preserve">  –</w:t>
-            </w:r>
-            <w:proofErr w:type="gramEnd"/>
-            <w:r>
-              <w:rPr>
-                <w:rFonts w:cs="Arial"/>
-                <w:b/>
-                <w:sz w:val="28"/>
-                <w:szCs w:val="28"/>
-              </w:rPr>
-              <w:t xml:space="preserve"> Kramam</w:t>
+              <w:t xml:space="preserve">  – Kramam</w:t>
             </w:r>
           </w:p>
           <w:p>
@@ -5514,7 +6510,6 @@
                 <w:szCs w:val="28"/>
               </w:rPr>
             </w:pPr>
-            <w:proofErr w:type="gramStart"/>
             <w:r>
               <w:rPr>
                 <w:rFonts w:cs="Arial"/>
@@ -5540,17 +6535,7 @@
                 <w:sz w:val="28"/>
                 <w:szCs w:val="28"/>
               </w:rPr>
-              <w:t xml:space="preserve">  –</w:t>
-            </w:r>
-            <w:proofErr w:type="gramEnd"/>
-            <w:r>
-              <w:rPr>
-                <w:rFonts w:cs="Arial"/>
-                <w:b/>
-                <w:sz w:val="28"/>
-                <w:szCs w:val="28"/>
-              </w:rPr>
-              <w:t xml:space="preserve"> Kramam</w:t>
+              <w:t xml:space="preserve">  – Kramam</w:t>
             </w:r>
           </w:p>
           <w:p>
@@ -5981,14 +6966,14 @@
                 <w:szCs w:val="28"/>
               </w:rPr>
             </w:pPr>
-            <w:proofErr w:type="gramStart"/>
-            <w:r>
-              <w:rPr>
-                <w:rFonts w:cs="Arial"/>
-                <w:b/>
-                <w:sz w:val="28"/>
-                <w:szCs w:val="28"/>
-              </w:rPr>
+            <w:r>
+              <w:rPr>
+                <w:rFonts w:cs="Arial"/>
+                <w:b/>
+                <w:sz w:val="28"/>
+                <w:szCs w:val="28"/>
+              </w:rPr>
+              <w:lastRenderedPageBreak/>
               <w:t>T.S.6.3.</w:t>
             </w:r>
             <w:r>
@@ -6007,17 +6992,7 @@
                 <w:sz w:val="28"/>
                 <w:szCs w:val="28"/>
               </w:rPr>
-              <w:t xml:space="preserve">  –</w:t>
-            </w:r>
-            <w:proofErr w:type="gramEnd"/>
-            <w:r>
-              <w:rPr>
-                <w:rFonts w:cs="Arial"/>
-                <w:b/>
-                <w:sz w:val="28"/>
-                <w:szCs w:val="28"/>
-              </w:rPr>
-              <w:t xml:space="preserve"> Kramam</w:t>
+              <w:t xml:space="preserve">  – Kramam</w:t>
             </w:r>
           </w:p>
           <w:p>
@@ -6590,7 +7565,6 @@
           <w:szCs w:val="32"/>
           <w:u w:val="single"/>
         </w:rPr>
-        <w:lastRenderedPageBreak/>
         <w:t xml:space="preserve">TS </w:t>
       </w:r>
       <w:r>
@@ -6848,7 +7822,6 @@
                 <w:szCs w:val="32"/>
               </w:rPr>
             </w:pPr>
-            <w:proofErr w:type="gramStart"/>
             <w:r>
               <w:rPr>
                 <w:rFonts w:cs="Arial"/>
@@ -6874,17 +7847,7 @@
                 <w:sz w:val="28"/>
                 <w:szCs w:val="32"/>
               </w:rPr>
-              <w:t xml:space="preserve"> –</w:t>
-            </w:r>
-            <w:proofErr w:type="gramEnd"/>
-            <w:r>
-              <w:rPr>
-                <w:rFonts w:cs="Arial"/>
-                <w:b/>
-                <w:sz w:val="28"/>
-                <w:szCs w:val="32"/>
-              </w:rPr>
-              <w:t xml:space="preserve"> Kramam</w:t>
+              <w:t xml:space="preserve"> – Kramam</w:t>
             </w:r>
           </w:p>
           <w:p>
@@ -7635,6 +8598,7 @@
                 <w:sz w:val="32"/>
                 <w:szCs w:val="32"/>
               </w:rPr>
+              <w:lastRenderedPageBreak/>
               <w:t>Reference</w:t>
             </w:r>
           </w:p>
@@ -7661,6 +8625,7 @@
                 <w:sz w:val="32"/>
                 <w:szCs w:val="32"/>
               </w:rPr>
+              <w:lastRenderedPageBreak/>
               <w:t>As Printed</w:t>
             </w:r>
           </w:p>
@@ -9480,26 +10445,14 @@
                 <w:szCs w:val="32"/>
               </w:rPr>
             </w:pPr>
-            <w:proofErr w:type="gramStart"/>
-            <w:r>
-              <w:rPr>
-                <w:rFonts w:cs="Arial"/>
-                <w:b/>
-                <w:sz w:val="28"/>
-                <w:szCs w:val="32"/>
-              </w:rPr>
-              <w:lastRenderedPageBreak/>
-              <w:t>T.S.6.3.2.3  –</w:t>
-            </w:r>
-            <w:proofErr w:type="gramEnd"/>
-            <w:r>
-              <w:rPr>
-                <w:rFonts w:cs="Arial"/>
-                <w:b/>
-                <w:sz w:val="28"/>
-                <w:szCs w:val="32"/>
-              </w:rPr>
-              <w:t xml:space="preserve"> Kramam</w:t>
+            <w:r>
+              <w:rPr>
+                <w:rFonts w:cs="Arial"/>
+                <w:b/>
+                <w:sz w:val="28"/>
+                <w:szCs w:val="32"/>
+              </w:rPr>
+              <w:t>T.S.6.3.2.3  – Kramam</w:t>
             </w:r>
           </w:p>
           <w:p>
@@ -11995,6 +12948,7 @@
                 <w:sz w:val="28"/>
                 <w:szCs w:val="32"/>
               </w:rPr>
+              <w:lastRenderedPageBreak/>
               <w:t>T.S.6.3.3.6 – Kramam</w:t>
             </w:r>
           </w:p>
@@ -12522,25 +13476,14 @@
                 <w:szCs w:val="32"/>
               </w:rPr>
             </w:pPr>
-            <w:proofErr w:type="gramStart"/>
-            <w:r>
-              <w:rPr>
-                <w:rFonts w:cs="Arial"/>
-                <w:b/>
-                <w:sz w:val="28"/>
-                <w:szCs w:val="32"/>
-              </w:rPr>
-              <w:t>T.S.6.3.4.2  –</w:t>
-            </w:r>
-            <w:proofErr w:type="gramEnd"/>
-            <w:r>
-              <w:rPr>
-                <w:rFonts w:cs="Arial"/>
-                <w:b/>
-                <w:sz w:val="28"/>
-                <w:szCs w:val="32"/>
-              </w:rPr>
-              <w:t xml:space="preserve"> Kramam</w:t>
+            <w:r>
+              <w:rPr>
+                <w:rFonts w:cs="Arial"/>
+                <w:b/>
+                <w:sz w:val="28"/>
+                <w:szCs w:val="32"/>
+              </w:rPr>
+              <w:t>T.S.6.3.4.2  – Kramam</w:t>
             </w:r>
           </w:p>
           <w:p>
@@ -13293,25 +14236,14 @@
                 <w:szCs w:val="32"/>
               </w:rPr>
             </w:pPr>
-            <w:proofErr w:type="gramStart"/>
-            <w:r>
-              <w:rPr>
-                <w:rFonts w:cs="Arial"/>
-                <w:b/>
-                <w:sz w:val="28"/>
-                <w:szCs w:val="32"/>
-              </w:rPr>
-              <w:t>T.S.6.3.4.2  –</w:t>
-            </w:r>
-            <w:proofErr w:type="gramEnd"/>
-            <w:r>
-              <w:rPr>
-                <w:rFonts w:cs="Arial"/>
-                <w:b/>
-                <w:sz w:val="28"/>
-                <w:szCs w:val="32"/>
-              </w:rPr>
-              <w:t xml:space="preserve"> Kramam</w:t>
+            <w:r>
+              <w:rPr>
+                <w:rFonts w:cs="Arial"/>
+                <w:b/>
+                <w:sz w:val="28"/>
+                <w:szCs w:val="32"/>
+              </w:rPr>
+              <w:t>T.S.6.3.4.2  – Kramam</w:t>
             </w:r>
           </w:p>
           <w:p>
@@ -13909,26 +14841,14 @@
                 <w:szCs w:val="32"/>
               </w:rPr>
             </w:pPr>
-            <w:proofErr w:type="gramStart"/>
-            <w:r>
-              <w:rPr>
-                <w:rFonts w:cs="Arial"/>
-                <w:b/>
-                <w:sz w:val="28"/>
-                <w:szCs w:val="32"/>
-              </w:rPr>
-              <w:lastRenderedPageBreak/>
-              <w:t>T.S.6.3.4.3  –</w:t>
-            </w:r>
-            <w:proofErr w:type="gramEnd"/>
-            <w:r>
-              <w:rPr>
-                <w:rFonts w:cs="Arial"/>
-                <w:b/>
-                <w:sz w:val="28"/>
-                <w:szCs w:val="32"/>
-              </w:rPr>
-              <w:t xml:space="preserve"> Kramam</w:t>
+            <w:r>
+              <w:rPr>
+                <w:rFonts w:cs="Arial"/>
+                <w:b/>
+                <w:sz w:val="28"/>
+                <w:szCs w:val="32"/>
+              </w:rPr>
+              <w:t>T.S.6.3.4.3  – Kramam</w:t>
             </w:r>
           </w:p>
           <w:p>
@@ -14572,25 +15492,14 @@
                 <w:szCs w:val="32"/>
               </w:rPr>
             </w:pPr>
-            <w:proofErr w:type="gramStart"/>
-            <w:r>
-              <w:rPr>
-                <w:rFonts w:cs="Arial"/>
-                <w:b/>
-                <w:sz w:val="28"/>
-                <w:szCs w:val="32"/>
-              </w:rPr>
-              <w:t>T.S.6.3.4.6  –</w:t>
-            </w:r>
-            <w:proofErr w:type="gramEnd"/>
-            <w:r>
-              <w:rPr>
-                <w:rFonts w:cs="Arial"/>
-                <w:b/>
-                <w:sz w:val="28"/>
-                <w:szCs w:val="32"/>
-              </w:rPr>
-              <w:t xml:space="preserve"> Kramam</w:t>
+            <w:r>
+              <w:rPr>
+                <w:rFonts w:cs="Arial"/>
+                <w:b/>
+                <w:sz w:val="28"/>
+                <w:szCs w:val="32"/>
+              </w:rPr>
+              <w:t>T.S.6.3.4.6  – Kramam</w:t>
             </w:r>
           </w:p>
           <w:p>
@@ -14997,25 +15906,14 @@
                 <w:szCs w:val="32"/>
               </w:rPr>
             </w:pPr>
-            <w:proofErr w:type="gramStart"/>
-            <w:r>
-              <w:rPr>
-                <w:rFonts w:cs="Arial"/>
-                <w:b/>
-                <w:sz w:val="28"/>
-                <w:szCs w:val="32"/>
-              </w:rPr>
-              <w:t>T.S.6.3.4.8  –</w:t>
-            </w:r>
-            <w:proofErr w:type="gramEnd"/>
-            <w:r>
-              <w:rPr>
-                <w:rFonts w:cs="Arial"/>
-                <w:b/>
-                <w:sz w:val="28"/>
-                <w:szCs w:val="32"/>
-              </w:rPr>
-              <w:t xml:space="preserve"> Kramam</w:t>
+            <w:r>
+              <w:rPr>
+                <w:rFonts w:cs="Arial"/>
+                <w:b/>
+                <w:sz w:val="28"/>
+                <w:szCs w:val="32"/>
+              </w:rPr>
+              <w:t>T.S.6.3.4.8  – Kramam</w:t>
             </w:r>
           </w:p>
           <w:p>
@@ -15803,6 +16701,7 @@
                 <w:cs/>
                 <w:lang w:bidi="ta-IN"/>
               </w:rPr>
+              <w:lastRenderedPageBreak/>
               <w:t>ம்</w:t>
             </w:r>
             <w:r>
@@ -15916,6 +16815,7 @@
                 <w:cs/>
                 <w:lang w:bidi="ta-IN"/>
               </w:rPr>
+              <w:lastRenderedPageBreak/>
               <w:t>இதி</w:t>
             </w:r>
             <w:r>
@@ -16587,25 +17487,14 @@
                 <w:szCs w:val="32"/>
               </w:rPr>
             </w:pPr>
-            <w:proofErr w:type="gramStart"/>
-            <w:r>
-              <w:rPr>
-                <w:rFonts w:cs="Arial"/>
-                <w:b/>
-                <w:sz w:val="28"/>
-                <w:szCs w:val="32"/>
-              </w:rPr>
-              <w:t>T.S.6.3.8.3  –</w:t>
-            </w:r>
-            <w:proofErr w:type="gramEnd"/>
-            <w:r>
-              <w:rPr>
-                <w:rFonts w:cs="Arial"/>
-                <w:b/>
-                <w:sz w:val="28"/>
-                <w:szCs w:val="32"/>
-              </w:rPr>
-              <w:t xml:space="preserve"> Kramam</w:t>
+            <w:r>
+              <w:rPr>
+                <w:rFonts w:cs="Arial"/>
+                <w:b/>
+                <w:sz w:val="28"/>
+                <w:szCs w:val="32"/>
+              </w:rPr>
+              <w:t>T.S.6.3.8.3  – Kramam</w:t>
             </w:r>
           </w:p>
           <w:p>
@@ -17051,25 +17940,14 @@
                 <w:szCs w:val="32"/>
               </w:rPr>
             </w:pPr>
-            <w:proofErr w:type="gramStart"/>
-            <w:r>
-              <w:rPr>
-                <w:rFonts w:cs="Arial"/>
-                <w:b/>
-                <w:sz w:val="28"/>
-                <w:szCs w:val="32"/>
-              </w:rPr>
-              <w:t>T.S.6.3.8.4  –</w:t>
-            </w:r>
-            <w:proofErr w:type="gramEnd"/>
-            <w:r>
-              <w:rPr>
-                <w:rFonts w:cs="Arial"/>
-                <w:b/>
-                <w:sz w:val="28"/>
-                <w:szCs w:val="32"/>
-              </w:rPr>
-              <w:t xml:space="preserve"> Kramam</w:t>
+            <w:r>
+              <w:rPr>
+                <w:rFonts w:cs="Arial"/>
+                <w:b/>
+                <w:sz w:val="28"/>
+                <w:szCs w:val="32"/>
+              </w:rPr>
+              <w:t>T.S.6.3.8.4  – Kramam</w:t>
             </w:r>
           </w:p>
           <w:p>
@@ -17535,26 +18413,14 @@
                 <w:szCs w:val="32"/>
               </w:rPr>
             </w:pPr>
-            <w:proofErr w:type="gramStart"/>
-            <w:r>
-              <w:rPr>
-                <w:rFonts w:cs="Arial"/>
-                <w:b/>
-                <w:sz w:val="28"/>
-                <w:szCs w:val="32"/>
-              </w:rPr>
-              <w:lastRenderedPageBreak/>
-              <w:t>T.S.6.3.9.5  –</w:t>
-            </w:r>
-            <w:proofErr w:type="gramEnd"/>
-            <w:r>
-              <w:rPr>
-                <w:rFonts w:cs="Arial"/>
-                <w:b/>
-                <w:sz w:val="28"/>
-                <w:szCs w:val="32"/>
-              </w:rPr>
-              <w:t xml:space="preserve"> Kramam</w:t>
+            <w:r>
+              <w:rPr>
+                <w:rFonts w:cs="Arial"/>
+                <w:b/>
+                <w:sz w:val="28"/>
+                <w:szCs w:val="32"/>
+              </w:rPr>
+              <w:t>T.S.6.3.9.5  – Kramam</w:t>
             </w:r>
           </w:p>
           <w:p>
@@ -18234,25 +19100,14 @@
                 <w:szCs w:val="32"/>
               </w:rPr>
             </w:pPr>
-            <w:proofErr w:type="gramStart"/>
-            <w:r>
-              <w:rPr>
-                <w:rFonts w:cs="Arial"/>
-                <w:b/>
-                <w:sz w:val="28"/>
-                <w:szCs w:val="32"/>
-              </w:rPr>
-              <w:t>T.S.6.3.10.2  –</w:t>
-            </w:r>
-            <w:proofErr w:type="gramEnd"/>
-            <w:r>
-              <w:rPr>
-                <w:rFonts w:cs="Arial"/>
-                <w:b/>
-                <w:sz w:val="28"/>
-                <w:szCs w:val="32"/>
-              </w:rPr>
-              <w:t xml:space="preserve"> Kramam</w:t>
+            <w:r>
+              <w:rPr>
+                <w:rFonts w:cs="Arial"/>
+                <w:b/>
+                <w:sz w:val="28"/>
+                <w:szCs w:val="32"/>
+              </w:rPr>
+              <w:t>T.S.6.3.10.2  – Kramam</w:t>
             </w:r>
           </w:p>
           <w:p>
@@ -19316,6 +20171,7 @@
                 <w:sz w:val="28"/>
                 <w:szCs w:val="32"/>
               </w:rPr>
+              <w:lastRenderedPageBreak/>
               <w:t>T.S.6.3.11.5 – Kramam</w:t>
             </w:r>
           </w:p>
@@ -20584,16 +21440,7 @@
           <w:bCs/>
           <w:sz w:val="32"/>
         </w:rPr>
-        <w:t xml:space="preserve">replaced </w:t>
-      </w:r>
-      <w:proofErr w:type="gramStart"/>
-      <w:r>
-        <w:rPr>
-          <w:b/>
-          <w:bCs/>
-          <w:sz w:val="32"/>
-        </w:rPr>
-        <w:t>with</w:t>
+        <w:t>replaced with</w:t>
       </w:r>
       <w:r>
         <w:rPr>
@@ -20615,7 +21462,6 @@
         </w:rPr>
         <w:t>"</w:t>
       </w:r>
-      <w:proofErr w:type="gramEnd"/>
       <w:r>
         <w:rPr>
           <w:rFonts w:ascii="Latha" w:hAnsi="Latha" w:cs="Latha"/>
@@ -20719,7 +21565,6 @@
           <w:szCs w:val="32"/>
           <w:u w:val="single"/>
         </w:rPr>
-        <w:lastRenderedPageBreak/>
         <w:t xml:space="preserve">TS </w:t>
       </w:r>
       <w:r>

--- a/TS-Kramam/TS-6.3/TS 6.3 Tamil Krama Paatam Corrections.docx
+++ b/TS-Kramam/TS-6.3/TS 6.3 Tamil Krama Paatam Corrections.docx
@@ -91,7 +91,18 @@
           <w:szCs w:val="32"/>
           <w:u w:val="single"/>
         </w:rPr>
-        <w:t xml:space="preserve">Observed till </w:t>
+        <w:t xml:space="preserve">Observed </w:t>
+      </w:r>
+      <w:proofErr w:type="gramStart"/>
+      <w:r>
+        <w:rPr>
+          <w:b/>
+          <w:bCs/>
+          <w:sz w:val="32"/>
+          <w:szCs w:val="32"/>
+          <w:u w:val="single"/>
+        </w:rPr>
+        <w:t xml:space="preserve">till </w:t>
       </w:r>
       <w:r>
         <w:rPr>
@@ -104,6 +115,7 @@
         </w:rPr>
         <w:t>????</w:t>
       </w:r>
+      <w:proofErr w:type="gramEnd"/>
     </w:p>
     <w:p>
       <w:pPr>
@@ -268,6 +280,7 @@
                 <w:szCs w:val="28"/>
               </w:rPr>
             </w:pPr>
+            <w:proofErr w:type="gramStart"/>
             <w:r>
               <w:rPr>
                 <w:rFonts w:cs="Arial"/>
@@ -293,7 +306,17 @@
                 <w:sz w:val="28"/>
                 <w:szCs w:val="28"/>
               </w:rPr>
-              <w:t xml:space="preserve">  – Kramam</w:t>
+              <w:t xml:space="preserve">  –</w:t>
+            </w:r>
+            <w:proofErr w:type="gramEnd"/>
+            <w:r>
+              <w:rPr>
+                <w:rFonts w:cs="Arial"/>
+                <w:b/>
+                <w:sz w:val="28"/>
+                <w:szCs w:val="28"/>
+              </w:rPr>
+              <w:t xml:space="preserve"> Kramam</w:t>
             </w:r>
           </w:p>
           <w:p>
@@ -700,6 +723,7 @@
                 <w:szCs w:val="28"/>
               </w:rPr>
             </w:pPr>
+            <w:proofErr w:type="gramStart"/>
             <w:r>
               <w:rPr>
                 <w:rFonts w:cs="Arial"/>
@@ -734,7 +758,17 @@
                 <w:sz w:val="28"/>
                 <w:szCs w:val="28"/>
               </w:rPr>
-              <w:t xml:space="preserve">  – Kramam</w:t>
+              <w:t xml:space="preserve">  –</w:t>
+            </w:r>
+            <w:proofErr w:type="gramEnd"/>
+            <w:r>
+              <w:rPr>
+                <w:rFonts w:cs="Arial"/>
+                <w:b/>
+                <w:sz w:val="28"/>
+                <w:szCs w:val="28"/>
+              </w:rPr>
+              <w:t xml:space="preserve"> Kramam</w:t>
             </w:r>
           </w:p>
           <w:p>
@@ -1343,6 +1377,7 @@
                 <w:szCs w:val="28"/>
               </w:rPr>
             </w:pPr>
+            <w:proofErr w:type="gramStart"/>
             <w:r>
               <w:rPr>
                 <w:rFonts w:cs="Arial"/>
@@ -1368,7 +1403,17 @@
                 <w:sz w:val="28"/>
                 <w:szCs w:val="28"/>
               </w:rPr>
-              <w:t xml:space="preserve">  – Kramam</w:t>
+              <w:t xml:space="preserve">  –</w:t>
+            </w:r>
+            <w:proofErr w:type="gramEnd"/>
+            <w:r>
+              <w:rPr>
+                <w:rFonts w:cs="Arial"/>
+                <w:b/>
+                <w:sz w:val="28"/>
+                <w:szCs w:val="28"/>
+              </w:rPr>
+              <w:t xml:space="preserve"> Kramam</w:t>
             </w:r>
           </w:p>
           <w:p>
@@ -2066,6 +2111,7 @@
                 <w:szCs w:val="28"/>
               </w:rPr>
             </w:pPr>
+            <w:proofErr w:type="gramStart"/>
             <w:r>
               <w:rPr>
                 <w:rFonts w:cs="Arial"/>
@@ -2091,7 +2137,17 @@
                 <w:sz w:val="28"/>
                 <w:szCs w:val="28"/>
               </w:rPr>
-              <w:t xml:space="preserve">  – Kramam</w:t>
+              <w:t xml:space="preserve">  –</w:t>
+            </w:r>
+            <w:proofErr w:type="gramEnd"/>
+            <w:r>
+              <w:rPr>
+                <w:rFonts w:cs="Arial"/>
+                <w:b/>
+                <w:sz w:val="28"/>
+                <w:szCs w:val="28"/>
+              </w:rPr>
+              <w:t xml:space="preserve"> Kramam</w:t>
             </w:r>
           </w:p>
           <w:p>
@@ -2555,6 +2611,7 @@
                 <w:szCs w:val="28"/>
               </w:rPr>
             </w:pPr>
+            <w:proofErr w:type="gramStart"/>
             <w:r>
               <w:rPr>
                 <w:rFonts w:cs="Arial"/>
@@ -2580,7 +2637,17 @@
                 <w:sz w:val="28"/>
                 <w:szCs w:val="28"/>
               </w:rPr>
-              <w:t xml:space="preserve">  – Kramam</w:t>
+              <w:t xml:space="preserve">  –</w:t>
+            </w:r>
+            <w:proofErr w:type="gramEnd"/>
+            <w:r>
+              <w:rPr>
+                <w:rFonts w:cs="Arial"/>
+                <w:b/>
+                <w:sz w:val="28"/>
+                <w:szCs w:val="28"/>
+              </w:rPr>
+              <w:t xml:space="preserve"> Kramam</w:t>
             </w:r>
           </w:p>
           <w:p>
@@ -3008,6 +3075,7 @@
                 <w:szCs w:val="28"/>
               </w:rPr>
             </w:pPr>
+            <w:proofErr w:type="gramStart"/>
             <w:r>
               <w:rPr>
                 <w:rFonts w:cs="Arial"/>
@@ -3016,7 +3084,17 @@
                 <w:szCs w:val="28"/>
               </w:rPr>
               <w:lastRenderedPageBreak/>
-              <w:t>T.S.6.3.3.6  – Kramam</w:t>
+              <w:t>T.S.6.3.3.6  –</w:t>
+            </w:r>
+            <w:proofErr w:type="gramEnd"/>
+            <w:r>
+              <w:rPr>
+                <w:rFonts w:cs="Arial"/>
+                <w:b/>
+                <w:sz w:val="28"/>
+                <w:szCs w:val="28"/>
+              </w:rPr>
+              <w:t xml:space="preserve"> Kramam</w:t>
             </w:r>
           </w:p>
           <w:p>
@@ -3517,6 +3595,7 @@
                 <w:szCs w:val="28"/>
               </w:rPr>
             </w:pPr>
+            <w:proofErr w:type="gramStart"/>
             <w:r>
               <w:rPr>
                 <w:rFonts w:cs="Arial"/>
@@ -3560,7 +3639,17 @@
                 <w:sz w:val="28"/>
                 <w:szCs w:val="28"/>
               </w:rPr>
-              <w:t xml:space="preserve">  – Kramam</w:t>
+              <w:t xml:space="preserve">  –</w:t>
+            </w:r>
+            <w:proofErr w:type="gramEnd"/>
+            <w:r>
+              <w:rPr>
+                <w:rFonts w:cs="Arial"/>
+                <w:b/>
+                <w:sz w:val="28"/>
+                <w:szCs w:val="28"/>
+              </w:rPr>
+              <w:t xml:space="preserve"> Kramam</w:t>
             </w:r>
           </w:p>
           <w:p>
@@ -4020,6 +4109,7 @@
                 <w:szCs w:val="28"/>
               </w:rPr>
             </w:pPr>
+            <w:proofErr w:type="gramStart"/>
             <w:r>
               <w:rPr>
                 <w:rFonts w:cs="Arial"/>
@@ -4063,7 +4153,17 @@
                 <w:sz w:val="28"/>
                 <w:szCs w:val="28"/>
               </w:rPr>
-              <w:t xml:space="preserve">  – Kramam</w:t>
+              <w:t xml:space="preserve">  –</w:t>
+            </w:r>
+            <w:proofErr w:type="gramEnd"/>
+            <w:r>
+              <w:rPr>
+                <w:rFonts w:cs="Arial"/>
+                <w:b/>
+                <w:sz w:val="28"/>
+                <w:szCs w:val="28"/>
+              </w:rPr>
+              <w:t xml:space="preserve"> Kramam</w:t>
             </w:r>
           </w:p>
           <w:p>
@@ -4634,6 +4734,7 @@
                 <w:szCs w:val="28"/>
               </w:rPr>
             </w:pPr>
+            <w:proofErr w:type="gramStart"/>
             <w:r>
               <w:rPr>
                 <w:rFonts w:cs="Arial"/>
@@ -4677,7 +4778,17 @@
                 <w:sz w:val="28"/>
                 <w:szCs w:val="28"/>
               </w:rPr>
-              <w:t xml:space="preserve">  – Kramam</w:t>
+              <w:t xml:space="preserve">  –</w:t>
+            </w:r>
+            <w:proofErr w:type="gramEnd"/>
+            <w:r>
+              <w:rPr>
+                <w:rFonts w:cs="Arial"/>
+                <w:b/>
+                <w:sz w:val="28"/>
+                <w:szCs w:val="28"/>
+              </w:rPr>
+              <w:t xml:space="preserve"> Kramam</w:t>
             </w:r>
           </w:p>
           <w:p>
@@ -4985,6 +5096,7 @@
                 <w:szCs w:val="28"/>
               </w:rPr>
             </w:pPr>
+            <w:proofErr w:type="gramStart"/>
             <w:r>
               <w:rPr>
                 <w:rFonts w:cs="Arial"/>
@@ -5010,7 +5122,17 @@
                 <w:sz w:val="28"/>
                 <w:szCs w:val="28"/>
               </w:rPr>
-              <w:t xml:space="preserve">  – Kramam</w:t>
+              <w:t xml:space="preserve">  –</w:t>
+            </w:r>
+            <w:proofErr w:type="gramEnd"/>
+            <w:r>
+              <w:rPr>
+                <w:rFonts w:cs="Arial"/>
+                <w:b/>
+                <w:sz w:val="28"/>
+                <w:szCs w:val="28"/>
+              </w:rPr>
+              <w:t xml:space="preserve"> Kramam</w:t>
             </w:r>
           </w:p>
           <w:p>
@@ -5489,6 +5611,7 @@
                 <w:szCs w:val="28"/>
               </w:rPr>
             </w:pPr>
+            <w:proofErr w:type="gramStart"/>
             <w:r>
               <w:rPr>
                 <w:rFonts w:cs="Arial"/>
@@ -5523,7 +5646,17 @@
                 <w:sz w:val="28"/>
                 <w:szCs w:val="28"/>
               </w:rPr>
-              <w:t xml:space="preserve">  – Kramam</w:t>
+              <w:t xml:space="preserve">  –</w:t>
+            </w:r>
+            <w:proofErr w:type="gramEnd"/>
+            <w:r>
+              <w:rPr>
+                <w:rFonts w:cs="Arial"/>
+                <w:b/>
+                <w:sz w:val="28"/>
+                <w:szCs w:val="28"/>
+              </w:rPr>
+              <w:t xml:space="preserve"> Kramam</w:t>
             </w:r>
           </w:p>
           <w:p>
@@ -6127,6 +6260,654 @@
                 <w:lang w:bidi="ta-IN"/>
               </w:rPr>
               <w:t>மானம்</w:t>
+            </w:r>
+            <w:r>
+              <w:rPr>
+                <w:rFonts w:ascii="Latha" w:hAnsi="Latha" w:cs="Latha"/>
+                <w:sz w:val="28"/>
+                <w:szCs w:val="28"/>
+                <w:lang w:bidi="ta-IN"/>
+              </w:rPr>
+              <w:t xml:space="preserve"> |</w:t>
+            </w:r>
+          </w:p>
+        </w:tc>
+      </w:tr>
+      <w:tr>
+        <w:trPr>
+          <w:trHeight w:val="1435"/>
+        </w:trPr>
+        <w:tc>
+          <w:tcPr>
+            <w:tcW w:w="3687" w:type="dxa"/>
+          </w:tcPr>
+          <w:p>
+            <w:pPr>
+              <w:widowControl w:val="0"/>
+              <w:tabs>
+                <w:tab w:val="left" w:pos="993"/>
+              </w:tabs>
+              <w:autoSpaceDE w:val="0"/>
+              <w:autoSpaceDN w:val="0"/>
+              <w:adjustRightInd w:val="0"/>
+              <w:spacing w:before="0" w:line="252" w:lineRule="auto"/>
+              <w:ind w:right="297"/>
+              <w:rPr>
+                <w:rFonts w:cs="Arial"/>
+                <w:b/>
+                <w:sz w:val="28"/>
+                <w:szCs w:val="28"/>
+              </w:rPr>
+            </w:pPr>
+            <w:proofErr w:type="gramStart"/>
+            <w:r>
+              <w:rPr>
+                <w:rFonts w:cs="Arial"/>
+                <w:b/>
+                <w:sz w:val="28"/>
+                <w:szCs w:val="28"/>
+              </w:rPr>
+              <w:t>T.S.6.3.</w:t>
+            </w:r>
+            <w:r>
+              <w:rPr>
+                <w:rFonts w:cs="Arial"/>
+                <w:b/>
+                <w:sz w:val="28"/>
+                <w:szCs w:val="28"/>
+              </w:rPr>
+              <w:t>9.1</w:t>
+            </w:r>
+            <w:r>
+              <w:rPr>
+                <w:rFonts w:cs="Arial"/>
+                <w:b/>
+                <w:sz w:val="28"/>
+                <w:szCs w:val="28"/>
+              </w:rPr>
+              <w:t xml:space="preserve">  –</w:t>
+            </w:r>
+            <w:proofErr w:type="gramEnd"/>
+            <w:r>
+              <w:rPr>
+                <w:rFonts w:cs="Arial"/>
+                <w:b/>
+                <w:sz w:val="28"/>
+                <w:szCs w:val="28"/>
+              </w:rPr>
+              <w:t xml:space="preserve"> Kramam</w:t>
+            </w:r>
+          </w:p>
+          <w:p>
+            <w:pPr>
+              <w:widowControl w:val="0"/>
+              <w:tabs>
+                <w:tab w:val="left" w:pos="993"/>
+              </w:tabs>
+              <w:autoSpaceDE w:val="0"/>
+              <w:autoSpaceDN w:val="0"/>
+              <w:adjustRightInd w:val="0"/>
+              <w:spacing w:before="0" w:line="252" w:lineRule="auto"/>
+              <w:ind w:right="297"/>
+              <w:rPr>
+                <w:rFonts w:cs="Arial"/>
+                <w:b/>
+                <w:sz w:val="28"/>
+                <w:szCs w:val="28"/>
+                <w:lang w:val="en-IN"/>
+              </w:rPr>
+            </w:pPr>
+            <w:r>
+              <w:rPr>
+                <w:rFonts w:cs="Arial"/>
+                <w:b/>
+                <w:sz w:val="28"/>
+                <w:szCs w:val="28"/>
+                <w:lang w:val="en-IN"/>
+              </w:rPr>
+              <w:t>Krama Vaakyam No.–</w:t>
+            </w:r>
+            <w:r>
+              <w:rPr>
+                <w:rFonts w:cs="Arial"/>
+                <w:b/>
+                <w:sz w:val="28"/>
+                <w:szCs w:val="28"/>
+                <w:lang w:val="en-IN"/>
+              </w:rPr>
+              <w:t>5</w:t>
+            </w:r>
+          </w:p>
+          <w:p>
+            <w:pPr>
+              <w:widowControl w:val="0"/>
+              <w:tabs>
+                <w:tab w:val="left" w:pos="993"/>
+              </w:tabs>
+              <w:autoSpaceDE w:val="0"/>
+              <w:autoSpaceDN w:val="0"/>
+              <w:adjustRightInd w:val="0"/>
+              <w:spacing w:before="0" w:line="252" w:lineRule="auto"/>
+              <w:ind w:right="297"/>
+              <w:rPr>
+                <w:rFonts w:cs="Arial"/>
+                <w:b/>
+                <w:sz w:val="28"/>
+                <w:szCs w:val="28"/>
+              </w:rPr>
+            </w:pPr>
+            <w:r>
+              <w:rPr>
+                <w:rFonts w:cs="Arial"/>
+                <w:b/>
+                <w:sz w:val="28"/>
+                <w:szCs w:val="28"/>
+                <w:lang w:val="it-IT"/>
+              </w:rPr>
+              <w:t xml:space="preserve">Panchaati No. </w:t>
+            </w:r>
+            <w:r>
+              <w:rPr>
+                <w:rFonts w:cs="Arial"/>
+                <w:b/>
+                <w:sz w:val="28"/>
+                <w:szCs w:val="28"/>
+                <w:lang w:val="it-IT"/>
+              </w:rPr>
+              <w:t>–</w:t>
+            </w:r>
+            <w:r>
+              <w:rPr>
+                <w:rFonts w:cs="Arial"/>
+                <w:b/>
+                <w:sz w:val="28"/>
+                <w:szCs w:val="28"/>
+                <w:lang w:val="it-IT"/>
+              </w:rPr>
+              <w:t xml:space="preserve"> </w:t>
+            </w:r>
+            <w:r>
+              <w:rPr>
+                <w:rFonts w:cs="Arial"/>
+                <w:b/>
+                <w:sz w:val="28"/>
+                <w:szCs w:val="28"/>
+                <w:lang w:val="it-IT"/>
+              </w:rPr>
+              <w:t>45</w:t>
+            </w:r>
+            <w:r>
+              <w:rPr>
+                <w:rFonts w:cs="Arial"/>
+                <w:b/>
+                <w:sz w:val="28"/>
+                <w:szCs w:val="28"/>
+                <w:lang w:val="it-IT"/>
+              </w:rPr>
+              <w:t>, 46</w:t>
+            </w:r>
+          </w:p>
+        </w:tc>
+        <w:tc>
+          <w:tcPr>
+            <w:tcW w:w="5811" w:type="dxa"/>
+          </w:tcPr>
+          <w:p>
+            <w:pPr>
+              <w:spacing w:before="0" w:line="240" w:lineRule="auto"/>
+              <w:rPr>
+                <w:rFonts w:ascii="Latha" w:hAnsi="Latha" w:cs="Latha"/>
+                <w:sz w:val="28"/>
+                <w:szCs w:val="28"/>
+                <w:lang w:bidi="ta-IN"/>
+              </w:rPr>
+            </w:pPr>
+            <w:r>
+              <w:rPr>
+                <w:rFonts w:ascii="Latha" w:hAnsi="Latha" w:cs="Latha"/>
+                <w:sz w:val="28"/>
+                <w:szCs w:val="28"/>
+                <w:cs/>
+                <w:lang w:bidi="ta-IN"/>
+              </w:rPr>
+              <w:t>ப்ரா</w:t>
+            </w:r>
+            <w:r>
+              <w:rPr>
+                <w:rFonts w:ascii="BRH Tamil Tab Extra" w:hAnsi="BRH Tamil Tab Extra" w:cs="Latha"/>
+                <w:b/>
+                <w:sz w:val="32"/>
+                <w:szCs w:val="28"/>
+                <w:lang w:bidi="ta-IN"/>
+              </w:rPr>
+              <w:t>…</w:t>
+            </w:r>
+            <w:r>
+              <w:rPr>
+                <w:rFonts w:ascii="Latha" w:hAnsi="Latha" w:cs="Latha"/>
+                <w:sz w:val="28"/>
+                <w:szCs w:val="28"/>
+                <w:cs/>
+                <w:lang w:bidi="ta-IN"/>
+              </w:rPr>
+              <w:t>ணா</w:t>
+            </w:r>
+            <w:r>
+              <w:rPr>
+                <w:rFonts w:ascii="Latha" w:hAnsi="Latha" w:cs="Latha"/>
+                <w:sz w:val="28"/>
+                <w:szCs w:val="28"/>
+                <w:highlight w:val="yellow"/>
+                <w:cs/>
+                <w:lang w:bidi="ta-IN"/>
+              </w:rPr>
+              <w:t>ன்</w:t>
+            </w:r>
+            <w:r>
+              <w:rPr>
+                <w:rFonts w:ascii="Latha" w:hAnsi="Latha" w:cs="Latha"/>
+                <w:sz w:val="28"/>
+                <w:szCs w:val="28"/>
+                <w:highlight w:val="yellow"/>
+                <w:cs/>
+                <w:lang w:bidi="ta-IN"/>
+              </w:rPr>
+              <w:t>சு</w:t>
+            </w:r>
+            <w:r>
+              <w:rPr>
+                <w:rFonts w:ascii="Latha" w:hAnsi="Latha" w:cs="Latha"/>
+                <w:b/>
+                <w:bCs/>
+                <w:position w:val="-12"/>
+                <w:sz w:val="28"/>
+                <w:szCs w:val="28"/>
+                <w:highlight w:val="yellow"/>
+                <w:cs/>
+                <w:lang w:bidi="ta-IN"/>
+              </w:rPr>
+              <w:t>2</w:t>
+            </w:r>
+            <w:r>
+              <w:rPr>
+                <w:rFonts w:ascii="Latha" w:hAnsi="Latha" w:cs="Latha"/>
+                <w:sz w:val="28"/>
+                <w:szCs w:val="28"/>
+                <w:cs/>
+                <w:lang w:bidi="ta-IN"/>
+              </w:rPr>
+              <w:t>க்</w:t>
+            </w:r>
+            <w:r>
+              <w:rPr>
+                <w:rFonts w:ascii="Latha" w:hAnsi="Latha" w:cs="Latha"/>
+                <w:sz w:val="28"/>
+                <w:szCs w:val="28"/>
+                <w:lang w:bidi="ta-IN"/>
+              </w:rPr>
+              <w:t xml:space="preserve"> |</w:t>
+            </w:r>
+            <w:r>
+              <w:rPr>
+                <w:rFonts w:ascii="Latha" w:hAnsi="Latha" w:cs="Latha"/>
+                <w:sz w:val="28"/>
+                <w:szCs w:val="28"/>
+                <w:lang w:bidi="ta-IN"/>
+              </w:rPr>
+              <w:t xml:space="preserve"> </w:t>
+            </w:r>
+          </w:p>
+          <w:p>
+            <w:pPr>
+              <w:spacing w:before="0" w:line="240" w:lineRule="auto"/>
+              <w:rPr>
+                <w:rFonts w:ascii="Latha" w:hAnsi="Latha" w:cs="Latha"/>
+                <w:sz w:val="28"/>
+                <w:szCs w:val="28"/>
+                <w:cs/>
+                <w:lang w:bidi="ta-IN"/>
+              </w:rPr>
+            </w:pPr>
+            <w:r>
+              <w:rPr>
+                <w:rFonts w:ascii="Latha" w:hAnsi="Latha" w:cs="Latha"/>
+                <w:sz w:val="28"/>
+                <w:szCs w:val="28"/>
+                <w:cs/>
+                <w:lang w:bidi="ta-IN"/>
+              </w:rPr>
+              <w:t>ப்ரா</w:t>
+            </w:r>
+            <w:r>
+              <w:rPr>
+                <w:rFonts w:ascii="BRH Tamil Tab Extra" w:hAnsi="BRH Tamil Tab Extra" w:cs="Latha"/>
+                <w:b/>
+                <w:sz w:val="32"/>
+                <w:szCs w:val="28"/>
+                <w:lang w:bidi="ta-IN"/>
+              </w:rPr>
+              <w:t>…</w:t>
+            </w:r>
+            <w:r>
+              <w:rPr>
+                <w:rFonts w:ascii="Latha" w:hAnsi="Latha" w:cs="Latha"/>
+                <w:sz w:val="28"/>
+                <w:szCs w:val="28"/>
+                <w:highlight w:val="yellow"/>
+                <w:cs/>
+                <w:lang w:bidi="ta-IN"/>
+              </w:rPr>
+              <w:t>ண</w:t>
+            </w:r>
+            <w:r>
+              <w:rPr>
+                <w:rFonts w:ascii="Latha" w:hAnsi="Latha" w:cs="Latha"/>
+                <w:sz w:val="28"/>
+                <w:szCs w:val="28"/>
+                <w:cs/>
+                <w:lang w:bidi="ta-IN"/>
+              </w:rPr>
+              <w:t>னிதி</w:t>
+            </w:r>
+            <w:r>
+              <w:rPr>
+                <w:rFonts w:ascii="BRH Tamil Tab Extra" w:hAnsi="BRH Tamil Tab Extra" w:cs="Latha"/>
+                <w:b/>
+                <w:sz w:val="36"/>
+                <w:szCs w:val="28"/>
+                <w:lang w:bidi="ta-IN"/>
+              </w:rPr>
+              <w:t>†</w:t>
+            </w:r>
+            <w:r>
+              <w:rPr>
+                <w:rFonts w:ascii="Latha" w:hAnsi="Latha" w:cs="Latha"/>
+                <w:sz w:val="28"/>
+                <w:szCs w:val="28"/>
+                <w:lang w:bidi="ta-IN"/>
+              </w:rPr>
+              <w:t xml:space="preserve"> </w:t>
+            </w:r>
+            <w:r>
+              <w:rPr>
+                <w:rFonts w:ascii="Latha" w:hAnsi="Latha" w:cs="Latha"/>
+                <w:sz w:val="28"/>
+                <w:szCs w:val="28"/>
+                <w:cs/>
+                <w:lang w:bidi="ta-IN"/>
+              </w:rPr>
+              <w:t>ப்ர</w:t>
+            </w:r>
+            <w:r>
+              <w:rPr>
+                <w:rFonts w:ascii="Latha" w:hAnsi="Latha" w:cs="Latha"/>
+                <w:sz w:val="28"/>
+                <w:szCs w:val="28"/>
+                <w:lang w:bidi="ta-IN"/>
+              </w:rPr>
+              <w:t xml:space="preserve"> - </w:t>
+            </w:r>
+            <w:r>
+              <w:rPr>
+                <w:rFonts w:ascii="Latha" w:hAnsi="Latha" w:cs="Latha"/>
+                <w:sz w:val="28"/>
+                <w:szCs w:val="28"/>
+                <w:cs/>
+                <w:lang w:bidi="ta-IN"/>
+              </w:rPr>
+              <w:t>அ</w:t>
+            </w:r>
+            <w:r>
+              <w:rPr>
+                <w:rFonts w:ascii="BRH Tamil Tab Extra" w:hAnsi="BRH Tamil Tab Extra" w:cs="Latha"/>
+                <w:b/>
+                <w:sz w:val="32"/>
+                <w:szCs w:val="28"/>
+                <w:lang w:bidi="ta-IN"/>
+              </w:rPr>
+              <w:t>…</w:t>
+            </w:r>
+            <w:r>
+              <w:rPr>
+                <w:rFonts w:ascii="Latha" w:hAnsi="Latha" w:cs="Latha"/>
+                <w:sz w:val="28"/>
+                <w:szCs w:val="28"/>
+                <w:cs/>
+                <w:lang w:bidi="ta-IN"/>
+              </w:rPr>
+              <w:t>னான்</w:t>
+            </w:r>
+            <w:r>
+              <w:rPr>
+                <w:rFonts w:ascii="Latha" w:hAnsi="Latha" w:cs="Latha"/>
+                <w:sz w:val="28"/>
+                <w:szCs w:val="28"/>
+                <w:lang w:bidi="ta-IN"/>
+              </w:rPr>
+              <w:t xml:space="preserve"> |</w:t>
+            </w:r>
+          </w:p>
+        </w:tc>
+        <w:tc>
+          <w:tcPr>
+            <w:tcW w:w="5670" w:type="dxa"/>
+          </w:tcPr>
+          <w:p>
+            <w:pPr>
+              <w:widowControl w:val="0"/>
+              <w:autoSpaceDE w:val="0"/>
+              <w:autoSpaceDN w:val="0"/>
+              <w:adjustRightInd w:val="0"/>
+              <w:spacing w:line="252" w:lineRule="auto"/>
+              <w:rPr>
+                <w:rFonts w:ascii="Latha" w:hAnsi="Latha" w:cs="Latha"/>
+                <w:sz w:val="28"/>
+                <w:szCs w:val="28"/>
+                <w:cs/>
+                <w:lang w:bidi="ta-IN"/>
+              </w:rPr>
+            </w:pPr>
+            <w:r>
+              <w:rPr>
+                <w:rFonts w:ascii="Latha" w:hAnsi="Latha" w:cs="Latha"/>
+                <w:sz w:val="28"/>
+                <w:szCs w:val="28"/>
+                <w:cs/>
+                <w:lang w:bidi="ta-IN"/>
+              </w:rPr>
+              <w:t>ப்ரா</w:t>
+            </w:r>
+            <w:r>
+              <w:rPr>
+                <w:rFonts w:ascii="BRH Tamil Tab Extra" w:hAnsi="BRH Tamil Tab Extra" w:cs="Latha"/>
+                <w:b/>
+                <w:sz w:val="32"/>
+                <w:szCs w:val="28"/>
+                <w:lang w:bidi="ta-IN"/>
+              </w:rPr>
+              <w:t>…</w:t>
+            </w:r>
+            <w:r>
+              <w:rPr>
+                <w:rFonts w:ascii="Latha" w:hAnsi="Latha" w:cs="Latha"/>
+                <w:sz w:val="28"/>
+                <w:szCs w:val="28"/>
+                <w:cs/>
+                <w:lang w:bidi="ta-IN"/>
+              </w:rPr>
+              <w:t>ணா</w:t>
+            </w:r>
+            <w:r>
+              <w:rPr>
+                <w:rFonts w:ascii="Latha" w:hAnsi="Latha" w:cs="Latha"/>
+                <w:sz w:val="28"/>
+                <w:szCs w:val="28"/>
+                <w:highlight w:val="green"/>
+                <w:cs/>
+                <w:lang w:bidi="ta-IN"/>
+                <w14:ligatures w14:val="standardContextual"/>
+              </w:rPr>
+              <w:t>ஞ்</w:t>
+            </w:r>
+            <w:r>
+              <w:rPr>
+                <w:rFonts w:ascii="Latha" w:hAnsi="Latha" w:cs="Latha"/>
+                <w:sz w:val="28"/>
+                <w:szCs w:val="28"/>
+                <w:cs/>
+                <w:lang w:bidi="ta-IN"/>
+              </w:rPr>
+              <w:t>சு</w:t>
+            </w:r>
+            <w:r>
+              <w:rPr>
+                <w:rFonts w:ascii="Latha" w:hAnsi="Latha" w:cs="Latha"/>
+                <w:b/>
+                <w:bCs/>
+                <w:position w:val="-12"/>
+                <w:sz w:val="28"/>
+                <w:szCs w:val="28"/>
+                <w:cs/>
+                <w:lang w:bidi="ta-IN"/>
+              </w:rPr>
+              <w:t>2</w:t>
+            </w:r>
+            <w:r>
+              <w:rPr>
+                <w:rFonts w:ascii="Latha" w:hAnsi="Latha" w:cs="Latha"/>
+                <w:sz w:val="28"/>
+                <w:szCs w:val="28"/>
+                <w:cs/>
+                <w:lang w:bidi="ta-IN"/>
+              </w:rPr>
+              <w:t>க்</w:t>
+            </w:r>
+            <w:r>
+              <w:rPr>
+                <w:rFonts w:ascii="Latha" w:hAnsi="Latha" w:cs="Latha"/>
+                <w:sz w:val="28"/>
+                <w:szCs w:val="28"/>
+                <w:lang w:bidi="ta-IN"/>
+              </w:rPr>
+              <w:t xml:space="preserve"> | </w:t>
+            </w:r>
+            <w:r>
+              <w:rPr>
+                <w:rFonts w:ascii="Latha" w:hAnsi="Latha" w:cs="Latha"/>
+                <w:sz w:val="28"/>
+                <w:szCs w:val="28"/>
+                <w:lang w:bidi="ta-IN"/>
+              </w:rPr>
+              <w:br/>
+            </w:r>
+            <w:r>
+              <w:rPr>
+                <w:rFonts w:ascii="Latha" w:hAnsi="Latha" w:cs="Latha"/>
+                <w:sz w:val="28"/>
+                <w:szCs w:val="28"/>
+                <w:cs/>
+                <w:lang w:bidi="ta-IN"/>
+              </w:rPr>
+              <w:t>ப்ரா</w:t>
+            </w:r>
+            <w:r>
+              <w:rPr>
+                <w:rFonts w:ascii="BRH Tamil Tab Extra" w:hAnsi="BRH Tamil Tab Extra" w:cs="Latha"/>
+                <w:b/>
+                <w:sz w:val="32"/>
+                <w:szCs w:val="28"/>
+                <w:lang w:bidi="ta-IN"/>
+              </w:rPr>
+              <w:t>…</w:t>
+            </w:r>
+            <w:r>
+              <w:rPr>
+                <w:rFonts w:ascii="Latha" w:hAnsi="Latha" w:cs="Latha"/>
+                <w:sz w:val="28"/>
+                <w:szCs w:val="28"/>
+                <w:highlight w:val="green"/>
+                <w:cs/>
+                <w:lang w:bidi="ta-IN"/>
+              </w:rPr>
+              <w:t>ணா</w:t>
+            </w:r>
+            <w:r>
+              <w:rPr>
+                <w:rFonts w:ascii="Latha" w:hAnsi="Latha" w:cs="Latha"/>
+                <w:sz w:val="28"/>
+                <w:szCs w:val="28"/>
+                <w:cs/>
+                <w:lang w:bidi="ta-IN"/>
+              </w:rPr>
+              <w:t>னிதி</w:t>
+            </w:r>
+            <w:r>
+              <w:rPr>
+                <w:rFonts w:ascii="BRH Tamil Tab Extra" w:hAnsi="BRH Tamil Tab Extra" w:cs="Latha"/>
+                <w:b/>
+                <w:sz w:val="36"/>
+                <w:szCs w:val="28"/>
+                <w:lang w:bidi="ta-IN"/>
+              </w:rPr>
+              <w:t>†</w:t>
+            </w:r>
+            <w:r>
+              <w:rPr>
+                <w:rFonts w:ascii="Latha" w:hAnsi="Latha" w:cs="Latha"/>
+                <w:sz w:val="28"/>
+                <w:szCs w:val="28"/>
+                <w:lang w:bidi="ta-IN"/>
+              </w:rPr>
+              <w:t xml:space="preserve"> </w:t>
+            </w:r>
+            <w:r>
+              <w:rPr>
+                <w:rFonts w:ascii="Latha" w:hAnsi="Latha" w:cs="Latha"/>
+                <w:sz w:val="28"/>
+                <w:szCs w:val="28"/>
+                <w:cs/>
+                <w:lang w:bidi="ta-IN"/>
+              </w:rPr>
+              <w:t>ப்ர</w:t>
+            </w:r>
+            <w:r>
+              <w:rPr>
+                <w:rFonts w:ascii="Latha" w:hAnsi="Latha" w:cs="Latha"/>
+                <w:sz w:val="28"/>
+                <w:szCs w:val="28"/>
+                <w:lang w:bidi="ta-IN"/>
+              </w:rPr>
+              <w:t xml:space="preserve"> - </w:t>
+            </w:r>
+            <w:r>
+              <w:rPr>
+                <w:rFonts w:ascii="Latha" w:hAnsi="Latha" w:cs="Latha"/>
+                <w:sz w:val="28"/>
+                <w:szCs w:val="28"/>
+                <w:cs/>
+                <w:lang w:bidi="ta-IN"/>
+              </w:rPr>
+              <w:t>அ</w:t>
+            </w:r>
+            <w:r>
+              <w:rPr>
+                <w:rFonts w:ascii="BRH Tamil Tab Extra" w:hAnsi="BRH Tamil Tab Extra" w:cs="Latha"/>
+                <w:b/>
+                <w:sz w:val="32"/>
+                <w:szCs w:val="28"/>
+                <w:lang w:bidi="ta-IN"/>
+              </w:rPr>
+              <w:t>…</w:t>
+            </w:r>
+            <w:r>
+              <w:rPr>
+                <w:rFonts w:ascii="Latha" w:hAnsi="Latha" w:cs="Latha"/>
+                <w:sz w:val="28"/>
+                <w:szCs w:val="28"/>
+                <w:cs/>
+                <w:lang w:bidi="ta-IN"/>
+              </w:rPr>
+              <w:t>னான்</w:t>
             </w:r>
             <w:r>
               <w:rPr>
@@ -6166,13 +6947,15 @@
                 <w:szCs w:val="28"/>
               </w:rPr>
             </w:pPr>
-            <w:r>
-              <w:rPr>
-                <w:rFonts w:cs="Arial"/>
-                <w:b/>
-                <w:sz w:val="28"/>
-                <w:szCs w:val="28"/>
-              </w:rPr>
+            <w:proofErr w:type="gramStart"/>
+            <w:r>
+              <w:rPr>
+                <w:rFonts w:cs="Arial"/>
+                <w:b/>
+                <w:sz w:val="28"/>
+                <w:szCs w:val="28"/>
+              </w:rPr>
+              <w:lastRenderedPageBreak/>
               <w:t>T.S.6.3.</w:t>
             </w:r>
             <w:r>
@@ -6182,16 +6965,26 @@
                 <w:sz w:val="28"/>
                 <w:szCs w:val="28"/>
               </w:rPr>
-              <w:t>9.1</w:t>
-            </w:r>
-            <w:r>
-              <w:rPr>
-                <w:rFonts w:cs="Arial"/>
-                <w:b/>
-                <w:sz w:val="28"/>
-                <w:szCs w:val="28"/>
-              </w:rPr>
-              <w:t xml:space="preserve">  – Kramam</w:t>
+              <w:t>9.3</w:t>
+            </w:r>
+            <w:r>
+              <w:rPr>
+                <w:rFonts w:cs="Arial"/>
+                <w:b/>
+                <w:sz w:val="28"/>
+                <w:szCs w:val="28"/>
+              </w:rPr>
+              <w:t xml:space="preserve">  –</w:t>
+            </w:r>
+            <w:proofErr w:type="gramEnd"/>
+            <w:r>
+              <w:rPr>
+                <w:rFonts w:cs="Arial"/>
+                <w:b/>
+                <w:sz w:val="28"/>
+                <w:szCs w:val="28"/>
+              </w:rPr>
+              <w:t xml:space="preserve"> Kramam</w:t>
             </w:r>
           </w:p>
           <w:p>
@@ -6231,7 +7024,7 @@
                 <w:szCs w:val="28"/>
                 <w:lang w:val="en-IN"/>
               </w:rPr>
-              <w:t>5</w:t>
+              <w:t>6</w:t>
             </w:r>
           </w:p>
           <w:p>
@@ -6270,7 +7063,7 @@
                 <w:szCs w:val="28"/>
                 <w:lang w:val="it-IT"/>
               </w:rPr>
-              <w:t>45</w:t>
+              <w:t>47</w:t>
             </w:r>
           </w:p>
         </w:tc>
@@ -6297,49 +7090,7 @@
                 <w:cs/>
                 <w:lang w:bidi="ta-IN"/>
               </w:rPr>
-              <w:t>ப்ரா</w:t>
-            </w:r>
-            <w:r>
-              <w:rPr>
-                <w:rFonts w:ascii="BRH Tamil Tab Extra" w:hAnsi="BRH Tamil Tab Extra" w:cs="Latha"/>
-                <w:b/>
-                <w:sz w:val="32"/>
-                <w:szCs w:val="28"/>
-                <w:lang w:bidi="ta-IN"/>
-              </w:rPr>
-              <w:t>…</w:t>
-            </w:r>
-            <w:r>
-              <w:rPr>
-                <w:rFonts w:ascii="Latha" w:hAnsi="Latha" w:cs="Latha"/>
-                <w:sz w:val="28"/>
-                <w:szCs w:val="28"/>
-                <w:cs/>
-                <w:lang w:bidi="ta-IN"/>
-              </w:rPr>
-              <w:t>ணா</w:t>
-            </w:r>
-            <w:r>
-              <w:rPr>
-                <w:rFonts w:ascii="Latha" w:hAnsi="Latha" w:cs="Latha"/>
-                <w:sz w:val="28"/>
-                <w:szCs w:val="28"/>
-                <w:highlight w:val="yellow"/>
-                <w:cs/>
-                <w:lang w:bidi="ta-IN"/>
-              </w:rPr>
-              <w:t>ன்</w:t>
-            </w:r>
-            <w:r>
-              <w:rPr>
-                <w:rFonts w:ascii="Latha" w:hAnsi="Latha" w:cs="Latha"/>
-                <w:sz w:val="28"/>
-                <w:szCs w:val="28"/>
-                <w:highlight w:val="yellow"/>
-                <w:cs/>
-                <w:lang w:bidi="ta-IN"/>
-              </w:rPr>
-              <w:t>சு</w:t>
+              <w:t>த்</w:t>
             </w:r>
             <w:r>
               <w:rPr>
@@ -6349,30 +7100,133 @@
                 <w:position w:val="-12"/>
                 <w:sz w:val="28"/>
                 <w:szCs w:val="28"/>
+                <w:cs/>
+                <w:lang w:bidi="ta-IN"/>
+              </w:rPr>
+              <w:t>3</w:t>
+            </w:r>
+            <w:r>
+              <w:rPr>
+                <w:rFonts w:ascii="Latha" w:hAnsi="Latha" w:cs="Latha"/>
+                <w:sz w:val="28"/>
+                <w:szCs w:val="28"/>
+                <w:cs/>
+                <w:lang w:bidi="ta-IN"/>
+              </w:rPr>
+              <w:t>வேஷ்டி</w:t>
+            </w:r>
+            <w:r>
+              <w:rPr>
+                <w:rFonts w:ascii="BRH Tamil Tab Extra" w:hAnsi="BRH Tamil Tab Extra" w:cs="Latha"/>
+                <w:b/>
+                <w:sz w:val="32"/>
+                <w:szCs w:val="28"/>
+                <w:lang w:bidi="ta-IN"/>
+              </w:rPr>
+              <w:t>…</w:t>
+            </w:r>
+            <w:r>
+              <w:rPr>
+                <w:rFonts w:ascii="Latha" w:hAnsi="Latha" w:cs="Latha"/>
+                <w:sz w:val="28"/>
+                <w:szCs w:val="28"/>
+                <w:lang w:bidi="ta-IN"/>
+              </w:rPr>
+              <w:t xml:space="preserve"> </w:t>
+            </w:r>
+            <w:r>
+              <w:rPr>
+                <w:rFonts w:ascii="Latha" w:hAnsi="Latha" w:cs="Latha"/>
+                <w:sz w:val="28"/>
+                <w:szCs w:val="28"/>
+                <w:cs/>
+                <w:lang w:bidi="ta-IN"/>
+              </w:rPr>
+              <w:t>தௌ</w:t>
+            </w:r>
+            <w:r>
+              <w:rPr>
+                <w:rFonts w:ascii="Latha" w:hAnsi="Latha" w:cs="Latha"/>
+                <w:sz w:val="28"/>
+                <w:szCs w:val="28"/>
+                <w:lang w:bidi="ta-IN"/>
+              </w:rPr>
+              <w:t xml:space="preserve"> | </w:t>
+            </w:r>
+            <w:r>
+              <w:rPr>
+                <w:rFonts w:ascii="Latha" w:hAnsi="Latha" w:cs="Latha"/>
+                <w:sz w:val="28"/>
+                <w:szCs w:val="28"/>
+                <w:cs/>
+                <w:lang w:bidi="ta-IN"/>
+              </w:rPr>
+              <w:t>தாவு</w:t>
+            </w:r>
+            <w:r>
+              <w:rPr>
+                <w:rFonts w:ascii="BRH Tamil Tab Extra" w:hAnsi="BRH Tamil Tab Extra" w:cs="Latha"/>
+                <w:b/>
+                <w:sz w:val="32"/>
+                <w:szCs w:val="28"/>
                 <w:highlight w:val="yellow"/>
-                <w:cs/>
-                <w:lang w:bidi="ta-IN"/>
-              </w:rPr>
-              <w:t>2</w:t>
-            </w:r>
-            <w:r>
-              <w:rPr>
-                <w:rFonts w:ascii="Latha" w:hAnsi="Latha" w:cs="Latha"/>
-                <w:sz w:val="28"/>
-                <w:szCs w:val="28"/>
-                <w:cs/>
-                <w:lang w:bidi="ta-IN"/>
-              </w:rPr>
-              <w:t>க்</w:t>
-            </w:r>
-            <w:r>
-              <w:rPr>
-                <w:rFonts w:ascii="Latha" w:hAnsi="Latha" w:cs="Latha"/>
-                <w:sz w:val="28"/>
-                <w:szCs w:val="28"/>
-                <w:lang w:bidi="ta-IN"/>
-              </w:rPr>
-              <w:t xml:space="preserve"> |</w:t>
+                <w:lang w:bidi="ta-IN"/>
+              </w:rPr>
+              <w:t>…</w:t>
+            </w:r>
+            <w:r>
+              <w:rPr>
+                <w:rFonts w:ascii="Latha" w:hAnsi="Latha" w:cs="Latha"/>
+                <w:sz w:val="28"/>
+                <w:szCs w:val="28"/>
+                <w:highlight w:val="yellow"/>
+                <w:cs/>
+                <w:lang w:bidi="ta-IN"/>
+              </w:rPr>
+              <w:t>ப</w:t>
+            </w:r>
+            <w:r>
+              <w:rPr>
+                <w:rFonts w:ascii="Latha" w:hAnsi="Latha" w:cs="Latha"/>
+                <w:b/>
+                <w:bCs/>
+                <w:position w:val="-12"/>
+                <w:sz w:val="28"/>
+                <w:szCs w:val="28"/>
+                <w:highlight w:val="yellow"/>
+                <w:cs/>
+                <w:lang w:bidi="ta-IN"/>
+              </w:rPr>
+              <w:t>4</w:t>
+            </w:r>
+            <w:r>
+              <w:rPr>
+                <w:rFonts w:ascii="Latha" w:hAnsi="Latha" w:cs="Latha"/>
+                <w:sz w:val="28"/>
+                <w:szCs w:val="28"/>
+                <w:highlight w:val="yellow"/>
+                <w:cs/>
+                <w:lang w:bidi="ta-IN"/>
+              </w:rPr>
+              <w:t>உ</w:t>
+            </w:r>
+            <w:r>
+              <w:rPr>
+                <w:rFonts w:ascii="Latha" w:hAnsi="Latha" w:cs="Latha"/>
+                <w:sz w:val="28"/>
+                <w:szCs w:val="28"/>
+                <w:lang w:bidi="ta-IN"/>
+              </w:rPr>
+              <w:t xml:space="preserve"> </w:t>
+            </w:r>
+            <w:r>
+              <w:rPr>
+                <w:rFonts w:ascii="Latha" w:hAnsi="Latha" w:cs="Latha"/>
+                <w:sz w:val="28"/>
+                <w:szCs w:val="28"/>
+                <w:lang w:bidi="ta-IN"/>
+              </w:rPr>
+              <w:t>|</w:t>
             </w:r>
           </w:p>
         </w:tc>
@@ -6403,50 +7257,7 @@
                 <w:cs/>
                 <w:lang w:bidi="ta-IN"/>
               </w:rPr>
-              <w:t>ப்ரா</w:t>
-            </w:r>
-            <w:r>
-              <w:rPr>
-                <w:rFonts w:ascii="BRH Tamil Tab Extra" w:hAnsi="BRH Tamil Tab Extra" w:cs="Latha"/>
-                <w:b/>
-                <w:sz w:val="32"/>
-                <w:szCs w:val="28"/>
-                <w:lang w:bidi="ta-IN"/>
-              </w:rPr>
-              <w:t>…</w:t>
-            </w:r>
-            <w:r>
-              <w:rPr>
-                <w:rFonts w:ascii="Latha" w:hAnsi="Latha" w:cs="Latha"/>
-                <w:sz w:val="28"/>
-                <w:szCs w:val="28"/>
-                <w:cs/>
-                <w:lang w:bidi="ta-IN"/>
-              </w:rPr>
-              <w:t>ணா</w:t>
-            </w:r>
-            <w:r>
-              <w:rPr>
-                <w:rFonts w:ascii="Latha" w:hAnsi="Latha" w:cs="Latha"/>
-                <w:sz w:val="28"/>
-                <w:szCs w:val="28"/>
-                <w:highlight w:val="green"/>
-                <w:cs/>
-                <w:lang w:bidi="ta-IN"/>
-                <w14:ligatures w14:val="standardContextual"/>
-              </w:rPr>
-              <w:t>ஞ்</w:t>
-            </w:r>
-            <w:r>
-              <w:rPr>
-                <w:rFonts w:ascii="Latha" w:hAnsi="Latha" w:cs="Latha"/>
-                <w:sz w:val="28"/>
-                <w:szCs w:val="28"/>
-                <w:highlight w:val="green"/>
-                <w:cs/>
-                <w:lang w:bidi="ta-IN"/>
-              </w:rPr>
-              <w:t>சு</w:t>
+              <w:t>த்</w:t>
             </w:r>
             <w:r>
               <w:rPr>
@@ -6456,30 +7267,124 @@
                 <w:position w:val="-12"/>
                 <w:sz w:val="28"/>
                 <w:szCs w:val="28"/>
+                <w:cs/>
+                <w:lang w:bidi="ta-IN"/>
+              </w:rPr>
+              <w:t>3</w:t>
+            </w:r>
+            <w:r>
+              <w:rPr>
+                <w:rFonts w:ascii="Latha" w:hAnsi="Latha" w:cs="Latha"/>
+                <w:sz w:val="28"/>
+                <w:szCs w:val="28"/>
+                <w:cs/>
+                <w:lang w:bidi="ta-IN"/>
+              </w:rPr>
+              <w:t>வேஷ்டி</w:t>
+            </w:r>
+            <w:r>
+              <w:rPr>
+                <w:rFonts w:ascii="BRH Tamil Tab Extra" w:hAnsi="BRH Tamil Tab Extra" w:cs="Latha"/>
+                <w:b/>
+                <w:sz w:val="32"/>
+                <w:szCs w:val="28"/>
+                <w:lang w:bidi="ta-IN"/>
+              </w:rPr>
+              <w:t>…</w:t>
+            </w:r>
+            <w:r>
+              <w:rPr>
+                <w:rFonts w:ascii="Latha" w:hAnsi="Latha" w:cs="Latha"/>
+                <w:sz w:val="28"/>
+                <w:szCs w:val="28"/>
+                <w:lang w:bidi="ta-IN"/>
+              </w:rPr>
+              <w:t xml:space="preserve"> </w:t>
+            </w:r>
+            <w:r>
+              <w:rPr>
+                <w:rFonts w:ascii="Latha" w:hAnsi="Latha" w:cs="Latha"/>
+                <w:sz w:val="28"/>
+                <w:szCs w:val="28"/>
+                <w:cs/>
+                <w:lang w:bidi="ta-IN"/>
+              </w:rPr>
+              <w:t>தௌ</w:t>
+            </w:r>
+            <w:r>
+              <w:rPr>
+                <w:rFonts w:ascii="Latha" w:hAnsi="Latha" w:cs="Latha"/>
+                <w:sz w:val="28"/>
+                <w:szCs w:val="28"/>
+                <w:lang w:bidi="ta-IN"/>
+              </w:rPr>
+              <w:t xml:space="preserve"> | </w:t>
+            </w:r>
+            <w:r>
+              <w:rPr>
+                <w:rFonts w:ascii="Latha" w:hAnsi="Latha" w:cs="Latha"/>
+                <w:sz w:val="28"/>
+                <w:szCs w:val="28"/>
+                <w:cs/>
+                <w:lang w:bidi="ta-IN"/>
+              </w:rPr>
+              <w:t>தாவு</w:t>
+            </w:r>
+            <w:r>
+              <w:rPr>
+                <w:rFonts w:ascii="BRH Tamil Tab Extra" w:hAnsi="BRH Tamil Tab Extra" w:cs="Latha"/>
+                <w:b/>
+                <w:sz w:val="32"/>
+                <w:szCs w:val="28"/>
+                <w:highlight w:val="yellow"/>
+                <w:lang w:bidi="ta-IN"/>
+              </w:rPr>
+              <w:t>…</w:t>
+            </w:r>
+            <w:r>
+              <w:rPr>
+                <w:rFonts w:ascii="Latha" w:hAnsi="Latha" w:cs="Latha"/>
+                <w:sz w:val="28"/>
+                <w:szCs w:val="28"/>
                 <w:highlight w:val="green"/>
                 <w:cs/>
                 <w:lang w:bidi="ta-IN"/>
-              </w:rPr>
-              <w:t>2</w:t>
-            </w:r>
-            <w:r>
-              <w:rPr>
-                <w:rFonts w:ascii="Latha" w:hAnsi="Latha" w:cs="Latha"/>
-                <w:sz w:val="28"/>
-                <w:szCs w:val="28"/>
-                <w:cs/>
-                <w:lang w:bidi="ta-IN"/>
-              </w:rPr>
-              <w:t>க்</w:t>
-            </w:r>
-            <w:r>
-              <w:rPr>
-                <w:rFonts w:ascii="Latha" w:hAnsi="Latha" w:cs="Latha"/>
-                <w:sz w:val="28"/>
-                <w:szCs w:val="28"/>
-                <w:lang w:bidi="ta-IN"/>
-              </w:rPr>
-              <w:t xml:space="preserve"> |</w:t>
+                <w14:ligatures w14:val="standardContextual"/>
+              </w:rPr>
+              <w:t>பௌ</w:t>
+            </w:r>
+            <w:r>
+              <w:rPr>
+                <w:rFonts w:ascii="Latha" w:hAnsi="Latha" w:cs="Latha"/>
+                <w:b/>
+                <w:bCs/>
+                <w:position w:val="-12"/>
+                <w:sz w:val="28"/>
+                <w:szCs w:val="28"/>
+                <w:highlight w:val="green"/>
+                <w:cs/>
+                <w:lang w:bidi="ta-IN"/>
+                <w14:ligatures w14:val="standardContextual"/>
+              </w:rPr>
+              <w:t>4</w:t>
+            </w:r>
+            <w:r>
+              <w:rPr>
+                <w:rFonts w:ascii="Latha" w:hAnsi="Latha" w:cs="Latha"/>
+                <w:sz w:val="28"/>
+                <w:szCs w:val="28"/>
+                <w:lang w:bidi="ta-IN"/>
+              </w:rPr>
+              <w:t xml:space="preserve"> </w:t>
+            </w:r>
+            <w:r>
+              <w:rPr>
+                <w:rFonts w:ascii="Latha" w:hAnsi="Latha" w:cs="Latha"/>
+                <w:sz w:val="28"/>
+                <w:szCs w:val="28"/>
+                <w:lang w:bidi="ta-IN"/>
+              </w:rPr>
+              <w:t>|</w:t>
             </w:r>
           </w:p>
         </w:tc>
@@ -6510,6 +7415,7 @@
                 <w:szCs w:val="28"/>
               </w:rPr>
             </w:pPr>
+            <w:proofErr w:type="gramStart"/>
             <w:r>
               <w:rPr>
                 <w:rFonts w:cs="Arial"/>
@@ -6526,463 +7432,6 @@
                 <w:sz w:val="28"/>
                 <w:szCs w:val="28"/>
               </w:rPr>
-              <w:t>9.3</w:t>
-            </w:r>
-            <w:r>
-              <w:rPr>
-                <w:rFonts w:cs="Arial"/>
-                <w:b/>
-                <w:sz w:val="28"/>
-                <w:szCs w:val="28"/>
-              </w:rPr>
-              <w:t xml:space="preserve">  – Kramam</w:t>
-            </w:r>
-          </w:p>
-          <w:p>
-            <w:pPr>
-              <w:widowControl w:val="0"/>
-              <w:tabs>
-                <w:tab w:val="left" w:pos="993"/>
-              </w:tabs>
-              <w:autoSpaceDE w:val="0"/>
-              <w:autoSpaceDN w:val="0"/>
-              <w:adjustRightInd w:val="0"/>
-              <w:spacing w:before="0" w:line="252" w:lineRule="auto"/>
-              <w:ind w:right="297"/>
-              <w:rPr>
-                <w:rFonts w:cs="Arial"/>
-                <w:b/>
-                <w:sz w:val="28"/>
-                <w:szCs w:val="28"/>
-                <w:lang w:val="en-IN"/>
-              </w:rPr>
-            </w:pPr>
-            <w:r>
-              <w:rPr>
-                <w:rFonts w:cs="Arial"/>
-                <w:b/>
-                <w:sz w:val="28"/>
-                <w:szCs w:val="28"/>
-                <w:lang w:val="en-IN"/>
-              </w:rPr>
-              <w:t>Krama Vaakyam No.–</w:t>
-            </w:r>
-            <w:r>
-              <w:rPr>
-                <w:rFonts w:cs="Arial"/>
-                <w:b/>
-                <w:sz w:val="28"/>
-                <w:szCs w:val="28"/>
-                <w:lang w:val="en-IN"/>
-              </w:rPr>
-              <w:t>6</w:t>
-            </w:r>
-          </w:p>
-          <w:p>
-            <w:pPr>
-              <w:widowControl w:val="0"/>
-              <w:tabs>
-                <w:tab w:val="left" w:pos="993"/>
-              </w:tabs>
-              <w:autoSpaceDE w:val="0"/>
-              <w:autoSpaceDN w:val="0"/>
-              <w:adjustRightInd w:val="0"/>
-              <w:spacing w:before="0" w:line="252" w:lineRule="auto"/>
-              <w:ind w:right="297"/>
-              <w:rPr>
-                <w:rFonts w:cs="Arial"/>
-                <w:b/>
-                <w:sz w:val="28"/>
-                <w:szCs w:val="28"/>
-              </w:rPr>
-            </w:pPr>
-            <w:r>
-              <w:rPr>
-                <w:rFonts w:cs="Arial"/>
-                <w:b/>
-                <w:sz w:val="28"/>
-                <w:szCs w:val="28"/>
-                <w:lang w:val="it-IT"/>
-              </w:rPr>
-              <w:t xml:space="preserve">Panchaati No. - </w:t>
-            </w:r>
-            <w:r>
-              <w:rPr>
-                <w:rFonts w:cs="Arial"/>
-                <w:b/>
-                <w:sz w:val="28"/>
-                <w:szCs w:val="28"/>
-                <w:lang w:val="it-IT"/>
-              </w:rPr>
-              <w:t>47</w:t>
-            </w:r>
-          </w:p>
-        </w:tc>
-        <w:tc>
-          <w:tcPr>
-            <w:tcW w:w="5811" w:type="dxa"/>
-          </w:tcPr>
-          <w:p>
-            <w:pPr>
-              <w:spacing w:before="0" w:line="240" w:lineRule="auto"/>
-              <w:rPr>
-                <w:rFonts w:ascii="Latha" w:hAnsi="Latha" w:cs="Latha"/>
-                <w:sz w:val="28"/>
-                <w:szCs w:val="28"/>
-                <w:cs/>
-                <w:lang w:bidi="ta-IN"/>
-              </w:rPr>
-            </w:pPr>
-            <w:r>
-              <w:rPr>
-                <w:rFonts w:ascii="Latha" w:hAnsi="Latha" w:cs="Latha"/>
-                <w:sz w:val="28"/>
-                <w:szCs w:val="28"/>
-                <w:cs/>
-                <w:lang w:bidi="ta-IN"/>
-              </w:rPr>
-              <w:t>த்</w:t>
-            </w:r>
-            <w:r>
-              <w:rPr>
-                <w:rFonts w:ascii="Latha" w:hAnsi="Latha" w:cs="Latha"/>
-                <w:b/>
-                <w:bCs/>
-                <w:position w:val="-12"/>
-                <w:sz w:val="28"/>
-                <w:szCs w:val="28"/>
-                <w:cs/>
-                <w:lang w:bidi="ta-IN"/>
-              </w:rPr>
-              <w:t>3</w:t>
-            </w:r>
-            <w:r>
-              <w:rPr>
-                <w:rFonts w:ascii="Latha" w:hAnsi="Latha" w:cs="Latha"/>
-                <w:sz w:val="28"/>
-                <w:szCs w:val="28"/>
-                <w:cs/>
-                <w:lang w:bidi="ta-IN"/>
-              </w:rPr>
-              <w:t>வேஷ்டி</w:t>
-            </w:r>
-            <w:r>
-              <w:rPr>
-                <w:rFonts w:ascii="BRH Tamil Tab Extra" w:hAnsi="BRH Tamil Tab Extra" w:cs="Latha"/>
-                <w:b/>
-                <w:sz w:val="32"/>
-                <w:szCs w:val="28"/>
-                <w:lang w:bidi="ta-IN"/>
-              </w:rPr>
-              <w:t>…</w:t>
-            </w:r>
-            <w:r>
-              <w:rPr>
-                <w:rFonts w:ascii="Latha" w:hAnsi="Latha" w:cs="Latha"/>
-                <w:sz w:val="28"/>
-                <w:szCs w:val="28"/>
-                <w:lang w:bidi="ta-IN"/>
-              </w:rPr>
-              <w:t xml:space="preserve"> </w:t>
-            </w:r>
-            <w:r>
-              <w:rPr>
-                <w:rFonts w:ascii="Latha" w:hAnsi="Latha" w:cs="Latha"/>
-                <w:sz w:val="28"/>
-                <w:szCs w:val="28"/>
-                <w:cs/>
-                <w:lang w:bidi="ta-IN"/>
-              </w:rPr>
-              <w:t>தௌ</w:t>
-            </w:r>
-            <w:r>
-              <w:rPr>
-                <w:rFonts w:ascii="Latha" w:hAnsi="Latha" w:cs="Latha"/>
-                <w:sz w:val="28"/>
-                <w:szCs w:val="28"/>
-                <w:lang w:bidi="ta-IN"/>
-              </w:rPr>
-              <w:t xml:space="preserve"> | </w:t>
-            </w:r>
-            <w:r>
-              <w:rPr>
-                <w:rFonts w:ascii="Latha" w:hAnsi="Latha" w:cs="Latha"/>
-                <w:sz w:val="28"/>
-                <w:szCs w:val="28"/>
-                <w:cs/>
-                <w:lang w:bidi="ta-IN"/>
-              </w:rPr>
-              <w:t>தாவு</w:t>
-            </w:r>
-            <w:r>
-              <w:rPr>
-                <w:rFonts w:ascii="BRH Tamil Tab Extra" w:hAnsi="BRH Tamil Tab Extra" w:cs="Latha"/>
-                <w:b/>
-                <w:sz w:val="32"/>
-                <w:szCs w:val="28"/>
-                <w:highlight w:val="yellow"/>
-                <w:lang w:bidi="ta-IN"/>
-              </w:rPr>
-              <w:t>…</w:t>
-            </w:r>
-            <w:r>
-              <w:rPr>
-                <w:rFonts w:ascii="Latha" w:hAnsi="Latha" w:cs="Latha"/>
-                <w:sz w:val="28"/>
-                <w:szCs w:val="28"/>
-                <w:highlight w:val="yellow"/>
-                <w:cs/>
-                <w:lang w:bidi="ta-IN"/>
-              </w:rPr>
-              <w:t>ப</w:t>
-            </w:r>
-            <w:r>
-              <w:rPr>
-                <w:rFonts w:ascii="Latha" w:hAnsi="Latha" w:cs="Latha"/>
-                <w:b/>
-                <w:bCs/>
-                <w:position w:val="-12"/>
-                <w:sz w:val="28"/>
-                <w:szCs w:val="28"/>
-                <w:highlight w:val="yellow"/>
-                <w:cs/>
-                <w:lang w:bidi="ta-IN"/>
-              </w:rPr>
-              <w:t>4</w:t>
-            </w:r>
-            <w:r>
-              <w:rPr>
-                <w:rFonts w:ascii="Latha" w:hAnsi="Latha" w:cs="Latha"/>
-                <w:sz w:val="28"/>
-                <w:szCs w:val="28"/>
-                <w:highlight w:val="yellow"/>
-                <w:cs/>
-                <w:lang w:bidi="ta-IN"/>
-              </w:rPr>
-              <w:t>உ</w:t>
-            </w:r>
-            <w:r>
-              <w:rPr>
-                <w:rFonts w:ascii="Latha" w:hAnsi="Latha" w:cs="Latha"/>
-                <w:sz w:val="28"/>
-                <w:szCs w:val="28"/>
-                <w:lang w:bidi="ta-IN"/>
-              </w:rPr>
-              <w:t xml:space="preserve"> </w:t>
-            </w:r>
-            <w:r>
-              <w:rPr>
-                <w:rFonts w:ascii="Latha" w:hAnsi="Latha" w:cs="Latha"/>
-                <w:sz w:val="28"/>
-                <w:szCs w:val="28"/>
-                <w:lang w:bidi="ta-IN"/>
-              </w:rPr>
-              <w:t>|</w:t>
-            </w:r>
-          </w:p>
-        </w:tc>
-        <w:tc>
-          <w:tcPr>
-            <w:tcW w:w="5670" w:type="dxa"/>
-          </w:tcPr>
-          <w:p>
-            <w:pPr>
-              <w:widowControl w:val="0"/>
-              <w:autoSpaceDE w:val="0"/>
-              <w:autoSpaceDN w:val="0"/>
-              <w:adjustRightInd w:val="0"/>
-              <w:spacing w:line="252" w:lineRule="auto"/>
-              <w:rPr>
-                <w:rFonts w:ascii="Latha" w:hAnsi="Latha" w:cs="Latha"/>
-                <w:sz w:val="28"/>
-                <w:szCs w:val="28"/>
-                <w:cs/>
-                <w:lang w:bidi="ta-IN"/>
-              </w:rPr>
-            </w:pPr>
-            <w:r>
-              <w:rPr>
-                <w:rFonts w:ascii="Latha" w:hAnsi="Latha" w:cs="Latha"/>
-                <w:sz w:val="28"/>
-                <w:szCs w:val="28"/>
-                <w:cs/>
-                <w:lang w:bidi="ta-IN"/>
-              </w:rPr>
-              <w:t>த்</w:t>
-            </w:r>
-            <w:r>
-              <w:rPr>
-                <w:rFonts w:ascii="Latha" w:hAnsi="Latha" w:cs="Latha"/>
-                <w:b/>
-                <w:bCs/>
-                <w:position w:val="-12"/>
-                <w:sz w:val="28"/>
-                <w:szCs w:val="28"/>
-                <w:cs/>
-                <w:lang w:bidi="ta-IN"/>
-              </w:rPr>
-              <w:t>3</w:t>
-            </w:r>
-            <w:r>
-              <w:rPr>
-                <w:rFonts w:ascii="Latha" w:hAnsi="Latha" w:cs="Latha"/>
-                <w:sz w:val="28"/>
-                <w:szCs w:val="28"/>
-                <w:cs/>
-                <w:lang w:bidi="ta-IN"/>
-              </w:rPr>
-              <w:t>வேஷ்டி</w:t>
-            </w:r>
-            <w:r>
-              <w:rPr>
-                <w:rFonts w:ascii="BRH Tamil Tab Extra" w:hAnsi="BRH Tamil Tab Extra" w:cs="Latha"/>
-                <w:b/>
-                <w:sz w:val="32"/>
-                <w:szCs w:val="28"/>
-                <w:lang w:bidi="ta-IN"/>
-              </w:rPr>
-              <w:t>…</w:t>
-            </w:r>
-            <w:r>
-              <w:rPr>
-                <w:rFonts w:ascii="Latha" w:hAnsi="Latha" w:cs="Latha"/>
-                <w:sz w:val="28"/>
-                <w:szCs w:val="28"/>
-                <w:lang w:bidi="ta-IN"/>
-              </w:rPr>
-              <w:t xml:space="preserve"> </w:t>
-            </w:r>
-            <w:r>
-              <w:rPr>
-                <w:rFonts w:ascii="Latha" w:hAnsi="Latha" w:cs="Latha"/>
-                <w:sz w:val="28"/>
-                <w:szCs w:val="28"/>
-                <w:cs/>
-                <w:lang w:bidi="ta-IN"/>
-              </w:rPr>
-              <w:t>தௌ</w:t>
-            </w:r>
-            <w:r>
-              <w:rPr>
-                <w:rFonts w:ascii="Latha" w:hAnsi="Latha" w:cs="Latha"/>
-                <w:sz w:val="28"/>
-                <w:szCs w:val="28"/>
-                <w:lang w:bidi="ta-IN"/>
-              </w:rPr>
-              <w:t xml:space="preserve"> | </w:t>
-            </w:r>
-            <w:r>
-              <w:rPr>
-                <w:rFonts w:ascii="Latha" w:hAnsi="Latha" w:cs="Latha"/>
-                <w:sz w:val="28"/>
-                <w:szCs w:val="28"/>
-                <w:cs/>
-                <w:lang w:bidi="ta-IN"/>
-              </w:rPr>
-              <w:t>தாவு</w:t>
-            </w:r>
-            <w:r>
-              <w:rPr>
-                <w:rFonts w:ascii="BRH Tamil Tab Extra" w:hAnsi="BRH Tamil Tab Extra" w:cs="Latha"/>
-                <w:b/>
-                <w:sz w:val="32"/>
-                <w:szCs w:val="28"/>
-                <w:highlight w:val="yellow"/>
-                <w:lang w:bidi="ta-IN"/>
-              </w:rPr>
-              <w:t>…</w:t>
-            </w:r>
-            <w:r>
-              <w:rPr>
-                <w:rFonts w:ascii="Latha" w:hAnsi="Latha" w:cs="Latha"/>
-                <w:sz w:val="28"/>
-                <w:szCs w:val="28"/>
-                <w:highlight w:val="green"/>
-                <w:cs/>
-                <w:lang w:bidi="ta-IN"/>
-                <w14:ligatures w14:val="standardContextual"/>
-              </w:rPr>
-              <w:t>பௌ</w:t>
-            </w:r>
-            <w:r>
-              <w:rPr>
-                <w:rFonts w:ascii="Latha" w:hAnsi="Latha" w:cs="Latha"/>
-                <w:b/>
-                <w:bCs/>
-                <w:position w:val="-12"/>
-                <w:sz w:val="28"/>
-                <w:szCs w:val="28"/>
-                <w:highlight w:val="green"/>
-                <w:cs/>
-                <w:lang w:bidi="ta-IN"/>
-                <w14:ligatures w14:val="standardContextual"/>
-              </w:rPr>
-              <w:t>4</w:t>
-            </w:r>
-            <w:r>
-              <w:rPr>
-                <w:rFonts w:ascii="Latha" w:hAnsi="Latha" w:cs="Latha"/>
-                <w:sz w:val="28"/>
-                <w:szCs w:val="28"/>
-                <w:lang w:bidi="ta-IN"/>
-              </w:rPr>
-              <w:t xml:space="preserve"> </w:t>
-            </w:r>
-            <w:r>
-              <w:rPr>
-                <w:rFonts w:ascii="Latha" w:hAnsi="Latha" w:cs="Latha"/>
-                <w:sz w:val="28"/>
-                <w:szCs w:val="28"/>
-                <w:lang w:bidi="ta-IN"/>
-              </w:rPr>
-              <w:t>|</w:t>
-            </w:r>
-          </w:p>
-        </w:tc>
-      </w:tr>
-      <w:tr>
-        <w:trPr>
-          <w:trHeight w:val="964"/>
-        </w:trPr>
-        <w:tc>
-          <w:tcPr>
-            <w:tcW w:w="3687" w:type="dxa"/>
-          </w:tcPr>
-          <w:p>
-            <w:pPr>
-              <w:widowControl w:val="0"/>
-              <w:tabs>
-                <w:tab w:val="left" w:pos="993"/>
-              </w:tabs>
-              <w:autoSpaceDE w:val="0"/>
-              <w:autoSpaceDN w:val="0"/>
-              <w:adjustRightInd w:val="0"/>
-              <w:spacing w:before="0" w:line="252" w:lineRule="auto"/>
-              <w:ind w:right="297"/>
-              <w:rPr>
-                <w:rFonts w:cs="Arial"/>
-                <w:b/>
-                <w:sz w:val="28"/>
-                <w:szCs w:val="28"/>
-              </w:rPr>
-            </w:pPr>
-            <w:r>
-              <w:rPr>
-                <w:rFonts w:cs="Arial"/>
-                <w:b/>
-                <w:sz w:val="28"/>
-                <w:szCs w:val="28"/>
-              </w:rPr>
-              <w:lastRenderedPageBreak/>
-              <w:t>T.S.6.3.</w:t>
-            </w:r>
-            <w:r>
-              <w:rPr>
-                <w:rFonts w:cs="Arial"/>
-                <w:b/>
-                <w:sz w:val="28"/>
-                <w:szCs w:val="28"/>
-              </w:rPr>
               <w:t>10.2</w:t>
             </w:r>
             <w:r>
@@ -6992,7 +7441,17 @@
                 <w:sz w:val="28"/>
                 <w:szCs w:val="28"/>
               </w:rPr>
-              <w:t xml:space="preserve">  – Kramam</w:t>
+              <w:t xml:space="preserve">  –</w:t>
+            </w:r>
+            <w:proofErr w:type="gramEnd"/>
+            <w:r>
+              <w:rPr>
+                <w:rFonts w:cs="Arial"/>
+                <w:b/>
+                <w:sz w:val="28"/>
+                <w:szCs w:val="28"/>
+              </w:rPr>
+              <w:t xml:space="preserve"> Kramam</w:t>
             </w:r>
           </w:p>
           <w:p>
@@ -7822,6 +8281,7 @@
                 <w:szCs w:val="32"/>
               </w:rPr>
             </w:pPr>
+            <w:proofErr w:type="gramStart"/>
             <w:r>
               <w:rPr>
                 <w:rFonts w:cs="Arial"/>
@@ -7847,7 +8307,17 @@
                 <w:sz w:val="28"/>
                 <w:szCs w:val="32"/>
               </w:rPr>
-              <w:t xml:space="preserve"> – Kramam</w:t>
+              <w:t xml:space="preserve"> –</w:t>
+            </w:r>
+            <w:proofErr w:type="gramEnd"/>
+            <w:r>
+              <w:rPr>
+                <w:rFonts w:cs="Arial"/>
+                <w:b/>
+                <w:sz w:val="28"/>
+                <w:szCs w:val="32"/>
+              </w:rPr>
+              <w:t xml:space="preserve"> Kramam</w:t>
             </w:r>
           </w:p>
           <w:p>
@@ -10445,14 +10915,25 @@
                 <w:szCs w:val="32"/>
               </w:rPr>
             </w:pPr>
-            <w:r>
-              <w:rPr>
-                <w:rFonts w:cs="Arial"/>
-                <w:b/>
-                <w:sz w:val="28"/>
-                <w:szCs w:val="32"/>
-              </w:rPr>
-              <w:t>T.S.6.3.2.3  – Kramam</w:t>
+            <w:proofErr w:type="gramStart"/>
+            <w:r>
+              <w:rPr>
+                <w:rFonts w:cs="Arial"/>
+                <w:b/>
+                <w:sz w:val="28"/>
+                <w:szCs w:val="32"/>
+              </w:rPr>
+              <w:t>T.S.6.3.2.3  –</w:t>
+            </w:r>
+            <w:proofErr w:type="gramEnd"/>
+            <w:r>
+              <w:rPr>
+                <w:rFonts w:cs="Arial"/>
+                <w:b/>
+                <w:sz w:val="28"/>
+                <w:szCs w:val="32"/>
+              </w:rPr>
+              <w:t xml:space="preserve"> Kramam</w:t>
             </w:r>
           </w:p>
           <w:p>
@@ -13476,14 +13957,25 @@
                 <w:szCs w:val="32"/>
               </w:rPr>
             </w:pPr>
-            <w:r>
-              <w:rPr>
-                <w:rFonts w:cs="Arial"/>
-                <w:b/>
-                <w:sz w:val="28"/>
-                <w:szCs w:val="32"/>
-              </w:rPr>
-              <w:t>T.S.6.3.4.2  – Kramam</w:t>
+            <w:proofErr w:type="gramStart"/>
+            <w:r>
+              <w:rPr>
+                <w:rFonts w:cs="Arial"/>
+                <w:b/>
+                <w:sz w:val="28"/>
+                <w:szCs w:val="32"/>
+              </w:rPr>
+              <w:t>T.S.6.3.4.2  –</w:t>
+            </w:r>
+            <w:proofErr w:type="gramEnd"/>
+            <w:r>
+              <w:rPr>
+                <w:rFonts w:cs="Arial"/>
+                <w:b/>
+                <w:sz w:val="28"/>
+                <w:szCs w:val="32"/>
+              </w:rPr>
+              <w:t xml:space="preserve"> Kramam</w:t>
             </w:r>
           </w:p>
           <w:p>
@@ -14236,14 +14728,25 @@
                 <w:szCs w:val="32"/>
               </w:rPr>
             </w:pPr>
-            <w:r>
-              <w:rPr>
-                <w:rFonts w:cs="Arial"/>
-                <w:b/>
-                <w:sz w:val="28"/>
-                <w:szCs w:val="32"/>
-              </w:rPr>
-              <w:t>T.S.6.3.4.2  – Kramam</w:t>
+            <w:proofErr w:type="gramStart"/>
+            <w:r>
+              <w:rPr>
+                <w:rFonts w:cs="Arial"/>
+                <w:b/>
+                <w:sz w:val="28"/>
+                <w:szCs w:val="32"/>
+              </w:rPr>
+              <w:t>T.S.6.3.4.2  –</w:t>
+            </w:r>
+            <w:proofErr w:type="gramEnd"/>
+            <w:r>
+              <w:rPr>
+                <w:rFonts w:cs="Arial"/>
+                <w:b/>
+                <w:sz w:val="28"/>
+                <w:szCs w:val="32"/>
+              </w:rPr>
+              <w:t xml:space="preserve"> Kramam</w:t>
             </w:r>
           </w:p>
           <w:p>
@@ -14841,14 +15344,25 @@
                 <w:szCs w:val="32"/>
               </w:rPr>
             </w:pPr>
-            <w:r>
-              <w:rPr>
-                <w:rFonts w:cs="Arial"/>
-                <w:b/>
-                <w:sz w:val="28"/>
-                <w:szCs w:val="32"/>
-              </w:rPr>
-              <w:t>T.S.6.3.4.3  – Kramam</w:t>
+            <w:proofErr w:type="gramStart"/>
+            <w:r>
+              <w:rPr>
+                <w:rFonts w:cs="Arial"/>
+                <w:b/>
+                <w:sz w:val="28"/>
+                <w:szCs w:val="32"/>
+              </w:rPr>
+              <w:t>T.S.6.3.4.3  –</w:t>
+            </w:r>
+            <w:proofErr w:type="gramEnd"/>
+            <w:r>
+              <w:rPr>
+                <w:rFonts w:cs="Arial"/>
+                <w:b/>
+                <w:sz w:val="28"/>
+                <w:szCs w:val="32"/>
+              </w:rPr>
+              <w:t xml:space="preserve"> Kramam</w:t>
             </w:r>
           </w:p>
           <w:p>
@@ -15492,14 +16006,25 @@
                 <w:szCs w:val="32"/>
               </w:rPr>
             </w:pPr>
-            <w:r>
-              <w:rPr>
-                <w:rFonts w:cs="Arial"/>
-                <w:b/>
-                <w:sz w:val="28"/>
-                <w:szCs w:val="32"/>
-              </w:rPr>
-              <w:t>T.S.6.3.4.6  – Kramam</w:t>
+            <w:proofErr w:type="gramStart"/>
+            <w:r>
+              <w:rPr>
+                <w:rFonts w:cs="Arial"/>
+                <w:b/>
+                <w:sz w:val="28"/>
+                <w:szCs w:val="32"/>
+              </w:rPr>
+              <w:t>T.S.6.3.4.6  –</w:t>
+            </w:r>
+            <w:proofErr w:type="gramEnd"/>
+            <w:r>
+              <w:rPr>
+                <w:rFonts w:cs="Arial"/>
+                <w:b/>
+                <w:sz w:val="28"/>
+                <w:szCs w:val="32"/>
+              </w:rPr>
+              <w:t xml:space="preserve"> Kramam</w:t>
             </w:r>
           </w:p>
           <w:p>
@@ -15906,14 +16431,25 @@
                 <w:szCs w:val="32"/>
               </w:rPr>
             </w:pPr>
-            <w:r>
-              <w:rPr>
-                <w:rFonts w:cs="Arial"/>
-                <w:b/>
-                <w:sz w:val="28"/>
-                <w:szCs w:val="32"/>
-              </w:rPr>
-              <w:t>T.S.6.3.4.8  – Kramam</w:t>
+            <w:proofErr w:type="gramStart"/>
+            <w:r>
+              <w:rPr>
+                <w:rFonts w:cs="Arial"/>
+                <w:b/>
+                <w:sz w:val="28"/>
+                <w:szCs w:val="32"/>
+              </w:rPr>
+              <w:t>T.S.6.3.4.8  –</w:t>
+            </w:r>
+            <w:proofErr w:type="gramEnd"/>
+            <w:r>
+              <w:rPr>
+                <w:rFonts w:cs="Arial"/>
+                <w:b/>
+                <w:sz w:val="28"/>
+                <w:szCs w:val="32"/>
+              </w:rPr>
+              <w:t xml:space="preserve"> Kramam</w:t>
             </w:r>
           </w:p>
           <w:p>
@@ -17487,14 +18023,25 @@
                 <w:szCs w:val="32"/>
               </w:rPr>
             </w:pPr>
-            <w:r>
-              <w:rPr>
-                <w:rFonts w:cs="Arial"/>
-                <w:b/>
-                <w:sz w:val="28"/>
-                <w:szCs w:val="32"/>
-              </w:rPr>
-              <w:t>T.S.6.3.8.3  – Kramam</w:t>
+            <w:proofErr w:type="gramStart"/>
+            <w:r>
+              <w:rPr>
+                <w:rFonts w:cs="Arial"/>
+                <w:b/>
+                <w:sz w:val="28"/>
+                <w:szCs w:val="32"/>
+              </w:rPr>
+              <w:t>T.S.6.3.8.3  –</w:t>
+            </w:r>
+            <w:proofErr w:type="gramEnd"/>
+            <w:r>
+              <w:rPr>
+                <w:rFonts w:cs="Arial"/>
+                <w:b/>
+                <w:sz w:val="28"/>
+                <w:szCs w:val="32"/>
+              </w:rPr>
+              <w:t xml:space="preserve"> Kramam</w:t>
             </w:r>
           </w:p>
           <w:p>
@@ -17940,14 +18487,25 @@
                 <w:szCs w:val="32"/>
               </w:rPr>
             </w:pPr>
-            <w:r>
-              <w:rPr>
-                <w:rFonts w:cs="Arial"/>
-                <w:b/>
-                <w:sz w:val="28"/>
-                <w:szCs w:val="32"/>
-              </w:rPr>
-              <w:t>T.S.6.3.8.4  – Kramam</w:t>
+            <w:proofErr w:type="gramStart"/>
+            <w:r>
+              <w:rPr>
+                <w:rFonts w:cs="Arial"/>
+                <w:b/>
+                <w:sz w:val="28"/>
+                <w:szCs w:val="32"/>
+              </w:rPr>
+              <w:t>T.S.6.3.8.4  –</w:t>
+            </w:r>
+            <w:proofErr w:type="gramEnd"/>
+            <w:r>
+              <w:rPr>
+                <w:rFonts w:cs="Arial"/>
+                <w:b/>
+                <w:sz w:val="28"/>
+                <w:szCs w:val="32"/>
+              </w:rPr>
+              <w:t xml:space="preserve"> Kramam</w:t>
             </w:r>
           </w:p>
           <w:p>
@@ -18413,14 +18971,25 @@
                 <w:szCs w:val="32"/>
               </w:rPr>
             </w:pPr>
-            <w:r>
-              <w:rPr>
-                <w:rFonts w:cs="Arial"/>
-                <w:b/>
-                <w:sz w:val="28"/>
-                <w:szCs w:val="32"/>
-              </w:rPr>
-              <w:t>T.S.6.3.9.5  – Kramam</w:t>
+            <w:proofErr w:type="gramStart"/>
+            <w:r>
+              <w:rPr>
+                <w:rFonts w:cs="Arial"/>
+                <w:b/>
+                <w:sz w:val="28"/>
+                <w:szCs w:val="32"/>
+              </w:rPr>
+              <w:t>T.S.6.3.9.5  –</w:t>
+            </w:r>
+            <w:proofErr w:type="gramEnd"/>
+            <w:r>
+              <w:rPr>
+                <w:rFonts w:cs="Arial"/>
+                <w:b/>
+                <w:sz w:val="28"/>
+                <w:szCs w:val="32"/>
+              </w:rPr>
+              <w:t xml:space="preserve"> Kramam</w:t>
             </w:r>
           </w:p>
           <w:p>
@@ -19100,14 +19669,25 @@
                 <w:szCs w:val="32"/>
               </w:rPr>
             </w:pPr>
-            <w:r>
-              <w:rPr>
-                <w:rFonts w:cs="Arial"/>
-                <w:b/>
-                <w:sz w:val="28"/>
-                <w:szCs w:val="32"/>
-              </w:rPr>
-              <w:t>T.S.6.3.10.2  – Kramam</w:t>
+            <w:proofErr w:type="gramStart"/>
+            <w:r>
+              <w:rPr>
+                <w:rFonts w:cs="Arial"/>
+                <w:b/>
+                <w:sz w:val="28"/>
+                <w:szCs w:val="32"/>
+              </w:rPr>
+              <w:t>T.S.6.3.10.2  –</w:t>
+            </w:r>
+            <w:proofErr w:type="gramEnd"/>
+            <w:r>
+              <w:rPr>
+                <w:rFonts w:cs="Arial"/>
+                <w:b/>
+                <w:sz w:val="28"/>
+                <w:szCs w:val="32"/>
+              </w:rPr>
+              <w:t xml:space="preserve"> Kramam</w:t>
             </w:r>
           </w:p>
           <w:p>
@@ -21440,7 +22020,16 @@
           <w:bCs/>
           <w:sz w:val="32"/>
         </w:rPr>
-        <w:t>replaced with</w:t>
+        <w:t xml:space="preserve">replaced </w:t>
+      </w:r>
+      <w:proofErr w:type="gramStart"/>
+      <w:r>
+        <w:rPr>
+          <w:b/>
+          <w:bCs/>
+          <w:sz w:val="32"/>
+        </w:rPr>
+        <w:t>with</w:t>
       </w:r>
       <w:r>
         <w:rPr>
@@ -21462,6 +22051,7 @@
         </w:rPr>
         <w:t>"</w:t>
       </w:r>
+      <w:proofErr w:type="gramEnd"/>
       <w:r>
         <w:rPr>
           <w:rFonts w:ascii="Latha" w:hAnsi="Latha" w:cs="Latha"/>

--- a/TS-Kramam/TS-6.3/TS 6.3 Tamil Krama Paatam Corrections.docx
+++ b/TS-Kramam/TS-6.3/TS 6.3 Tamil Krama Paatam Corrections.docx
@@ -91,9 +91,8 @@
           <w:szCs w:val="32"/>
           <w:u w:val="single"/>
         </w:rPr>
-        <w:t xml:space="preserve">Observed </w:t>
+        <w:t xml:space="preserve">Observed till </w:t>
       </w:r>
-      <w:proofErr w:type="gramStart"/>
       <w:r>
         <w:rPr>
           <w:b/>
@@ -102,20 +101,8 @@
           <w:szCs w:val="32"/>
           <w:u w:val="single"/>
         </w:rPr>
-        <w:t xml:space="preserve">till </w:t>
+        <w:t>31st Oct 2026</w:t>
       </w:r>
-      <w:r>
-        <w:rPr>
-          <w:b/>
-          <w:bCs/>
-          <w:sz w:val="32"/>
-          <w:szCs w:val="32"/>
-          <w:highlight w:val="red"/>
-          <w:u w:val="single"/>
-        </w:rPr>
-        <w:t>????</w:t>
-      </w:r>
-      <w:proofErr w:type="gramEnd"/>
     </w:p>
     <w:p>
       <w:pPr>
@@ -280,7 +267,6 @@
                 <w:szCs w:val="28"/>
               </w:rPr>
             </w:pPr>
-            <w:proofErr w:type="gramStart"/>
             <w:r>
               <w:rPr>
                 <w:rFonts w:cs="Arial"/>
@@ -306,17 +292,7 @@
                 <w:sz w:val="28"/>
                 <w:szCs w:val="28"/>
               </w:rPr>
-              <w:t xml:space="preserve">  –</w:t>
-            </w:r>
-            <w:proofErr w:type="gramEnd"/>
-            <w:r>
-              <w:rPr>
-                <w:rFonts w:cs="Arial"/>
-                <w:b/>
-                <w:sz w:val="28"/>
-                <w:szCs w:val="28"/>
-              </w:rPr>
-              <w:t xml:space="preserve"> Kramam</w:t>
+              <w:t xml:space="preserve">  – Kramam</w:t>
             </w:r>
           </w:p>
           <w:p>
@@ -723,7 +699,6 @@
                 <w:szCs w:val="28"/>
               </w:rPr>
             </w:pPr>
-            <w:proofErr w:type="gramStart"/>
             <w:r>
               <w:rPr>
                 <w:rFonts w:cs="Arial"/>
@@ -758,17 +733,7 @@
                 <w:sz w:val="28"/>
                 <w:szCs w:val="28"/>
               </w:rPr>
-              <w:t xml:space="preserve">  –</w:t>
-            </w:r>
-            <w:proofErr w:type="gramEnd"/>
-            <w:r>
-              <w:rPr>
-                <w:rFonts w:cs="Arial"/>
-                <w:b/>
-                <w:sz w:val="28"/>
-                <w:szCs w:val="28"/>
-              </w:rPr>
-              <w:t xml:space="preserve"> Kramam</w:t>
+              <w:t xml:space="preserve">  – Kramam</w:t>
             </w:r>
           </w:p>
           <w:p>
@@ -1377,7 +1342,6 @@
                 <w:szCs w:val="28"/>
               </w:rPr>
             </w:pPr>
-            <w:proofErr w:type="gramStart"/>
             <w:r>
               <w:rPr>
                 <w:rFonts w:cs="Arial"/>
@@ -1403,17 +1367,7 @@
                 <w:sz w:val="28"/>
                 <w:szCs w:val="28"/>
               </w:rPr>
-              <w:t xml:space="preserve">  –</w:t>
-            </w:r>
-            <w:proofErr w:type="gramEnd"/>
-            <w:r>
-              <w:rPr>
-                <w:rFonts w:cs="Arial"/>
-                <w:b/>
-                <w:sz w:val="28"/>
-                <w:szCs w:val="28"/>
-              </w:rPr>
-              <w:t xml:space="preserve"> Kramam</w:t>
+              <w:t xml:space="preserve">  – Kramam</w:t>
             </w:r>
           </w:p>
           <w:p>
@@ -2111,7 +2065,6 @@
                 <w:szCs w:val="28"/>
               </w:rPr>
             </w:pPr>
-            <w:proofErr w:type="gramStart"/>
             <w:r>
               <w:rPr>
                 <w:rFonts w:cs="Arial"/>
@@ -2137,17 +2090,7 @@
                 <w:sz w:val="28"/>
                 <w:szCs w:val="28"/>
               </w:rPr>
-              <w:t xml:space="preserve">  –</w:t>
-            </w:r>
-            <w:proofErr w:type="gramEnd"/>
-            <w:r>
-              <w:rPr>
-                <w:rFonts w:cs="Arial"/>
-                <w:b/>
-                <w:sz w:val="28"/>
-                <w:szCs w:val="28"/>
-              </w:rPr>
-              <w:t xml:space="preserve"> Kramam</w:t>
+              <w:t xml:space="preserve">  – Kramam</w:t>
             </w:r>
           </w:p>
           <w:p>
@@ -2611,7 +2554,6 @@
                 <w:szCs w:val="28"/>
               </w:rPr>
             </w:pPr>
-            <w:proofErr w:type="gramStart"/>
             <w:r>
               <w:rPr>
                 <w:rFonts w:cs="Arial"/>
@@ -2637,17 +2579,7 @@
                 <w:sz w:val="28"/>
                 <w:szCs w:val="28"/>
               </w:rPr>
-              <w:t xml:space="preserve">  –</w:t>
-            </w:r>
-            <w:proofErr w:type="gramEnd"/>
-            <w:r>
-              <w:rPr>
-                <w:rFonts w:cs="Arial"/>
-                <w:b/>
-                <w:sz w:val="28"/>
-                <w:szCs w:val="28"/>
-              </w:rPr>
-              <w:t xml:space="preserve"> Kramam</w:t>
+              <w:t xml:space="preserve">  – Kramam</w:t>
             </w:r>
           </w:p>
           <w:p>
@@ -3075,7 +3007,6 @@
                 <w:szCs w:val="28"/>
               </w:rPr>
             </w:pPr>
-            <w:proofErr w:type="gramStart"/>
             <w:r>
               <w:rPr>
                 <w:rFonts w:cs="Arial"/>
@@ -3084,17 +3015,7 @@
                 <w:szCs w:val="28"/>
               </w:rPr>
               <w:lastRenderedPageBreak/>
-              <w:t>T.S.6.3.3.6  –</w:t>
-            </w:r>
-            <w:proofErr w:type="gramEnd"/>
-            <w:r>
-              <w:rPr>
-                <w:rFonts w:cs="Arial"/>
-                <w:b/>
-                <w:sz w:val="28"/>
-                <w:szCs w:val="28"/>
-              </w:rPr>
-              <w:t xml:space="preserve"> Kramam</w:t>
+              <w:t>T.S.6.3.3.6  – Kramam</w:t>
             </w:r>
           </w:p>
           <w:p>
@@ -3595,7 +3516,6 @@
                 <w:szCs w:val="28"/>
               </w:rPr>
             </w:pPr>
-            <w:proofErr w:type="gramStart"/>
             <w:r>
               <w:rPr>
                 <w:rFonts w:cs="Arial"/>
@@ -3639,17 +3559,7 @@
                 <w:sz w:val="28"/>
                 <w:szCs w:val="28"/>
               </w:rPr>
-              <w:t xml:space="preserve">  –</w:t>
-            </w:r>
-            <w:proofErr w:type="gramEnd"/>
-            <w:r>
-              <w:rPr>
-                <w:rFonts w:cs="Arial"/>
-                <w:b/>
-                <w:sz w:val="28"/>
-                <w:szCs w:val="28"/>
-              </w:rPr>
-              <w:t xml:space="preserve"> Kramam</w:t>
+              <w:t xml:space="preserve">  – Kramam</w:t>
             </w:r>
           </w:p>
           <w:p>
@@ -4109,7 +4019,6 @@
                 <w:szCs w:val="28"/>
               </w:rPr>
             </w:pPr>
-            <w:proofErr w:type="gramStart"/>
             <w:r>
               <w:rPr>
                 <w:rFonts w:cs="Arial"/>
@@ -4153,17 +4062,7 @@
                 <w:sz w:val="28"/>
                 <w:szCs w:val="28"/>
               </w:rPr>
-              <w:t xml:space="preserve">  –</w:t>
-            </w:r>
-            <w:proofErr w:type="gramEnd"/>
-            <w:r>
-              <w:rPr>
-                <w:rFonts w:cs="Arial"/>
-                <w:b/>
-                <w:sz w:val="28"/>
-                <w:szCs w:val="28"/>
-              </w:rPr>
-              <w:t xml:space="preserve"> Kramam</w:t>
+              <w:t xml:space="preserve">  – Kramam</w:t>
             </w:r>
           </w:p>
           <w:p>
@@ -4734,7 +4633,6 @@
                 <w:szCs w:val="28"/>
               </w:rPr>
             </w:pPr>
-            <w:proofErr w:type="gramStart"/>
             <w:r>
               <w:rPr>
                 <w:rFonts w:cs="Arial"/>
@@ -4778,17 +4676,7 @@
                 <w:sz w:val="28"/>
                 <w:szCs w:val="28"/>
               </w:rPr>
-              <w:t xml:space="preserve">  –</w:t>
-            </w:r>
-            <w:proofErr w:type="gramEnd"/>
-            <w:r>
-              <w:rPr>
-                <w:rFonts w:cs="Arial"/>
-                <w:b/>
-                <w:sz w:val="28"/>
-                <w:szCs w:val="28"/>
-              </w:rPr>
-              <w:t xml:space="preserve"> Kramam</w:t>
+              <w:t xml:space="preserve">  – Kramam</w:t>
             </w:r>
           </w:p>
           <w:p>
@@ -5096,7 +4984,6 @@
                 <w:szCs w:val="28"/>
               </w:rPr>
             </w:pPr>
-            <w:proofErr w:type="gramStart"/>
             <w:r>
               <w:rPr>
                 <w:rFonts w:cs="Arial"/>
@@ -5122,17 +5009,7 @@
                 <w:sz w:val="28"/>
                 <w:szCs w:val="28"/>
               </w:rPr>
-              <w:t xml:space="preserve">  –</w:t>
-            </w:r>
-            <w:proofErr w:type="gramEnd"/>
-            <w:r>
-              <w:rPr>
-                <w:rFonts w:cs="Arial"/>
-                <w:b/>
-                <w:sz w:val="28"/>
-                <w:szCs w:val="28"/>
-              </w:rPr>
-              <w:t xml:space="preserve"> Kramam</w:t>
+              <w:t xml:space="preserve">  – Kramam</w:t>
             </w:r>
           </w:p>
           <w:p>
@@ -5611,7 +5488,6 @@
                 <w:szCs w:val="28"/>
               </w:rPr>
             </w:pPr>
-            <w:proofErr w:type="gramStart"/>
             <w:r>
               <w:rPr>
                 <w:rFonts w:cs="Arial"/>
@@ -5646,17 +5522,7 @@
                 <w:sz w:val="28"/>
                 <w:szCs w:val="28"/>
               </w:rPr>
-              <w:t xml:space="preserve">  –</w:t>
-            </w:r>
-            <w:proofErr w:type="gramEnd"/>
-            <w:r>
-              <w:rPr>
-                <w:rFonts w:cs="Arial"/>
-                <w:b/>
-                <w:sz w:val="28"/>
-                <w:szCs w:val="28"/>
-              </w:rPr>
-              <w:t xml:space="preserve"> Kramam</w:t>
+              <w:t xml:space="preserve">  – Kramam</w:t>
             </w:r>
           </w:p>
           <w:p>
@@ -6299,7 +6165,6 @@
                 <w:szCs w:val="28"/>
               </w:rPr>
             </w:pPr>
-            <w:proofErr w:type="gramStart"/>
             <w:r>
               <w:rPr>
                 <w:rFonts w:cs="Arial"/>
@@ -6325,17 +6190,7 @@
                 <w:sz w:val="28"/>
                 <w:szCs w:val="28"/>
               </w:rPr>
-              <w:t xml:space="preserve">  –</w:t>
-            </w:r>
-            <w:proofErr w:type="gramEnd"/>
-            <w:r>
-              <w:rPr>
-                <w:rFonts w:cs="Arial"/>
-                <w:b/>
-                <w:sz w:val="28"/>
-                <w:szCs w:val="28"/>
-              </w:rPr>
-              <w:t xml:space="preserve"> Kramam</w:t>
+              <w:t xml:space="preserve">  – Kramam</w:t>
             </w:r>
           </w:p>
           <w:p>
@@ -6947,7 +6802,6 @@
                 <w:szCs w:val="28"/>
               </w:rPr>
             </w:pPr>
-            <w:proofErr w:type="gramStart"/>
             <w:r>
               <w:rPr>
                 <w:rFonts w:cs="Arial"/>
@@ -6974,17 +6828,7 @@
                 <w:sz w:val="28"/>
                 <w:szCs w:val="28"/>
               </w:rPr>
-              <w:t xml:space="preserve">  –</w:t>
-            </w:r>
-            <w:proofErr w:type="gramEnd"/>
-            <w:r>
-              <w:rPr>
-                <w:rFonts w:cs="Arial"/>
-                <w:b/>
-                <w:sz w:val="28"/>
-                <w:szCs w:val="28"/>
-              </w:rPr>
-              <w:t xml:space="preserve"> Kramam</w:t>
+              <w:t xml:space="preserve">  – Kramam</w:t>
             </w:r>
           </w:p>
           <w:p>
@@ -7415,7 +7259,6 @@
                 <w:szCs w:val="28"/>
               </w:rPr>
             </w:pPr>
-            <w:proofErr w:type="gramStart"/>
             <w:r>
               <w:rPr>
                 <w:rFonts w:cs="Arial"/>
@@ -7441,17 +7284,7 @@
                 <w:sz w:val="28"/>
                 <w:szCs w:val="28"/>
               </w:rPr>
-              <w:t xml:space="preserve">  –</w:t>
-            </w:r>
-            <w:proofErr w:type="gramEnd"/>
-            <w:r>
-              <w:rPr>
-                <w:rFonts w:cs="Arial"/>
-                <w:b/>
-                <w:sz w:val="28"/>
-                <w:szCs w:val="28"/>
-              </w:rPr>
-              <w:t xml:space="preserve"> Kramam</w:t>
+              <w:t xml:space="preserve">  – Kramam</w:t>
             </w:r>
           </w:p>
           <w:p>
@@ -8281,7 +8114,6 @@
                 <w:szCs w:val="32"/>
               </w:rPr>
             </w:pPr>
-            <w:proofErr w:type="gramStart"/>
             <w:r>
               <w:rPr>
                 <w:rFonts w:cs="Arial"/>
@@ -8307,17 +8139,7 @@
                 <w:sz w:val="28"/>
                 <w:szCs w:val="32"/>
               </w:rPr>
-              <w:t xml:space="preserve"> –</w:t>
-            </w:r>
-            <w:proofErr w:type="gramEnd"/>
-            <w:r>
-              <w:rPr>
-                <w:rFonts w:cs="Arial"/>
-                <w:b/>
-                <w:sz w:val="28"/>
-                <w:szCs w:val="32"/>
-              </w:rPr>
-              <w:t xml:space="preserve"> Kramam</w:t>
+              <w:t xml:space="preserve"> – Kramam</w:t>
             </w:r>
           </w:p>
           <w:p>
@@ -8878,6 +8700,30 @@
           <w:u w:val="single"/>
         </w:rPr>
       </w:pPr>
+    </w:p>
+    <w:p>
+      <w:pPr>
+        <w:jc w:val="center"/>
+        <w:rPr>
+          <w:b/>
+          <w:bCs/>
+          <w:sz w:val="32"/>
+          <w:szCs w:val="32"/>
+          <w:u w:val="single"/>
+        </w:rPr>
+      </w:pPr>
+    </w:p>
+    <w:p>
+      <w:pPr>
+        <w:jc w:val="center"/>
+        <w:rPr>
+          <w:b/>
+          <w:bCs/>
+          <w:sz w:val="32"/>
+          <w:szCs w:val="32"/>
+          <w:u w:val="single"/>
+        </w:rPr>
+      </w:pPr>
       <w:r>
         <w:rPr>
           <w:b/>
@@ -8886,6 +8732,7 @@
           <w:szCs w:val="32"/>
           <w:u w:val="single"/>
         </w:rPr>
+        <w:lastRenderedPageBreak/>
         <w:t xml:space="preserve">TS </w:t>
       </w:r>
       <w:r>
@@ -9068,7 +8915,6 @@
                 <w:sz w:val="32"/>
                 <w:szCs w:val="32"/>
               </w:rPr>
-              <w:lastRenderedPageBreak/>
               <w:t>Reference</w:t>
             </w:r>
           </w:p>
@@ -9095,7 +8941,6 @@
                 <w:sz w:val="32"/>
                 <w:szCs w:val="32"/>
               </w:rPr>
-              <w:lastRenderedPageBreak/>
               <w:t>As Printed</w:t>
             </w:r>
           </w:p>
@@ -10915,25 +10760,14 @@
                 <w:szCs w:val="32"/>
               </w:rPr>
             </w:pPr>
-            <w:proofErr w:type="gramStart"/>
-            <w:r>
-              <w:rPr>
-                <w:rFonts w:cs="Arial"/>
-                <w:b/>
-                <w:sz w:val="28"/>
-                <w:szCs w:val="32"/>
-              </w:rPr>
-              <w:t>T.S.6.3.2.3  –</w:t>
-            </w:r>
-            <w:proofErr w:type="gramEnd"/>
-            <w:r>
-              <w:rPr>
-                <w:rFonts w:cs="Arial"/>
-                <w:b/>
-                <w:sz w:val="28"/>
-                <w:szCs w:val="32"/>
-              </w:rPr>
-              <w:t xml:space="preserve"> Kramam</w:t>
+            <w:r>
+              <w:rPr>
+                <w:rFonts w:cs="Arial"/>
+                <w:b/>
+                <w:sz w:val="28"/>
+                <w:szCs w:val="32"/>
+              </w:rPr>
+              <w:t>T.S.6.3.2.3  – Kramam</w:t>
             </w:r>
           </w:p>
           <w:p>
@@ -12182,6 +12016,7 @@
                 <w:sz w:val="28"/>
                 <w:szCs w:val="32"/>
               </w:rPr>
+              <w:lastRenderedPageBreak/>
               <w:t>T.S.</w:t>
             </w:r>
             <w:r>
@@ -13429,7 +13264,6 @@
                 <w:sz w:val="28"/>
                 <w:szCs w:val="32"/>
               </w:rPr>
-              <w:lastRenderedPageBreak/>
               <w:t>T.S.6.3.3.6 – Kramam</w:t>
             </w:r>
           </w:p>
@@ -13957,25 +13791,14 @@
                 <w:szCs w:val="32"/>
               </w:rPr>
             </w:pPr>
-            <w:proofErr w:type="gramStart"/>
-            <w:r>
-              <w:rPr>
-                <w:rFonts w:cs="Arial"/>
-                <w:b/>
-                <w:sz w:val="28"/>
-                <w:szCs w:val="32"/>
-              </w:rPr>
-              <w:t>T.S.6.3.4.2  –</w:t>
-            </w:r>
-            <w:proofErr w:type="gramEnd"/>
-            <w:r>
-              <w:rPr>
-                <w:rFonts w:cs="Arial"/>
-                <w:b/>
-                <w:sz w:val="28"/>
-                <w:szCs w:val="32"/>
-              </w:rPr>
-              <w:t xml:space="preserve"> Kramam</w:t>
+            <w:r>
+              <w:rPr>
+                <w:rFonts w:cs="Arial"/>
+                <w:b/>
+                <w:sz w:val="28"/>
+                <w:szCs w:val="32"/>
+              </w:rPr>
+              <w:t>T.S.6.3.4.2  – Kramam</w:t>
             </w:r>
           </w:p>
           <w:p>
@@ -14728,25 +14551,14 @@
                 <w:szCs w:val="32"/>
               </w:rPr>
             </w:pPr>
-            <w:proofErr w:type="gramStart"/>
-            <w:r>
-              <w:rPr>
-                <w:rFonts w:cs="Arial"/>
-                <w:b/>
-                <w:sz w:val="28"/>
-                <w:szCs w:val="32"/>
-              </w:rPr>
-              <w:t>T.S.6.3.4.2  –</w:t>
-            </w:r>
-            <w:proofErr w:type="gramEnd"/>
-            <w:r>
-              <w:rPr>
-                <w:rFonts w:cs="Arial"/>
-                <w:b/>
-                <w:sz w:val="28"/>
-                <w:szCs w:val="32"/>
-              </w:rPr>
-              <w:t xml:space="preserve"> Kramam</w:t>
+            <w:r>
+              <w:rPr>
+                <w:rFonts w:cs="Arial"/>
+                <w:b/>
+                <w:sz w:val="28"/>
+                <w:szCs w:val="32"/>
+              </w:rPr>
+              <w:t>T.S.6.3.4.2  – Kramam</w:t>
             </w:r>
           </w:p>
           <w:p>
@@ -15344,25 +15156,14 @@
                 <w:szCs w:val="32"/>
               </w:rPr>
             </w:pPr>
-            <w:proofErr w:type="gramStart"/>
-            <w:r>
-              <w:rPr>
-                <w:rFonts w:cs="Arial"/>
-                <w:b/>
-                <w:sz w:val="28"/>
-                <w:szCs w:val="32"/>
-              </w:rPr>
-              <w:t>T.S.6.3.4.3  –</w:t>
-            </w:r>
-            <w:proofErr w:type="gramEnd"/>
-            <w:r>
-              <w:rPr>
-                <w:rFonts w:cs="Arial"/>
-                <w:b/>
-                <w:sz w:val="28"/>
-                <w:szCs w:val="32"/>
-              </w:rPr>
-              <w:t xml:space="preserve"> Kramam</w:t>
+            <w:r>
+              <w:rPr>
+                <w:rFonts w:cs="Arial"/>
+                <w:b/>
+                <w:sz w:val="28"/>
+                <w:szCs w:val="32"/>
+              </w:rPr>
+              <w:t>T.S.6.3.4.3  – Kramam</w:t>
             </w:r>
           </w:p>
           <w:p>
@@ -16006,25 +15807,15 @@
                 <w:szCs w:val="32"/>
               </w:rPr>
             </w:pPr>
-            <w:proofErr w:type="gramStart"/>
-            <w:r>
-              <w:rPr>
-                <w:rFonts w:cs="Arial"/>
-                <w:b/>
-                <w:sz w:val="28"/>
-                <w:szCs w:val="32"/>
-              </w:rPr>
-              <w:t>T.S.6.3.4.6  –</w:t>
-            </w:r>
-            <w:proofErr w:type="gramEnd"/>
-            <w:r>
-              <w:rPr>
-                <w:rFonts w:cs="Arial"/>
-                <w:b/>
-                <w:sz w:val="28"/>
-                <w:szCs w:val="32"/>
-              </w:rPr>
-              <w:t xml:space="preserve"> Kramam</w:t>
+            <w:r>
+              <w:rPr>
+                <w:rFonts w:cs="Arial"/>
+                <w:b/>
+                <w:sz w:val="28"/>
+                <w:szCs w:val="32"/>
+              </w:rPr>
+              <w:lastRenderedPageBreak/>
+              <w:t>T.S.6.3.4.6  – Kramam</w:t>
             </w:r>
           </w:p>
           <w:p>
@@ -16431,25 +16222,14 @@
                 <w:szCs w:val="32"/>
               </w:rPr>
             </w:pPr>
-            <w:proofErr w:type="gramStart"/>
-            <w:r>
-              <w:rPr>
-                <w:rFonts w:cs="Arial"/>
-                <w:b/>
-                <w:sz w:val="28"/>
-                <w:szCs w:val="32"/>
-              </w:rPr>
-              <w:t>T.S.6.3.4.8  –</w:t>
-            </w:r>
-            <w:proofErr w:type="gramEnd"/>
-            <w:r>
-              <w:rPr>
-                <w:rFonts w:cs="Arial"/>
-                <w:b/>
-                <w:sz w:val="28"/>
-                <w:szCs w:val="32"/>
-              </w:rPr>
-              <w:t xml:space="preserve"> Kramam</w:t>
+            <w:r>
+              <w:rPr>
+                <w:rFonts w:cs="Arial"/>
+                <w:b/>
+                <w:sz w:val="28"/>
+                <w:szCs w:val="32"/>
+              </w:rPr>
+              <w:t>T.S.6.3.4.8  – Kramam</w:t>
             </w:r>
           </w:p>
           <w:p>
@@ -17237,7 +17017,6 @@
                 <w:cs/>
                 <w:lang w:bidi="ta-IN"/>
               </w:rPr>
-              <w:lastRenderedPageBreak/>
               <w:t>ம்</w:t>
             </w:r>
             <w:r>
@@ -17351,7 +17130,6 @@
                 <w:cs/>
                 <w:lang w:bidi="ta-IN"/>
               </w:rPr>
-              <w:lastRenderedPageBreak/>
               <w:t>இதி</w:t>
             </w:r>
             <w:r>
@@ -18023,25 +17801,14 @@
                 <w:szCs w:val="32"/>
               </w:rPr>
             </w:pPr>
-            <w:proofErr w:type="gramStart"/>
-            <w:r>
-              <w:rPr>
-                <w:rFonts w:cs="Arial"/>
-                <w:b/>
-                <w:sz w:val="28"/>
-                <w:szCs w:val="32"/>
-              </w:rPr>
-              <w:t>T.S.6.3.8.3  –</w:t>
-            </w:r>
-            <w:proofErr w:type="gramEnd"/>
-            <w:r>
-              <w:rPr>
-                <w:rFonts w:cs="Arial"/>
-                <w:b/>
-                <w:sz w:val="28"/>
-                <w:szCs w:val="32"/>
-              </w:rPr>
-              <w:t xml:space="preserve"> Kramam</w:t>
+            <w:r>
+              <w:rPr>
+                <w:rFonts w:cs="Arial"/>
+                <w:b/>
+                <w:sz w:val="28"/>
+                <w:szCs w:val="32"/>
+              </w:rPr>
+              <w:t>T.S.6.3.8.3  – Kramam</w:t>
             </w:r>
           </w:p>
           <w:p>
@@ -18487,25 +18254,14 @@
                 <w:szCs w:val="32"/>
               </w:rPr>
             </w:pPr>
-            <w:proofErr w:type="gramStart"/>
-            <w:r>
-              <w:rPr>
-                <w:rFonts w:cs="Arial"/>
-                <w:b/>
-                <w:sz w:val="28"/>
-                <w:szCs w:val="32"/>
-              </w:rPr>
-              <w:t>T.S.6.3.8.4  –</w:t>
-            </w:r>
-            <w:proofErr w:type="gramEnd"/>
-            <w:r>
-              <w:rPr>
-                <w:rFonts w:cs="Arial"/>
-                <w:b/>
-                <w:sz w:val="28"/>
-                <w:szCs w:val="32"/>
-              </w:rPr>
-              <w:t xml:space="preserve"> Kramam</w:t>
+            <w:r>
+              <w:rPr>
+                <w:rFonts w:cs="Arial"/>
+                <w:b/>
+                <w:sz w:val="28"/>
+                <w:szCs w:val="32"/>
+              </w:rPr>
+              <w:t>T.S.6.3.8.4  – Kramam</w:t>
             </w:r>
           </w:p>
           <w:p>
@@ -18971,25 +18727,14 @@
                 <w:szCs w:val="32"/>
               </w:rPr>
             </w:pPr>
-            <w:proofErr w:type="gramStart"/>
-            <w:r>
-              <w:rPr>
-                <w:rFonts w:cs="Arial"/>
-                <w:b/>
-                <w:sz w:val="28"/>
-                <w:szCs w:val="32"/>
-              </w:rPr>
-              <w:t>T.S.6.3.9.5  –</w:t>
-            </w:r>
-            <w:proofErr w:type="gramEnd"/>
-            <w:r>
-              <w:rPr>
-                <w:rFonts w:cs="Arial"/>
-                <w:b/>
-                <w:sz w:val="28"/>
-                <w:szCs w:val="32"/>
-              </w:rPr>
-              <w:t xml:space="preserve"> Kramam</w:t>
+            <w:r>
+              <w:rPr>
+                <w:rFonts w:cs="Arial"/>
+                <w:b/>
+                <w:sz w:val="28"/>
+                <w:szCs w:val="32"/>
+              </w:rPr>
+              <w:t>T.S.6.3.9.5  – Kramam</w:t>
             </w:r>
           </w:p>
           <w:p>
@@ -19669,25 +19414,15 @@
                 <w:szCs w:val="32"/>
               </w:rPr>
             </w:pPr>
-            <w:proofErr w:type="gramStart"/>
-            <w:r>
-              <w:rPr>
-                <w:rFonts w:cs="Arial"/>
-                <w:b/>
-                <w:sz w:val="28"/>
-                <w:szCs w:val="32"/>
-              </w:rPr>
-              <w:t>T.S.6.3.10.2  –</w:t>
-            </w:r>
-            <w:proofErr w:type="gramEnd"/>
-            <w:r>
-              <w:rPr>
-                <w:rFonts w:cs="Arial"/>
-                <w:b/>
-                <w:sz w:val="28"/>
-                <w:szCs w:val="32"/>
-              </w:rPr>
-              <w:t xml:space="preserve"> Kramam</w:t>
+            <w:r>
+              <w:rPr>
+                <w:rFonts w:cs="Arial"/>
+                <w:b/>
+                <w:sz w:val="28"/>
+                <w:szCs w:val="32"/>
+              </w:rPr>
+              <w:lastRenderedPageBreak/>
+              <w:t>T.S.6.3.10.2  – Kramam</w:t>
             </w:r>
           </w:p>
           <w:p>
@@ -20751,7 +20486,6 @@
                 <w:sz w:val="28"/>
                 <w:szCs w:val="32"/>
               </w:rPr>
-              <w:lastRenderedPageBreak/>
               <w:t>T.S.6.3.11.5 – Kramam</w:t>
             </w:r>
           </w:p>
@@ -22020,16 +21754,7 @@
           <w:bCs/>
           <w:sz w:val="32"/>
         </w:rPr>
-        <w:t xml:space="preserve">replaced </w:t>
-      </w:r>
-      <w:proofErr w:type="gramStart"/>
-      <w:r>
-        <w:rPr>
-          <w:b/>
-          <w:bCs/>
-          <w:sz w:val="32"/>
-        </w:rPr>
-        <w:t>with</w:t>
+        <w:t>replaced with</w:t>
       </w:r>
       <w:r>
         <w:rPr>
@@ -22051,7 +21776,6 @@
         </w:rPr>
         <w:t>"</w:t>
       </w:r>
-      <w:proofErr w:type="gramEnd"/>
       <w:r>
         <w:rPr>
           <w:rFonts w:ascii="Latha" w:hAnsi="Latha" w:cs="Latha"/>
@@ -22102,30 +21826,6 @@
         <w:pBdr>
           <w:bottom w:val="double" w:sz="6" w:space="1" w:color="auto"/>
         </w:pBdr>
-        <w:jc w:val="center"/>
-        <w:rPr>
-          <w:b/>
-          <w:bCs/>
-          <w:sz w:val="32"/>
-          <w:szCs w:val="32"/>
-          <w:u w:val="single"/>
-        </w:rPr>
-      </w:pPr>
-    </w:p>
-    <w:p>
-      <w:pPr>
-        <w:jc w:val="center"/>
-        <w:rPr>
-          <w:b/>
-          <w:bCs/>
-          <w:sz w:val="32"/>
-          <w:szCs w:val="32"/>
-          <w:u w:val="single"/>
-        </w:rPr>
-      </w:pPr>
-    </w:p>
-    <w:p>
-      <w:pPr>
         <w:jc w:val="center"/>
         <w:rPr>
           <w:b/>
